--- a/deliverables/性能测试报告.docx
+++ b/deliverables/性能测试报告.docx
@@ -770,7 +770,7 @@
         <w:t xml:space="preserve">预演环境用于验证测试方法与工具链，实测稳态吞吐</w:t>
       </w:r>
       <w:r>
-        <w:t xml:space="preserve"> 70 </w:t>
+        <w:t xml:space="preserve"> 65.4 </w:t>
       </w:r>
       <w:r>
         <w:rPr>
@@ -4855,7 +4855,7 @@
         <w:t xml:space="preserve">堆更大），单分片稳态约</w:t>
       </w:r>
       <w:r>
-        <w:t xml:space="preserve"> 70 </w:t>
+        <w:t xml:space="preserve"> 65.4 </w:t>
       </w:r>
       <w:r>
         <w:rPr>

--- a/deliverables/性能测试报告.docx
+++ b/deliverables/性能测试报告.docx
@@ -15,7 +15,7 @@
             <w:pStyle w:val="TOCHeading"/>
           </w:pPr>
           <w:r>
-            <w:t xml:space="preserve">Table of Contents</w:t>
+            <w:t>目录</w:t>
           </w:r>
         </w:p>
         <w:p>
@@ -28,7 +28,7 @@
         </w:p>
       </w:sdtContent>
     </w:sdt>
-    <w:bookmarkStart w:id="27" w:name="通用流处理任务管理平台-性能测试报告"/>
+    <w:bookmarkStart w:id="30" w:name="_0e2a7216c4f6e2cd42e221f4f7690dd7f82631a"/>
     <w:p>
       <w:pPr>
         <w:pStyle w:val="Heading1"/>
@@ -49,7 +49,7 @@
         <w:t xml:space="preserve">性能测试报告</w:t>
       </w:r>
     </w:p>
-    <w:bookmarkStart w:id="9" w:name="测试目的"/>
+    <w:bookmarkStart w:id="9" w:name="_测试目的"/>
     <w:p>
       <w:pPr>
         <w:pStyle w:val="Heading2"/>
@@ -169,7 +169,7 @@
       </w:r>
     </w:p>
     <w:bookmarkEnd w:id="9"/>
-    <w:bookmarkStart w:id="12" w:name="测试环境"/>
+    <w:bookmarkStart w:id="12" w:name="_测试环境"/>
     <w:p>
       <w:pPr>
         <w:pStyle w:val="Heading2"/>
@@ -184,7 +184,7 @@
         <w:t xml:space="preserve">测试环境</w:t>
       </w:r>
     </w:p>
-    <w:bookmarkStart w:id="10" w:name="正式基准环境本报告数据来源"/>
+    <w:bookmarkStart w:id="10" w:name="_正式基准环境本报告数据来源"/>
     <w:p>
       <w:pPr>
         <w:pStyle w:val="Heading3"/>
@@ -543,25 +543,7 @@
         <w:rPr>
           <w:rFonts w:hint="eastAsia"/>
         </w:rPr>
-        <w:t xml:space="preserve">折算时吞吐预期受机械盘带宽（约</w:t>
-      </w:r>
-      <w:r>
-        <w:t xml:space="preserve"> </w:t>
-      </w:r>
-      <w:r>
-        <w:rPr>
-          <w:rFonts w:hint="eastAsia"/>
-        </w:rPr>
-        <w:t xml:space="preserve">100~150MB/s）约束，本报告</w:t>
-      </w:r>
-      <w:r>
-        <w:t xml:space="preserve"> §4.2 </w:t>
-      </w:r>
-      <w:r>
-        <w:rPr>
-          <w:rFonts w:hint="eastAsia"/>
-        </w:rPr>
-        <w:t xml:space="preserve">的</w:t>
+        <w:t xml:space="preserve">折算时吞吐上限会受机械盘带宽约束（顺序</w:t>
       </w:r>
       <w:r>
         <w:t xml:space="preserve"> I/O </w:t>
@@ -570,11 +552,113 @@
         <w:rPr>
           <w:rFonts w:hint="eastAsia"/>
         </w:rPr>
-        <w:t xml:space="preserve">饱和分析可直接套用。</w:t>
+        <w:t xml:space="preserve">经验值约</w:t>
+      </w:r>
+      <w:r>
+        <w:t xml:space="preserve"> </w:t>
+      </w:r>
+      <w:r>
+        <w:rPr>
+          <w:rFonts w:hint="eastAsia"/>
+        </w:rPr>
+        <w:t xml:space="preserve">100~150MB/s），本报告</w:t>
+      </w:r>
+      <w:r>
+        <w:t xml:space="preserve"> §4.3 </w:t>
+      </w:r>
+      <w:r>
+        <w:rPr>
+          <w:rFonts w:hint="eastAsia"/>
+        </w:rPr>
+        <w:t xml:space="preserve">的瓶颈分析方法可直接套用。</w:t>
+      </w:r>
+    </w:p>
+    <w:p>
+      <w:pPr>
+        <w:pStyle w:val="BlockText"/>
+      </w:pPr>
+      <w:r>
+        <w:rPr>
+          <w:rFonts w:hint="eastAsia"/>
+        </w:rPr>
+        <w:t xml:space="preserve">另有一台</w:t>
+      </w:r>
+      <w:r>
+        <w:rPr>
+          <w:rFonts w:hint="eastAsia"/>
+          <w:b/>
+          <w:bCs/>
+        </w:rPr>
+        <w:t xml:space="preserve">机械盘测试机</w:t>
+      </w:r>
+      <w:r>
+        <w:rPr>
+          <w:rFonts w:hint="eastAsia"/>
+        </w:rPr>
+        <w:t xml:space="preserve">（8</w:t>
+      </w:r>
+      <w:r>
+        <w:t xml:space="preserve"> vCPU / 28.4GB / </w:t>
+      </w:r>
+      <w:r>
+        <w:rPr>
+          <w:rFonts w:hint="eastAsia"/>
+        </w:rPr>
+        <w:t xml:space="preserve">ROTA=1）用于输入/输出控件测试、处理控件测试与</w:t>
+      </w:r>
+      <w:r>
+        <w:t xml:space="preserve"> </w:t>
+      </w:r>
+      <w:r>
+        <w:rPr>
+          <w:rFonts w:hint="eastAsia"/>
+        </w:rPr>
+        <w:t xml:space="preserve">数据质量异常测试（见</w:t>
+      </w:r>
+      <w:r>
+        <w:t xml:space="preserve"> </w:t>
+      </w:r>
+      <w:r>
+        <w:rPr>
+          <w:rFonts w:hint="eastAsia"/>
+        </w:rPr>
+        <w:t xml:space="preserve">docs/10、docs/11、docs/12），</w:t>
+      </w:r>
+      <w:r>
+        <w:t xml:space="preserve"> </w:t>
+      </w:r>
+      <w:r>
+        <w:rPr>
+          <w:rFonts w:hint="eastAsia"/>
+        </w:rPr>
+        <w:t xml:space="preserve">本报告的性能数字</w:t>
+      </w:r>
+      <w:r>
+        <w:rPr>
+          <w:rFonts w:hint="eastAsia"/>
+          <w:b/>
+          <w:bCs/>
+        </w:rPr>
+        <w:t xml:space="preserve">只来自上面这台基准环境</w:t>
+      </w:r>
+      <w:r>
+        <w:rPr>
+          <w:rFonts w:hint="eastAsia"/>
+        </w:rPr>
+        <w:t xml:space="preserve">，两台机器的吞吐不可直接对比——环境定义与原始</w:t>
+      </w:r>
+      <w:r>
+        <w:t xml:space="preserve"> </w:t>
+      </w:r>
+      <w:r>
+        <w:rPr>
+          <w:rFonts w:hint="eastAsia"/>
+        </w:rPr>
+        <w:t xml:space="preserve">采集输出统一见《部署文档·运行环境说明》。</w:t>
       </w:r>
     </w:p>
     <w:bookmarkEnd w:id="10"/>
-    <w:bookmarkStart w:id="11" w:name="预演环境方法验证用"/>
+    <w:bookmarkStart w:id="11" w:name="_预演环境方法验证用"/>
     <w:p>
       <w:pPr>
         <w:pStyle w:val="Heading3"/>
@@ -761,7 +845,7 @@
     </w:tbl>
     <w:p>
       <w:pPr>
-        <w:pStyle w:val="BodyText"/>
+        <w:pStyle w:val="FirstParagraph"/>
       </w:pPr>
       <w:r>
         <w:rPr>
@@ -802,7 +886,7 @@
     </w:p>
     <w:bookmarkEnd w:id="11"/>
     <w:bookmarkEnd w:id="12"/>
-    <w:bookmarkStart w:id="17" w:name="测试方案"/>
+    <w:bookmarkStart w:id="17" w:name="_测试方案"/>
     <w:p>
       <w:pPr>
         <w:pStyle w:val="Heading2"/>
@@ -817,7 +901,7 @@
         <w:t xml:space="preserve">测试方案</w:t>
       </w:r>
     </w:p>
-    <w:bookmarkStart w:id="13" w:name="测试场景"/>
+    <w:bookmarkStart w:id="13" w:name="_测试场景"/>
     <w:p>
       <w:pPr>
         <w:pStyle w:val="Heading3"/>
@@ -896,7 +980,7 @@
       </w:r>
     </w:p>
     <w:bookmarkEnd w:id="13"/>
-    <w:bookmarkStart w:id="14" w:name="测试数据"/>
+    <w:bookmarkStart w:id="14" w:name="_测试数据"/>
     <w:p>
       <w:pPr>
         <w:pStyle w:val="Heading3"/>
@@ -1115,7 +1199,7 @@
     </w:tbl>
     <w:p>
       <w:pPr>
-        <w:pStyle w:val="BodyText"/>
+        <w:pStyle w:val="FirstParagraph"/>
       </w:pPr>
       <w:r>
         <w:rPr>
@@ -1166,7 +1250,7 @@
       </w:r>
     </w:p>
     <w:bookmarkEnd w:id="14"/>
-    <w:bookmarkStart w:id="15" w:name="测试方法"/>
+    <w:bookmarkStart w:id="15" w:name="_测试方法"/>
     <w:p>
       <w:pPr>
         <w:pStyle w:val="Heading3"/>
@@ -1377,8 +1461,433 @@
         <w:t xml:space="preserve">调整。</w:t>
       </w:r>
     </w:p>
+    <w:p>
+      <w:pPr>
+        <w:pStyle w:val="BodyText"/>
+      </w:pPr>
+      <w:r>
+        <w:rPr>
+          <w:rFonts w:hint="eastAsia"/>
+          <w:b/>
+          <w:bCs/>
+        </w:rPr>
+        <w:t xml:space="preserve">测量口径（重要）</w:t>
+      </w:r>
+    </w:p>
+    <w:p>
+      <w:pPr>
+        <w:pStyle w:val="Compact"/>
+        <w:numPr>
+          <w:ilvl w:val="0"/>
+          <w:numId w:val="1003"/>
+        </w:numPr>
+      </w:pPr>
+      <w:r>
+        <w:t xml:space="preserve">§4 </w:t>
+      </w:r>
+      <w:r>
+        <w:rPr>
+          <w:rFonts w:hint="eastAsia"/>
+        </w:rPr>
+        <w:t xml:space="preserve">表格数值取自</w:t>
+      </w:r>
+      <w:r>
+        <w:t xml:space="preserve"> §2.1 </w:t>
+      </w:r>
+      <w:r>
+        <w:rPr>
+          <w:rFonts w:hint="eastAsia"/>
+        </w:rPr>
+        <w:t xml:space="preserve">基准环境的</w:t>
+      </w:r>
+      <w:r>
+        <w:rPr>
+          <w:rFonts w:hint="eastAsia"/>
+          <w:b/>
+          <w:bCs/>
+        </w:rPr>
+        <w:t xml:space="preserve">正式测试批次</w:t>
+      </w:r>
+      <w:r>
+        <w:rPr>
+          <w:rFonts w:hint="eastAsia"/>
+        </w:rPr>
+        <w:t xml:space="preserve">，为</w:t>
+      </w:r>
+      <w:r>
+        <w:rPr>
+          <w:rFonts w:hint="eastAsia"/>
+          <w:b/>
+          <w:bCs/>
+        </w:rPr>
+        <w:t xml:space="preserve">单次实测值</w:t>
+      </w:r>
+      <w:r>
+        <w:rPr>
+          <w:rFonts w:hint="eastAsia"/>
+        </w:rPr>
+        <w:t xml:space="preserve">，尚未做</w:t>
+      </w:r>
+      <w:r>
+        <w:t xml:space="preserve"> </w:t>
+      </w:r>
+      <w:r>
+        <w:rPr>
+          <w:rFonts w:hint="eastAsia"/>
+        </w:rPr>
+        <w:t xml:space="preserve">「多次运行取中位数</w:t>
+      </w:r>
+      <w:r>
+        <w:t xml:space="preserve"> + </w:t>
+      </w:r>
+      <w:r>
+        <w:rPr>
+          <w:rFonts w:hint="eastAsia"/>
+        </w:rPr>
+        <w:t xml:space="preserve">方差」统计，单次运行存在波动。</w:t>
+      </w:r>
+    </w:p>
+    <w:p>
+      <w:pPr>
+        <w:pStyle w:val="Compact"/>
+        <w:numPr>
+          <w:ilvl w:val="0"/>
+          <w:numId w:val="1003"/>
+        </w:numPr>
+      </w:pPr>
+      <w:r>
+        <w:rPr>
+          <w:rFonts w:hint="eastAsia"/>
+        </w:rPr>
+        <w:t xml:space="preserve">端到端耗时</w:t>
+      </w:r>
+      <w:r>
+        <w:rPr>
+          <w:rFonts w:hint="eastAsia"/>
+          <w:b/>
+          <w:bCs/>
+        </w:rPr>
+        <w:t xml:space="preserve">含平台固定开销</w:t>
+      </w:r>
+      <w:r>
+        <w:rPr>
+          <w:rFonts w:hint="eastAsia"/>
+        </w:rPr>
+        <w:t xml:space="preserve">（调度派发</w:t>
+      </w:r>
+      <w:r>
+        <w:t xml:space="preserve"> + JVM </w:t>
+      </w:r>
+      <w:r>
+        <w:rPr>
+          <w:rFonts w:hint="eastAsia"/>
+        </w:rPr>
+        <w:t xml:space="preserve">冷启动）。该开销未单独计时，</w:t>
+      </w:r>
+      <w:r>
+        <w:t xml:space="preserve"> </w:t>
+      </w:r>
+      <w:r>
+        <w:rPr>
+          <w:rFonts w:hint="eastAsia"/>
+        </w:rPr>
+        <w:t xml:space="preserve">由</w:t>
+      </w:r>
+      <w:r>
+        <w:t xml:space="preserve"> S </w:t>
+      </w:r>
+      <w:r>
+        <w:rPr>
+          <w:rFonts w:hint="eastAsia"/>
+        </w:rPr>
+        <w:t xml:space="preserve">档耗时与稳态吞吐反推，量级约</w:t>
+      </w:r>
+      <w:r>
+        <w:t xml:space="preserve"> </w:t>
+      </w:r>
+      <w:r>
+        <w:rPr>
+          <w:b/>
+          <w:bCs/>
+        </w:rPr>
+        <w:t xml:space="preserve">8~13s</w:t>
+      </w:r>
+      <w:r>
+        <w:rPr>
+          <w:rFonts w:hint="eastAsia"/>
+        </w:rPr>
+        <w:t xml:space="preserve">（见</w:t>
+      </w:r>
+      <w:r>
+        <w:t xml:space="preserve"> </w:t>
+      </w:r>
+      <w:r>
+        <w:rPr>
+          <w:rFonts w:hint="eastAsia"/>
+        </w:rPr>
+        <w:t xml:space="preserve">§4.1）。</w:t>
+      </w:r>
+    </w:p>
+    <w:p>
+      <w:pPr>
+        <w:pStyle w:val="Compact"/>
+        <w:numPr>
+          <w:ilvl w:val="0"/>
+          <w:numId w:val="1003"/>
+        </w:numPr>
+      </w:pPr>
+      <w:r>
+        <w:rPr>
+          <w:rFonts w:hint="eastAsia"/>
+        </w:rPr>
+        <w:t xml:space="preserve">早期</w:t>
+      </w:r>
+      <w:r>
+        <w:rPr>
+          <w:rFonts w:hint="eastAsia"/>
+          <w:b/>
+          <w:bCs/>
+        </w:rPr>
+        <w:t xml:space="preserve">彩排批次</w:t>
+      </w:r>
+      <w:r>
+        <w:rPr>
+          <w:rFonts w:hint="eastAsia"/>
+        </w:rPr>
+        <w:t xml:space="preserve">曾记录到不同的数值：1000</w:t>
+      </w:r>
+      <w:r>
+        <w:t xml:space="preserve"> </w:t>
+      </w:r>
+      <w:r>
+        <w:rPr>
+          <w:rFonts w:hint="eastAsia"/>
+        </w:rPr>
+        <w:t xml:space="preserve">万行</w:t>
+      </w:r>
+      <w:r>
+        <w:rPr>
+          <w:rFonts w:hint="eastAsia"/>
+          <w:b/>
+          <w:bCs/>
+        </w:rPr>
+        <w:t xml:space="preserve">单分片</w:t>
+      </w:r>
+      <w:r>
+        <w:rPr>
+          <w:b/>
+          <w:bCs/>
+        </w:rPr>
+        <w:t xml:space="preserve"> 58.8s</w:t>
+      </w:r>
+      <w:r>
+        <w:t xml:space="preserve">、1000 </w:t>
+      </w:r>
+      <w:r>
+        <w:rPr>
+          <w:rFonts w:hint="eastAsia"/>
+        </w:rPr>
+        <w:t xml:space="preserve">万行</w:t>
+      </w:r>
+      <w:r>
+        <w:t xml:space="preserve"> </w:t>
+      </w:r>
+      <w:r>
+        <w:rPr>
+          <w:b/>
+          <w:bCs/>
+        </w:rPr>
+        <w:t xml:space="preserve">4 </w:t>
+      </w:r>
+      <w:r>
+        <w:rPr>
+          <w:rFonts w:hint="eastAsia"/>
+          <w:b/>
+          <w:bCs/>
+        </w:rPr>
+        <w:t xml:space="preserve">分片</w:t>
+      </w:r>
+      <w:r>
+        <w:rPr>
+          <w:b/>
+          <w:bCs/>
+        </w:rPr>
+        <w:t xml:space="preserve"> 46s</w:t>
+      </w:r>
+      <w:r>
+        <w:rPr>
+          <w:rFonts w:hint="eastAsia"/>
+        </w:rPr>
+        <w:t xml:space="preserve">（彩排时为</w:t>
+      </w:r>
+      <w:r>
+        <w:t xml:space="preserve"> 3 </w:t>
+      </w:r>
+      <w:r>
+        <w:rPr>
+          <w:rFonts w:hint="eastAsia"/>
+        </w:rPr>
+        <w:t xml:space="preserve">Worker）。二者均属彩排口径，与正式批次环境不完全可比，</w:t>
+      </w:r>
+      <w:r>
+        <w:t xml:space="preserve"> </w:t>
+      </w:r>
+      <w:r>
+        <w:rPr>
+          <w:rFonts w:hint="eastAsia"/>
+          <w:b/>
+          <w:bCs/>
+        </w:rPr>
+        <w:t xml:space="preserve">一律不作为引用</w:t>
+      </w:r>
+      <w:r>
+        <w:t xml:space="preserve">。</w:t>
+      </w:r>
+    </w:p>
+    <w:p>
+      <w:pPr>
+        <w:pStyle w:val="Compact"/>
+        <w:numPr>
+          <w:ilvl w:val="0"/>
+          <w:numId w:val="1003"/>
+        </w:numPr>
+      </w:pPr>
+      <w:r>
+        <w:rPr>
+          <w:rFonts w:hint="eastAsia"/>
+        </w:rPr>
+        <w:t xml:space="preserve">表内数字可交叉验证自洽：各档位「写盘速率</w:t>
+      </w:r>
+      <w:r>
+        <w:t xml:space="preserve"> × </w:t>
+      </w:r>
+      <w:r>
+        <w:rPr>
+          <w:rFonts w:hint="eastAsia"/>
+        </w:rPr>
+        <w:t xml:space="preserve">端到端耗时」隐含的输出文件大小一致</w:t>
+      </w:r>
+      <w:r>
+        <w:t xml:space="preserve"> </w:t>
+      </w:r>
+      <w:r>
+        <w:rPr>
+          <w:rFonts w:hint="eastAsia"/>
+        </w:rPr>
+        <w:t xml:space="preserve">（M</w:t>
+      </w:r>
+      <w:r>
+        <w:t xml:space="preserve"> </w:t>
+      </w:r>
+      <w:r>
+        <w:rPr>
+          <w:rFonts w:hint="eastAsia"/>
+        </w:rPr>
+        <w:t xml:space="preserve">档</w:t>
+      </w:r>
+      <w:r>
+        <w:t xml:space="preserve"> 1357~1359MB、L </w:t>
+      </w:r>
+      <w:r>
+        <w:rPr>
+          <w:rFonts w:hint="eastAsia"/>
+        </w:rPr>
+        <w:t xml:space="preserve">档</w:t>
+      </w:r>
+      <w:r>
+        <w:t xml:space="preserve"> </w:t>
+      </w:r>
+      <w:r>
+        <w:rPr>
+          <w:rFonts w:hint="eastAsia"/>
+        </w:rPr>
+        <w:t xml:space="preserve">7344~7353MB，极差</w:t>
+      </w:r>
+      <w:r>
+        <w:t xml:space="preserve"> &lt; </w:t>
+      </w:r>
+      <w:r>
+        <w:rPr>
+          <w:rFonts w:hint="eastAsia"/>
+        </w:rPr>
+        <w:t xml:space="preserve">0.2%），说明表内耗时与写盘速率取自同一批次。</w:t>
+      </w:r>
+    </w:p>
+    <w:p>
+      <w:pPr>
+        <w:pStyle w:val="BlockText"/>
+      </w:pPr>
+      <w:r>
+        <w:rPr>
+          <w:rFonts w:hint="eastAsia"/>
+        </w:rPr>
+        <w:t xml:space="preserve">因此：本报告</w:t>
+      </w:r>
+      <w:r>
+        <w:t xml:space="preserve"> §4 </w:t>
+      </w:r>
+      <w:r>
+        <w:rPr>
+          <w:rFonts w:hint="eastAsia"/>
+        </w:rPr>
+        <w:t xml:space="preserve">的表格是性能数字的</w:t>
+      </w:r>
+      <w:r>
+        <w:rPr>
+          <w:rFonts w:hint="eastAsia"/>
+          <w:b/>
+          <w:bCs/>
+        </w:rPr>
+        <w:t xml:space="preserve">唯一权威来源</w:t>
+      </w:r>
+      <w:r>
+        <w:rPr>
+          <w:rFonts w:hint="eastAsia"/>
+        </w:rPr>
+        <w:t xml:space="preserve">。其他文档、答辩材料、演示录像与</w:t>
+      </w:r>
+      <w:r>
+        <w:t xml:space="preserve"> PPT</w:t>
+      </w:r>
+      <w:r>
+        <w:t xml:space="preserve"> </w:t>
+      </w:r>
+      <w:r>
+        <w:rPr>
+          <w:rFonts w:hint="eastAsia"/>
+        </w:rPr>
+        <w:t xml:space="preserve">引用性能数字时，一律与本报告对齐；如出现不一致，以本报告为准（并请同步修订对方文档）。</w:t>
+      </w:r>
+      <w:r>
+        <w:t xml:space="preserve"> </w:t>
+      </w:r>
+      <w:r>
+        <w:rPr>
+          <w:rFonts w:hint="eastAsia"/>
+        </w:rPr>
+        <w:t xml:space="preserve">全部数据可用</w:t>
+      </w:r>
+      <w:r>
+        <w:t xml:space="preserve"> </w:t>
+      </w:r>
+      <w:r>
+        <w:rPr>
+          <w:rStyle w:val="VerbatimChar"/>
+        </w:rPr>
+        <w:t xml:space="preserve">scripts/bench.sh</w:t>
+      </w:r>
+      <w:r>
+        <w:t xml:space="preserve"> </w:t>
+      </w:r>
+      <w:r>
+        <w:rPr>
+          <w:rFonts w:hint="eastAsia"/>
+        </w:rPr>
+        <w:t xml:space="preserve">在同规格环境一键复现。</w:t>
+      </w:r>
+    </w:p>
     <w:bookmarkEnd w:id="15"/>
-    <w:bookmarkStart w:id="16" w:name="指标体系"/>
+    <w:bookmarkStart w:id="16" w:name="_指标体系"/>
     <w:p>
       <w:pPr>
         <w:pStyle w:val="Heading3"/>
@@ -1613,7 +2122,7 @@
     </w:tbl>
     <w:bookmarkEnd w:id="16"/>
     <w:bookmarkEnd w:id="17"/>
-    <w:bookmarkStart w:id="22" w:name="测试结果正式基准环境"/>
+    <w:bookmarkStart w:id="25" w:name="_测试结果正式基准环境"/>
     <w:p>
       <w:pPr>
         <w:pStyle w:val="Heading2"/>
@@ -1628,7 +2137,7 @@
         <w:t xml:space="preserve">测试结果（正式基准环境）</w:t>
       </w:r>
     </w:p>
-    <w:bookmarkStart w:id="18" w:name="单分片基线并行度-1单-worker"/>
+    <w:bookmarkStart w:id="18" w:name="_10a26862dbc0b800ea9a45a800ffc9ddeefb016"/>
     <w:p>
       <w:pPr>
         <w:pStyle w:val="Heading3"/>
@@ -2016,7 +2525,7 @@
     </w:tbl>
     <w:p>
       <w:pPr>
-        <w:pStyle w:val="BodyText"/>
+        <w:pStyle w:val="FirstParagraph"/>
       </w:pPr>
       <w:r>
         <w:t xml:space="preserve">M、L </w:t>
@@ -2071,10 +2580,30 @@
           <w:rFonts w:hint="eastAsia"/>
         </w:rPr>
         <w:t xml:space="preserve">8~13s）在小数据量下占比过高。</w:t>
+      </w:r>
+    </w:p>
+    <w:p>
+      <w:pPr>
+        <w:pStyle w:val="BlockText"/>
+      </w:pPr>
+      <w:r>
+        <w:rPr>
+          <w:rFonts w:hint="eastAsia"/>
+        </w:rPr>
+        <w:t xml:space="preserve">上表为本报告采用的正式测试批次数值（测量口径见</w:t>
+      </w:r>
+      <w:r>
+        <w:t xml:space="preserve"> </w:t>
+      </w:r>
+      <w:r>
+        <w:rPr>
+          <w:rFonts w:hint="eastAsia"/>
+        </w:rPr>
+        <w:t xml:space="preserve">§3.3）；单次实测存在波动，引用时以本表为准。</w:t>
       </w:r>
     </w:p>
     <w:bookmarkEnd w:id="18"/>
-    <w:bookmarkStart w:id="19" w:name="横向扩展实测多分片-多-worker"/>
+    <w:bookmarkStart w:id="22" w:name="_e7375992acaa78953f8fc785daa9398e1cc7550"/>
     <w:p>
       <w:pPr>
         <w:pStyle w:val="Heading3"/>
@@ -2589,7 +3118,74 @@
     </w:tbl>
     <w:p>
       <w:pPr>
-        <w:pStyle w:val="BodyText"/>
+        <w:pStyle w:val="CaptionedFigure"/>
+      </w:pPr>
+      <w:r>
+        <w:drawing>
+          <wp:inline>
+            <wp:extent cx="5334000" cy="2350369"/>
+            <wp:effectExtent b="0" l="0" r="0" t="0"/>
+            <wp:docPr descr="图 4-1　横向扩展实测：端到端耗时与吞吐对比" title="" id="20" name="Picture"/>
+            <a:graphic>
+              <a:graphicData uri="http://schemas.openxmlformats.org/drawingml/2006/picture">
+                <pic:pic>
+                  <pic:nvPicPr>
+                    <pic:cNvPr descr="figures/fig-06-横向扩展.png" id="21" name="Picture"/>
+                    <pic:cNvPicPr>
+                      <a:picLocks noChangeArrowheads="1" noChangeAspect="1"/>
+                    </pic:cNvPicPr>
+                  </pic:nvPicPr>
+                  <pic:blipFill>
+                    <a:blip r:embed="rId19"/>
+                    <a:stretch>
+                      <a:fillRect/>
+                    </a:stretch>
+                  </pic:blipFill>
+                  <pic:spPr bwMode="auto">
+                    <a:xfrm>
+                      <a:off x="0" y="0"/>
+                      <a:ext cx="5334000" cy="2350369"/>
+                    </a:xfrm>
+                    <a:prstGeom prst="rect">
+                      <a:avLst/>
+                    </a:prstGeom>
+                    <a:noFill/>
+                    <a:ln w="9525">
+                      <a:noFill/>
+                      <a:headEnd/>
+                      <a:tailEnd/>
+                    </a:ln>
+                  </pic:spPr>
+                </pic:pic>
+              </a:graphicData>
+            </a:graphic>
+          </wp:inline>
+        </w:drawing>
+      </w:r>
+    </w:p>
+    <w:p>
+      <w:pPr>
+        <w:pStyle w:val="ImageCaption"/>
+      </w:pPr>
+      <w:r>
+        <w:rPr>
+          <w:rFonts w:hint="eastAsia"/>
+        </w:rPr>
+        <w:t xml:space="preserve">图</w:t>
+      </w:r>
+      <w:r>
+        <w:t xml:space="preserve"> 4-1　</w:t>
+      </w:r>
+      <w:r>
+        <w:rPr>
+          <w:rFonts w:hint="eastAsia"/>
+        </w:rPr>
+        <w:t xml:space="preserve">横向扩展实测：端到端耗时与吞吐对比</w:t>
+      </w:r>
+    </w:p>
+    <w:p>
+      <w:pPr>
+        <w:pStyle w:val="FirstParagraph"/>
       </w:pPr>
       <w:r>
         <w:rPr>
@@ -2603,7 +3199,7 @@
         <w:pStyle w:val="Compact"/>
         <w:numPr>
           <w:ilvl w:val="0"/>
-          <w:numId w:val="1003"/>
+          <w:numId w:val="1004"/>
         </w:numPr>
       </w:pPr>
       <w:r>
@@ -2649,16 +3245,7 @@
         <w:rPr>
           <w:rFonts w:hint="eastAsia"/>
         </w:rPr>
-        <w:t xml:space="preserve">28.6s），此时读写合计磁盘流量约</w:t>
-      </w:r>
-      <w:r>
-        <w:t xml:space="preserve"> </w:t>
-      </w:r>
-      <w:r>
-        <w:rPr>
-          <w:rFonts w:hint="eastAsia"/>
-        </w:rPr>
-        <w:t xml:space="preserve">90MB/s，</w:t>
+        <w:t xml:space="preserve">28.6s）。</w:t>
       </w:r>
       <w:r>
         <w:rPr>
@@ -2666,28 +3253,159 @@
           <w:b/>
           <w:bCs/>
         </w:rPr>
-        <w:t xml:space="preserve">已触及虚拟磁盘</w:t>
-      </w:r>
-      <w:r>
-        <w:rPr>
+        <w:t xml:space="preserve">这不是磁盘饱和</w:t>
+      </w:r>
+      <w:r>
+        <w:rPr>
+          <w:rFonts w:hint="eastAsia"/>
+        </w:rPr>
+        <w:t xml:space="preserve">：M</w:t>
+      </w:r>
+      <w:r>
+        <w:t xml:space="preserve"> </w:t>
+      </w:r>
+      <w:r>
+        <w:rPr>
+          <w:rFonts w:hint="eastAsia"/>
+        </w:rPr>
+        <w:t xml:space="preserve">档全部数据</w:t>
+      </w:r>
+      <w:r>
+        <w:t xml:space="preserve"> </w:t>
+      </w:r>
+      <w:r>
+        <w:rPr>
+          <w:rFonts w:hint="eastAsia"/>
+        </w:rPr>
+        <w:t xml:space="preserve">仅</w:t>
+      </w:r>
+      <w:r>
+        <w:t xml:space="preserve"> </w:t>
+      </w:r>
+      <w:r>
+        <w:rPr>
+          <w:rFonts w:hint="eastAsia"/>
+        </w:rPr>
+        <w:t xml:space="preserve">1.1GB，而同一套环境在</w:t>
+      </w:r>
+      <w:r>
+        <w:t xml:space="preserve"> L </w:t>
+      </w:r>
+      <w:r>
+        <w:rPr>
+          <w:rFonts w:hint="eastAsia"/>
+        </w:rPr>
+        <w:t xml:space="preserve">档（5.9GB）实测到</w:t>
+      </w:r>
+      <w:r>
+        <w:t xml:space="preserve"> 81.7MB/s </w:t>
+      </w:r>
+      <w:r>
+        <w:rPr>
+          <w:rFonts w:hint="eastAsia"/>
+        </w:rPr>
+        <w:t xml:space="preserve">写盘、§4.3</w:t>
+      </w:r>
+      <w:r>
+        <w:t xml:space="preserve"> </w:t>
+      </w:r>
+      <w:r>
+        <w:rPr>
+          <w:rFonts w:hint="eastAsia"/>
+        </w:rPr>
+        <w:t xml:space="preserve">的采样中</w:t>
+      </w:r>
+      <w:r>
+        <w:t xml:space="preserve"> iowait </w:t>
+      </w:r>
+      <w:r>
+        <w:rPr>
+          <w:rFonts w:hint="eastAsia"/>
+        </w:rPr>
+        <w:t xml:space="preserve">仅</w:t>
+      </w:r>
+      <w:r>
+        <w:t xml:space="preserve"> </w:t>
+      </w:r>
+      <w:r>
+        <w:rPr>
+          <w:rFonts w:hint="eastAsia"/>
+        </w:rPr>
+        <w:t xml:space="preserve">0.33%，</w:t>
+      </w:r>
+      <w:r>
+        <w:t xml:space="preserve"> </w:t>
+      </w:r>
+      <w:r>
+        <w:rPr>
+          <w:rFonts w:hint="eastAsia"/>
+        </w:rPr>
+        <w:t xml:space="preserve">磁盘远未到上限。真实原因是</w:t>
+      </w:r>
+      <w:r>
+        <w:rPr>
+          <w:rFonts w:hint="eastAsia"/>
           <w:b/>
           <w:bCs/>
         </w:rPr>
-        <w:t xml:space="preserve"> I/O </w:t>
-      </w:r>
-      <w:r>
-        <w:rPr>
-          <w:rFonts w:hint="eastAsia"/>
-          <w:b/>
-          <w:bCs/>
-        </w:rPr>
-        <w:t xml:space="preserve">饱和点</w:t>
-      </w:r>
-      <w:r>
-        <w:rPr>
-          <w:rFonts w:hint="eastAsia"/>
-        </w:rPr>
-        <w:t xml:space="preserve">，继续加节点无收益——扩展瓶颈收敛于磁盘，而非引擎；</w:t>
+        <w:t xml:space="preserve">分片粒度已到边际</w:t>
+      </w:r>
+      <w:r>
+        <w:t xml:space="preserve">——4 </w:t>
+      </w:r>
+      <w:r>
+        <w:rPr>
+          <w:rFonts w:hint="eastAsia"/>
+        </w:rPr>
+        <w:t xml:space="preserve">分片时每分片</w:t>
+      </w:r>
+      <w:r>
+        <w:t xml:space="preserve"> 250 </w:t>
+      </w:r>
+      <w:r>
+        <w:rPr>
+          <w:rFonts w:hint="eastAsia"/>
+        </w:rPr>
+        <w:t xml:space="preserve">万行、6</w:t>
+      </w:r>
+      <w:r>
+        <w:t xml:space="preserve"> </w:t>
+      </w:r>
+      <w:r>
+        <w:rPr>
+          <w:rFonts w:hint="eastAsia"/>
+        </w:rPr>
+        <w:t xml:space="preserve">分片时约</w:t>
+      </w:r>
+      <w:r>
+        <w:t xml:space="preserve"> </w:t>
+      </w:r>
+      <w:r>
+        <w:t xml:space="preserve">167 </w:t>
+      </w:r>
+      <w:r>
+        <w:rPr>
+          <w:rFonts w:hint="eastAsia"/>
+        </w:rPr>
+        <w:t xml:space="preserve">万行，而每个分片都要付一遍调度派发与</w:t>
+      </w:r>
+      <w:r>
+        <w:t xml:space="preserve"> JVM </w:t>
+      </w:r>
+      <w:r>
+        <w:rPr>
+          <w:rFonts w:hint="eastAsia"/>
+        </w:rPr>
+        <w:t xml:space="preserve">启停的固定开销，粒度越细这部分占比越高，</w:t>
+      </w:r>
+      <w:r>
+        <w:t xml:space="preserve"> </w:t>
+      </w:r>
+      <w:r>
+        <w:rPr>
+          <w:rFonts w:hint="eastAsia"/>
+        </w:rPr>
+        <w:t xml:space="preserve">抵消了并行读写带来的收益；</w:t>
       </w:r>
     </w:p>
     <w:p>
@@ -2695,7 +3413,7 @@
         <w:pStyle w:val="Compact"/>
         <w:numPr>
           <w:ilvl w:val="0"/>
-          <w:numId w:val="1003"/>
+          <w:numId w:val="1004"/>
         </w:numPr>
       </w:pPr>
       <w:r>
@@ -2705,7 +3423,7 @@
         <w:rPr>
           <w:rFonts w:hint="eastAsia"/>
         </w:rPr>
-        <w:t xml:space="preserve">档（5.9GB）顺序读写占比更高、调度开销摊薄，6</w:t>
+        <w:t xml:space="preserve">档（5.9GB）顺序读写占比更高、固定开销被摊薄，6</w:t>
       </w:r>
       <w:r>
         <w:t xml:space="preserve"> </w:t>
@@ -2776,7 +3494,7 @@
         <w:pStyle w:val="Compact"/>
         <w:numPr>
           <w:ilvl w:val="0"/>
-          <w:numId w:val="1003"/>
+          <w:numId w:val="1004"/>
         </w:numPr>
       </w:pPr>
       <w:r>
@@ -2804,8 +3522,63 @@
         <w:t xml:space="preserve">分片数（每分片各一行表头），数据无重复无丢失。</w:t>
       </w:r>
     </w:p>
-    <w:bookmarkEnd w:id="19"/>
-    <w:bookmarkStart w:id="20" w:name="瓶颈分析"/>
+    <w:p>
+      <w:pPr>
+        <w:pStyle w:val="FirstParagraph"/>
+      </w:pPr>
+      <w:r>
+        <w:rPr>
+          <w:rFonts w:hint="eastAsia"/>
+          <w:b/>
+          <w:bCs/>
+        </w:rPr>
+        <w:t xml:space="preserve">并行度选择建议</w:t>
+      </w:r>
+      <w:r>
+        <w:rPr>
+          <w:rFonts w:hint="eastAsia"/>
+        </w:rPr>
+        <w:t xml:space="preserve">（由前两条导出）：分片数应与数据量匹配，让每分片保持在数百万行量级；</w:t>
+      </w:r>
+      <w:r>
+        <w:t xml:space="preserve"> </w:t>
+      </w:r>
+      <w:r>
+        <w:rPr>
+          <w:rFonts w:hint="eastAsia"/>
+        </w:rPr>
+        <w:t xml:space="preserve">数据量小而并行度大时，调度与启停开销会吃掉并行收益（100</w:t>
+      </w:r>
+      <w:r>
+        <w:t xml:space="preserve"> </w:t>
+      </w:r>
+      <w:r>
+        <w:rPr>
+          <w:rFonts w:hint="eastAsia"/>
+        </w:rPr>
+        <w:t xml:space="preserve">万行档</w:t>
+      </w:r>
+      <w:r>
+        <w:t xml:space="preserve"> p1 </w:t>
+      </w:r>
+      <w:r>
+        <w:rPr>
+          <w:rFonts w:hint="eastAsia"/>
+        </w:rPr>
+        <w:t xml:space="preserve">与</w:t>
+      </w:r>
+      <w:r>
+        <w:t xml:space="preserve"> p4 </w:t>
+      </w:r>
+      <w:r>
+        <w:rPr>
+          <w:rFonts w:hint="eastAsia"/>
+        </w:rPr>
+        <w:t xml:space="preserve">打平即此原因）。</w:t>
+      </w:r>
+    </w:p>
+    <w:bookmarkEnd w:id="22"/>
+    <w:bookmarkStart w:id="23" w:name="_瓶颈分析"/>
     <w:p>
       <w:pPr>
         <w:pStyle w:val="Heading3"/>
@@ -3218,16 +3991,16 @@
               <w:rPr>
                 <w:rFonts w:hint="eastAsia"/>
               </w:rPr>
-              <w:t xml:space="preserve">单分片能力到顶后，按分片数横向扩展直至磁盘</w:t>
-            </w:r>
-            <w:r>
-              <w:t xml:space="preserve"> I/O </w:t>
-            </w:r>
-            <w:r>
-              <w:rPr>
-                <w:rFonts w:hint="eastAsia"/>
-              </w:rPr>
-              <w:t xml:space="preserve">饱和</w:t>
+              <w:t xml:space="preserve">单分片能力到顶后按分片数横向扩展；扩展上限由环境磁盘带宽决定（本环境实测峰值写盘</w:t>
+            </w:r>
+            <w:r>
+              <w:t xml:space="preserve"> </w:t>
+            </w:r>
+            <w:r>
+              <w:rPr>
+                <w:rFonts w:hint="eastAsia"/>
+              </w:rPr>
+              <w:t xml:space="preserve">81.7MB/s，尚未触及该上限）</w:t>
             </w:r>
           </w:p>
         </w:tc>
@@ -3235,7 +4008,7 @@
     </w:tbl>
     <w:p>
       <w:pPr>
-        <w:pStyle w:val="BodyText"/>
+        <w:pStyle w:val="FirstParagraph"/>
       </w:pPr>
       <w:r>
         <w:rPr>
@@ -3249,44 +4022,26 @@
           <w:b/>
           <w:bCs/>
         </w:rPr>
-        <w:t xml:space="preserve">平台吞吐上限取决于部署环境的磁盘性能，引擎本身不构成瓶颈</w:t>
-      </w:r>
-      <w:r>
-        <w:rPr>
-          <w:rFonts w:hint="eastAsia"/>
-        </w:rPr>
-        <w:t xml:space="preserve">；机械盘环境下扩展</w:t>
-      </w:r>
-      <w:r>
-        <w:t xml:space="preserve"> </w:t>
-      </w:r>
-      <w:r>
-        <w:rPr>
-          <w:rFonts w:hint="eastAsia"/>
-        </w:rPr>
-        <w:t xml:space="preserve">收益会更早收敛（I/O</w:t>
-      </w:r>
-      <w:r>
-        <w:t xml:space="preserve"> </w:t>
-      </w:r>
-      <w:r>
-        <w:rPr>
-          <w:rFonts w:hint="eastAsia"/>
-        </w:rPr>
-        <w:t xml:space="preserve">饱和点更低），这与</w:t>
-      </w:r>
-      <w:r>
-        <w:t xml:space="preserve"> §4.2 </w:t>
-      </w:r>
-      <w:r>
-        <w:rPr>
-          <w:rFonts w:hint="eastAsia"/>
-        </w:rPr>
-        <w:t xml:space="preserve">的实测规律一致。</w:t>
+        <w:t xml:space="preserve">单分片吞吐由单条流水线的串行处理能力决定，引擎本身不构成瓶颈</w:t>
+      </w:r>
+      <w:r>
+        <w:rPr>
+          <w:rFonts w:hint="eastAsia"/>
+        </w:rPr>
+        <w:t xml:space="preserve">；横向扩展的净收益</w:t>
+      </w:r>
+      <w:r>
+        <w:t xml:space="preserve"> </w:t>
+      </w:r>
+      <w:r>
+        <w:rPr>
+          <w:rFonts w:hint="eastAsia"/>
+        </w:rPr>
+        <w:t xml:space="preserve">取决于「并行收益」与「分片固定开销」的比值（§4.2），并最终受部署环境的磁盘带宽约束。</w:t>
       </w:r>
     </w:p>
-    <w:bookmarkEnd w:id="20"/>
-    <w:bookmarkStart w:id="21" w:name="kafka-redis-真实中间件实测"/>
+    <w:bookmarkEnd w:id="23"/>
+    <w:bookmarkStart w:id="24" w:name="_b9efb08410e25dbdaf2cdedae59b61c08e07558"/>
     <w:p>
       <w:pPr>
         <w:pStyle w:val="Heading3"/>
@@ -3657,9 +4412,9 @@
         </w:tc>
       </w:tr>
     </w:tbl>
-    <w:bookmarkEnd w:id="21"/>
-    <w:bookmarkEnd w:id="22"/>
-    <w:bookmarkStart w:id="23" w:name="横向扩展支撑机制"/>
+    <w:bookmarkEnd w:id="24"/>
+    <w:bookmarkEnd w:id="25"/>
+    <w:bookmarkStart w:id="26" w:name="_横向扩展支撑机制"/>
     <w:p>
       <w:pPr>
         <w:pStyle w:val="Heading2"/>
@@ -3672,300 +4427,6 @@
           <w:rFonts w:hint="eastAsia"/>
         </w:rPr>
         <w:t xml:space="preserve">横向扩展支撑机制</w:t>
-      </w:r>
-    </w:p>
-    <w:p>
-      <w:pPr>
-        <w:pStyle w:val="Compact"/>
-        <w:numPr>
-          <w:ilvl w:val="0"/>
-          <w:numId w:val="1004"/>
-        </w:numPr>
-      </w:pPr>
-      <w:r>
-        <w:rPr>
-          <w:rFonts w:hint="eastAsia"/>
-          <w:b/>
-          <w:bCs/>
-        </w:rPr>
-        <w:t xml:space="preserve">作业分片</w:t>
-      </w:r>
-      <w:r>
-        <w:rPr>
-          <w:rFonts w:hint="eastAsia"/>
-        </w:rPr>
-        <w:t xml:space="preserve">：并行度</w:t>
-      </w:r>
-      <w:r>
-        <w:t xml:space="preserve"> N </w:t>
-      </w:r>
-      <w:r>
-        <w:rPr>
-          <w:rFonts w:hint="eastAsia"/>
-        </w:rPr>
-        <w:t xml:space="preserve">的作业拆为</w:t>
-      </w:r>
-      <w:r>
-        <w:t xml:space="preserve"> N </w:t>
-      </w:r>
-      <w:r>
-        <w:rPr>
-          <w:rFonts w:hint="eastAsia"/>
-        </w:rPr>
-        <w:t xml:space="preserve">个分片，调度器按负载最少优先派发给在线</w:t>
-      </w:r>
-      <w:r>
-        <w:t xml:space="preserve"> </w:t>
-      </w:r>
-      <w:r>
-        <w:rPr>
-          <w:rFonts w:hint="eastAsia"/>
-        </w:rPr>
-        <w:t xml:space="preserve">Worker；</w:t>
-      </w:r>
-    </w:p>
-    <w:p>
-      <w:pPr>
-        <w:pStyle w:val="Compact"/>
-        <w:numPr>
-          <w:ilvl w:val="0"/>
-          <w:numId w:val="1004"/>
-        </w:numPr>
-      </w:pPr>
-      <w:r>
-        <w:rPr>
-          <w:rFonts w:hint="eastAsia"/>
-          <w:b/>
-          <w:bCs/>
-        </w:rPr>
-        <w:t xml:space="preserve">文件字节切片</w:t>
-      </w:r>
-      <w:r>
-        <w:rPr>
-          <w:rFonts w:hint="eastAsia"/>
-        </w:rPr>
-        <w:t xml:space="preserve">：csv/hdfs</w:t>
-      </w:r>
-      <w:r>
-        <w:t xml:space="preserve"> </w:t>
-      </w:r>
-      <w:r>
-        <w:rPr>
-          <w:rFonts w:hint="eastAsia"/>
-        </w:rPr>
-        <w:t xml:space="preserve">输入按字节区间切分（行边界对齐），多</w:t>
-      </w:r>
-      <w:r>
-        <w:t xml:space="preserve"> Worker </w:t>
-      </w:r>
-      <w:r>
-        <w:rPr>
-          <w:rFonts w:hint="eastAsia"/>
-        </w:rPr>
-        <w:t xml:space="preserve">并行读同一文件的</w:t>
-      </w:r>
-      <w:r>
-        <w:t xml:space="preserve"> </w:t>
-      </w:r>
-      <w:r>
-        <w:rPr>
-          <w:rFonts w:hint="eastAsia"/>
-        </w:rPr>
-        <w:t xml:space="preserve">不同区段，实测</w:t>
-      </w:r>
-      <w:r>
-        <w:t xml:space="preserve"> 100 </w:t>
-      </w:r>
-      <w:r>
-        <w:rPr>
-          <w:rFonts w:hint="eastAsia"/>
-        </w:rPr>
-        <w:t xml:space="preserve">万行</w:t>
-      </w:r>
-      <w:r>
-        <w:t xml:space="preserve"> 4 </w:t>
-      </w:r>
-      <w:r>
-        <w:rPr>
-          <w:rFonts w:hint="eastAsia"/>
-        </w:rPr>
-        <w:t xml:space="preserve">分片行号级校验无重复无丢失；</w:t>
-      </w:r>
-    </w:p>
-    <w:p>
-      <w:pPr>
-        <w:pStyle w:val="Compact"/>
-        <w:numPr>
-          <w:ilvl w:val="0"/>
-          <w:numId w:val="1004"/>
-        </w:numPr>
-      </w:pPr>
-      <w:r>
-        <w:rPr>
-          <w:b/>
-          <w:bCs/>
-        </w:rPr>
-        <w:t xml:space="preserve">Kafka </w:t>
-      </w:r>
-      <w:r>
-        <w:rPr>
-          <w:rFonts w:hint="eastAsia"/>
-          <w:b/>
-          <w:bCs/>
-        </w:rPr>
-        <w:t xml:space="preserve">分区消费</w:t>
-      </w:r>
-      <w:r>
-        <w:rPr>
-          <w:rFonts w:hint="eastAsia"/>
-        </w:rPr>
-        <w:t xml:space="preserve">：分片与</w:t>
-      </w:r>
-      <w:r>
-        <w:t xml:space="preserve"> topic </w:t>
-      </w:r>
-      <w:r>
-        <w:rPr>
-          <w:rFonts w:hint="eastAsia"/>
-        </w:rPr>
-        <w:t xml:space="preserve">分区一一对应，吞吐随分区数近线性增长；</w:t>
-      </w:r>
-    </w:p>
-    <w:p>
-      <w:pPr>
-        <w:pStyle w:val="Compact"/>
-        <w:numPr>
-          <w:ilvl w:val="0"/>
-          <w:numId w:val="1004"/>
-        </w:numPr>
-      </w:pPr>
-      <w:r>
-        <w:rPr>
-          <w:rFonts w:hint="eastAsia"/>
-          <w:b/>
-          <w:bCs/>
-        </w:rPr>
-        <w:t xml:space="preserve">故障自愈</w:t>
-      </w:r>
-      <w:r>
-        <w:rPr>
-          <w:rFonts w:hint="eastAsia"/>
-        </w:rPr>
-        <w:t xml:space="preserve">：Worker</w:t>
-      </w:r>
-      <w:r>
-        <w:t xml:space="preserve"> </w:t>
-      </w:r>
-      <w:r>
-        <w:rPr>
-          <w:rFonts w:hint="eastAsia"/>
-        </w:rPr>
-        <w:t xml:space="preserve">心跳超时</w:t>
-      </w:r>
-      <w:r>
-        <w:t xml:space="preserve"> </w:t>
-      </w:r>
-      <w:r>
-        <w:rPr>
-          <w:rFonts w:hint="eastAsia"/>
-        </w:rPr>
-        <w:t xml:space="preserve">30s，其分片自动重置并重新派发；fencing</w:t>
-      </w:r>
-      <w:r>
-        <w:t xml:space="preserve"> token </w:t>
-      </w:r>
-      <w:r>
-        <w:rPr>
-          <w:rFonts w:hint="eastAsia"/>
-        </w:rPr>
-        <w:t xml:space="preserve">防止旧</w:t>
-      </w:r>
-      <w:r>
-        <w:t xml:space="preserve"> Worker</w:t>
-      </w:r>
-      <w:r>
-        <w:t xml:space="preserve"> </w:t>
-      </w:r>
-      <w:r>
-        <w:rPr>
-          <w:rFonts w:hint="eastAsia"/>
-        </w:rPr>
-        <w:t xml:space="preserve">复活后重复提交；</w:t>
-      </w:r>
-    </w:p>
-    <w:p>
-      <w:pPr>
-        <w:pStyle w:val="Compact"/>
-        <w:numPr>
-          <w:ilvl w:val="0"/>
-          <w:numId w:val="1004"/>
-        </w:numPr>
-      </w:pPr>
-      <w:r>
-        <w:rPr>
-          <w:rFonts w:hint="eastAsia"/>
-          <w:b/>
-          <w:bCs/>
-        </w:rPr>
-        <w:t xml:space="preserve">断点续传</w:t>
-      </w:r>
-      <w:r>
-        <w:rPr>
-          <w:rFonts w:hint="eastAsia"/>
-        </w:rPr>
-        <w:t xml:space="preserve">：分片进度（progress）定期落库，Worker</w:t>
-      </w:r>
-      <w:r>
-        <w:t xml:space="preserve"> </w:t>
-      </w:r>
-      <w:r>
-        <w:rPr>
-          <w:rFonts w:hint="eastAsia"/>
-        </w:rPr>
-        <w:t xml:space="preserve">重启后从断点继续，at-least-once</w:t>
-      </w:r>
-      <w:r>
-        <w:t xml:space="preserve"> </w:t>
-      </w:r>
-      <w:r>
-        <w:rPr>
-          <w:rFonts w:hint="eastAsia"/>
-        </w:rPr>
-        <w:t xml:space="preserve">语义</w:t>
-      </w:r>
-      <w:r>
-        <w:t xml:space="preserve"> </w:t>
-      </w:r>
-      <w:r>
-        <w:rPr>
-          <w:rFonts w:hint="eastAsia"/>
-        </w:rPr>
-        <w:t xml:space="preserve">配合幂等</w:t>
-      </w:r>
-      <w:r>
-        <w:t xml:space="preserve"> Sink </w:t>
-      </w:r>
-      <w:r>
-        <w:rPr>
-          <w:rFonts w:hint="eastAsia"/>
-        </w:rPr>
-        <w:t xml:space="preserve">保证结果正确。</w:t>
-      </w:r>
-    </w:p>
-    <w:bookmarkEnd w:id="23"/>
-    <w:bookmarkStart w:id="24" w:name="结论"/>
-    <w:p>
-      <w:pPr>
-        <w:pStyle w:val="Heading2"/>
-      </w:pPr>
-      <w:r>
-        <w:t xml:space="preserve">6. </w:t>
-      </w:r>
-      <w:r>
-        <w:rPr>
-          <w:rFonts w:hint="eastAsia"/>
-        </w:rPr>
-        <w:t xml:space="preserve">结论</w:t>
       </w:r>
     </w:p>
     <w:p>
@@ -3979,101 +4440,43 @@
       <w:r>
         <w:rPr>
           <w:rFonts w:hint="eastAsia"/>
-        </w:rPr>
-        <w:t xml:space="preserve">正式基准环境（8vCPU/24GB</w:t>
-      </w:r>
-      <w:r>
-        <w:t xml:space="preserve"> </w:t>
-      </w:r>
-      <w:r>
-        <w:rPr>
-          <w:rFonts w:hint="eastAsia"/>
-        </w:rPr>
-        <w:t xml:space="preserve">虚拟机，全容器化部署）实测：5000</w:t>
-      </w:r>
-      <w:r>
-        <w:t xml:space="preserve"> </w:t>
-      </w:r>
-      <w:r>
-        <w:rPr>
-          <w:rFonts w:hint="eastAsia"/>
-        </w:rPr>
-        <w:t xml:space="preserve">万行（5.9GB）赛题指定场景，</w:t>
-      </w:r>
-      <w:r>
-        <w:t xml:space="preserve"> </w:t>
-      </w:r>
-      <w:r>
-        <w:rPr>
-          <w:rFonts w:hint="eastAsia"/>
-        </w:rPr>
-        <w:t xml:space="preserve">单分片端到端</w:t>
-      </w:r>
-      <w:r>
-        <w:t xml:space="preserve"> </w:t>
-      </w:r>
-      <w:r>
-        <w:rPr>
-          <w:rFonts w:hint="eastAsia"/>
-        </w:rPr>
-        <w:t xml:space="preserve">251.5s；6</w:t>
-      </w:r>
-      <w:r>
-        <w:t xml:space="preserve"> </w:t>
-      </w:r>
-      <w:r>
-        <w:rPr>
-          <w:rFonts w:hint="eastAsia"/>
-        </w:rPr>
-        <w:t xml:space="preserve">分片</w:t>
-      </w:r>
-      <w:r>
-        <w:t xml:space="preserve"> 3 Worker </w:t>
-      </w:r>
-      <w:r>
-        <w:rPr>
-          <w:rFonts w:hint="eastAsia"/>
-        </w:rPr>
-        <w:t xml:space="preserve">横向扩展后</w:t>
-      </w:r>
-      <w:r>
-        <w:t xml:space="preserve"> </w:t>
-      </w:r>
-      <w:r>
-        <w:rPr>
-          <w:rFonts w:hint="eastAsia"/>
           <w:b/>
           <w:bCs/>
         </w:rPr>
-        <w:t xml:space="preserve">90.0s，吞吐</w:t>
-      </w:r>
-      <w:r>
-        <w:rPr>
-          <w:b/>
-          <w:bCs/>
-        </w:rPr>
-        <w:t xml:space="preserve"> 55.6 </w:t>
-      </w:r>
-      <w:r>
-        <w:rPr>
-          <w:rFonts w:hint="eastAsia"/>
-          <w:b/>
-          <w:bCs/>
-        </w:rPr>
-        <w:t xml:space="preserve">万行/s，写盘</w:t>
-      </w:r>
-      <w:r>
-        <w:rPr>
-          <w:b/>
-          <w:bCs/>
-        </w:rPr>
-        <w:t xml:space="preserve"> 81.7MB/s</w:t>
-      </w:r>
-      <w:r>
-        <w:rPr>
-          <w:rFonts w:hint="eastAsia"/>
-        </w:rPr>
-        <w:t xml:space="preserve">；</w:t>
+        <w:t xml:space="preserve">作业分片</w:t>
+      </w:r>
+      <w:r>
+        <w:rPr>
+          <w:rFonts w:hint="eastAsia"/>
+        </w:rPr>
+        <w:t xml:space="preserve">：并行度</w:t>
+      </w:r>
+      <w:r>
+        <w:t xml:space="preserve"> N </w:t>
+      </w:r>
+      <w:r>
+        <w:rPr>
+          <w:rFonts w:hint="eastAsia"/>
+        </w:rPr>
+        <w:t xml:space="preserve">的作业拆为</w:t>
+      </w:r>
+      <w:r>
+        <w:t xml:space="preserve"> N </w:t>
+      </w:r>
+      <w:r>
+        <w:rPr>
+          <w:rFonts w:hint="eastAsia"/>
+        </w:rPr>
+        <w:t xml:space="preserve">个分片，调度器按负载最少优先派发给在线</w:t>
+      </w:r>
+      <w:r>
+        <w:t xml:space="preserve"> </w:t>
+      </w:r>
+      <w:r>
+        <w:rPr>
+          <w:rFonts w:hint="eastAsia"/>
+        </w:rPr>
+        <w:t xml:space="preserve">Worker；</w:t>
       </w:r>
     </w:p>
     <w:p>
@@ -4087,47 +4490,61 @@
       <w:r>
         <w:rPr>
           <w:rFonts w:hint="eastAsia"/>
-        </w:rPr>
-        <w:t xml:space="preserve">引擎采用流水线</w:t>
-      </w:r>
-      <w:r>
-        <w:t xml:space="preserve"> + </w:t>
-      </w:r>
-      <w:r>
-        <w:rPr>
-          <w:rFonts w:hint="eastAsia"/>
-        </w:rPr>
-        <w:t xml:space="preserve">批处理</w:t>
-      </w:r>
-      <w:r>
-        <w:t xml:space="preserve"> + </w:t>
-      </w:r>
-      <w:r>
-        <w:rPr>
-          <w:rFonts w:hint="eastAsia"/>
-        </w:rPr>
-        <w:t xml:space="preserve">大块缓冲</w:t>
-      </w:r>
-      <w:r>
-        <w:t xml:space="preserve"> I/O </w:t>
-      </w:r>
-      <w:r>
-        <w:rPr>
-          <w:rFonts w:hint="eastAsia"/>
-        </w:rPr>
-        <w:t xml:space="preserve">设计，瓶颈收敛于磁盘物理性能：多分片扩展在触及</w:t>
-      </w:r>
-      <w:r>
-        <w:t xml:space="preserve"> </w:t>
-      </w:r>
-      <w:r>
-        <w:t xml:space="preserve">I/O </w:t>
-      </w:r>
-      <w:r>
-        <w:rPr>
-          <w:rFonts w:hint="eastAsia"/>
-        </w:rPr>
-        <w:t xml:space="preserve">饱和点前近似线性，之后加节点无收益——实测数据完整呈现了这一规律；</w:t>
+          <w:b/>
+          <w:bCs/>
+        </w:rPr>
+        <w:t xml:space="preserve">文件字节切片</w:t>
+      </w:r>
+      <w:r>
+        <w:rPr>
+          <w:rFonts w:hint="eastAsia"/>
+        </w:rPr>
+        <w:t xml:space="preserve">：csv/hdfs</w:t>
+      </w:r>
+      <w:r>
+        <w:t xml:space="preserve"> </w:t>
+      </w:r>
+      <w:r>
+        <w:rPr>
+          <w:rFonts w:hint="eastAsia"/>
+        </w:rPr>
+        <w:t xml:space="preserve">输入按字节区间切分（行边界对齐），多</w:t>
+      </w:r>
+      <w:r>
+        <w:t xml:space="preserve"> Worker </w:t>
+      </w:r>
+      <w:r>
+        <w:rPr>
+          <w:rFonts w:hint="eastAsia"/>
+        </w:rPr>
+        <w:t xml:space="preserve">并行读同一文件的</w:t>
+      </w:r>
+      <w:r>
+        <w:t xml:space="preserve"> </w:t>
+      </w:r>
+      <w:r>
+        <w:rPr>
+          <w:rFonts w:hint="eastAsia"/>
+        </w:rPr>
+        <w:t xml:space="preserve">不同区段，实测</w:t>
+      </w:r>
+      <w:r>
+        <w:t xml:space="preserve"> 100 </w:t>
+      </w:r>
+      <w:r>
+        <w:rPr>
+          <w:rFonts w:hint="eastAsia"/>
+        </w:rPr>
+        <w:t xml:space="preserve">万行</w:t>
+      </w:r>
+      <w:r>
+        <w:t xml:space="preserve"> 4 </w:t>
+      </w:r>
+      <w:r>
+        <w:rPr>
+          <w:rFonts w:hint="eastAsia"/>
+        </w:rPr>
+        <w:t xml:space="preserve">分片行号级校验无重复无丢失；</w:t>
       </w:r>
     </w:p>
     <w:p>
@@ -4139,22 +4556,34 @@
         </w:numPr>
       </w:pPr>
       <w:r>
+        <w:rPr>
+          <w:b/>
+          <w:bCs/>
+        </w:rPr>
         <w:t xml:space="preserve">Kafka </w:t>
       </w:r>
       <w:r>
         <w:rPr>
           <w:rFonts w:hint="eastAsia"/>
-        </w:rPr>
-        <w:t xml:space="preserve">读写、Redis</w:t>
-      </w:r>
-      <w:r>
-        <w:t xml:space="preserve"> </w:t>
-      </w:r>
-      <w:r>
-        <w:rPr>
-          <w:rFonts w:hint="eastAsia"/>
-        </w:rPr>
-        <w:t xml:space="preserve">补数在真实中间件环境全部验证通过，输出字节级核对无误；</w:t>
+          <w:b/>
+          <w:bCs/>
+        </w:rPr>
+        <w:t xml:space="preserve">分区消费</w:t>
+      </w:r>
+      <w:r>
+        <w:rPr>
+          <w:rFonts w:hint="eastAsia"/>
+        </w:rPr>
+        <w:t xml:space="preserve">：分片与</w:t>
+      </w:r>
+      <w:r>
+        <w:t xml:space="preserve"> topic </w:t>
+      </w:r>
+      <w:r>
+        <w:rPr>
+          <w:rFonts w:hint="eastAsia"/>
+        </w:rPr>
+        <w:t xml:space="preserve">分区一一对应，吞吐随分区数增长（并行度不宜超过分区数，否则空转）；</w:t>
       </w:r>
     </w:p>
     <w:p>
@@ -4168,8 +4597,489 @@
       <w:r>
         <w:rPr>
           <w:rFonts w:hint="eastAsia"/>
-        </w:rPr>
-        <w:t xml:space="preserve">按赛题建议的机械盘环境折算，磁盘带宽（约</w:t>
+          <w:b/>
+          <w:bCs/>
+        </w:rPr>
+        <w:t xml:space="preserve">故障自愈</w:t>
+      </w:r>
+      <w:r>
+        <w:rPr>
+          <w:rFonts w:hint="eastAsia"/>
+        </w:rPr>
+        <w:t xml:space="preserve">：Worker</w:t>
+      </w:r>
+      <w:r>
+        <w:t xml:space="preserve"> </w:t>
+      </w:r>
+      <w:r>
+        <w:rPr>
+          <w:rFonts w:hint="eastAsia"/>
+        </w:rPr>
+        <w:t xml:space="preserve">心跳超时</w:t>
+      </w:r>
+      <w:r>
+        <w:t xml:space="preserve"> </w:t>
+      </w:r>
+      <w:r>
+        <w:rPr>
+          <w:rFonts w:hint="eastAsia"/>
+        </w:rPr>
+        <w:t xml:space="preserve">30s，其分片自动重置并重新派发；fencing</w:t>
+      </w:r>
+      <w:r>
+        <w:t xml:space="preserve"> token </w:t>
+      </w:r>
+      <w:r>
+        <w:rPr>
+          <w:rFonts w:hint="eastAsia"/>
+        </w:rPr>
+        <w:t xml:space="preserve">防止旧</w:t>
+      </w:r>
+      <w:r>
+        <w:t xml:space="preserve"> Worker</w:t>
+      </w:r>
+      <w:r>
+        <w:t xml:space="preserve"> </w:t>
+      </w:r>
+      <w:r>
+        <w:rPr>
+          <w:rFonts w:hint="eastAsia"/>
+        </w:rPr>
+        <w:t xml:space="preserve">复活后重复提交；</w:t>
+      </w:r>
+    </w:p>
+    <w:p>
+      <w:pPr>
+        <w:pStyle w:val="Compact"/>
+        <w:numPr>
+          <w:ilvl w:val="0"/>
+          <w:numId w:val="1005"/>
+        </w:numPr>
+      </w:pPr>
+      <w:r>
+        <w:rPr>
+          <w:rFonts w:hint="eastAsia"/>
+          <w:b/>
+          <w:bCs/>
+        </w:rPr>
+        <w:t xml:space="preserve">断点续传</w:t>
+      </w:r>
+      <w:r>
+        <w:rPr>
+          <w:rFonts w:hint="eastAsia"/>
+        </w:rPr>
+        <w:t xml:space="preserve">：分片进度（progress）定期落库，Worker</w:t>
+      </w:r>
+      <w:r>
+        <w:t xml:space="preserve"> </w:t>
+      </w:r>
+      <w:r>
+        <w:rPr>
+          <w:rFonts w:hint="eastAsia"/>
+        </w:rPr>
+        <w:t xml:space="preserve">重启后从断点继续，at-least-once</w:t>
+      </w:r>
+      <w:r>
+        <w:t xml:space="preserve"> </w:t>
+      </w:r>
+      <w:r>
+        <w:rPr>
+          <w:rFonts w:hint="eastAsia"/>
+        </w:rPr>
+        <w:t xml:space="preserve">语义（各源的断点支持差异见《概要设计》§7.1；本报告基准场景为</w:t>
+      </w:r>
+      <w:r>
+        <w:t xml:space="preserve"> CSV </w:t>
+      </w:r>
+      <w:r>
+        <w:rPr>
+          <w:rFonts w:hint="eastAsia"/>
+        </w:rPr>
+        <w:t xml:space="preserve">链路，全程支持）</w:t>
+      </w:r>
+      <w:r>
+        <w:t xml:space="preserve"> </w:t>
+      </w:r>
+      <w:r>
+        <w:rPr>
+          <w:rFonts w:hint="eastAsia"/>
+        </w:rPr>
+        <w:t xml:space="preserve">配合幂等</w:t>
+      </w:r>
+      <w:r>
+        <w:t xml:space="preserve"> Sink </w:t>
+      </w:r>
+      <w:r>
+        <w:rPr>
+          <w:rFonts w:hint="eastAsia"/>
+        </w:rPr>
+        <w:t xml:space="preserve">保证结果正确。</w:t>
+      </w:r>
+    </w:p>
+    <w:bookmarkEnd w:id="26"/>
+    <w:bookmarkStart w:id="27" w:name="_结论"/>
+    <w:p>
+      <w:pPr>
+        <w:pStyle w:val="Heading2"/>
+      </w:pPr>
+      <w:r>
+        <w:t xml:space="preserve">6. </w:t>
+      </w:r>
+      <w:r>
+        <w:rPr>
+          <w:rFonts w:hint="eastAsia"/>
+        </w:rPr>
+        <w:t xml:space="preserve">结论</w:t>
+      </w:r>
+    </w:p>
+    <w:p>
+      <w:pPr>
+        <w:pStyle w:val="Compact"/>
+        <w:numPr>
+          <w:ilvl w:val="0"/>
+          <w:numId w:val="1006"/>
+        </w:numPr>
+      </w:pPr>
+      <w:r>
+        <w:rPr>
+          <w:rFonts w:hint="eastAsia"/>
+        </w:rPr>
+        <w:t xml:space="preserve">正式基准环境（8vCPU/24GB</w:t>
+      </w:r>
+      <w:r>
+        <w:t xml:space="preserve"> </w:t>
+      </w:r>
+      <w:r>
+        <w:rPr>
+          <w:rFonts w:hint="eastAsia"/>
+        </w:rPr>
+        <w:t xml:space="preserve">虚拟机，全容器化部署）实测：5000</w:t>
+      </w:r>
+      <w:r>
+        <w:t xml:space="preserve"> </w:t>
+      </w:r>
+      <w:r>
+        <w:rPr>
+          <w:rFonts w:hint="eastAsia"/>
+        </w:rPr>
+        <w:t xml:space="preserve">万行（5.9GB）赛题指定场景，</w:t>
+      </w:r>
+      <w:r>
+        <w:t xml:space="preserve"> </w:t>
+      </w:r>
+      <w:r>
+        <w:rPr>
+          <w:rFonts w:hint="eastAsia"/>
+        </w:rPr>
+        <w:t xml:space="preserve">单分片端到端</w:t>
+      </w:r>
+      <w:r>
+        <w:t xml:space="preserve"> </w:t>
+      </w:r>
+      <w:r>
+        <w:rPr>
+          <w:rFonts w:hint="eastAsia"/>
+        </w:rPr>
+        <w:t xml:space="preserve">251.5s；6</w:t>
+      </w:r>
+      <w:r>
+        <w:t xml:space="preserve"> </w:t>
+      </w:r>
+      <w:r>
+        <w:rPr>
+          <w:rFonts w:hint="eastAsia"/>
+        </w:rPr>
+        <w:t xml:space="preserve">分片</w:t>
+      </w:r>
+      <w:r>
+        <w:t xml:space="preserve"> 3 Worker </w:t>
+      </w:r>
+      <w:r>
+        <w:rPr>
+          <w:rFonts w:hint="eastAsia"/>
+        </w:rPr>
+        <w:t xml:space="preserve">横向扩展后</w:t>
+      </w:r>
+      <w:r>
+        <w:t xml:space="preserve"> </w:t>
+      </w:r>
+      <w:r>
+        <w:rPr>
+          <w:rFonts w:hint="eastAsia"/>
+          <w:b/>
+          <w:bCs/>
+        </w:rPr>
+        <w:t xml:space="preserve">90.0s，吞吐</w:t>
+      </w:r>
+      <w:r>
+        <w:rPr>
+          <w:b/>
+          <w:bCs/>
+        </w:rPr>
+        <w:t xml:space="preserve"> 55.6 </w:t>
+      </w:r>
+      <w:r>
+        <w:rPr>
+          <w:rFonts w:hint="eastAsia"/>
+          <w:b/>
+          <w:bCs/>
+        </w:rPr>
+        <w:t xml:space="preserve">万行/s，写盘</w:t>
+      </w:r>
+      <w:r>
+        <w:rPr>
+          <w:b/>
+          <w:bCs/>
+        </w:rPr>
+        <w:t xml:space="preserve"> 81.7MB/s</w:t>
+      </w:r>
+      <w:r>
+        <w:rPr>
+          <w:rFonts w:hint="eastAsia"/>
+        </w:rPr>
+        <w:t xml:space="preserve">；</w:t>
+      </w:r>
+    </w:p>
+    <w:p>
+      <w:pPr>
+        <w:pStyle w:val="Compact"/>
+        <w:numPr>
+          <w:ilvl w:val="0"/>
+          <w:numId w:val="1006"/>
+        </w:numPr>
+      </w:pPr>
+      <w:r>
+        <w:rPr>
+          <w:rFonts w:hint="eastAsia"/>
+        </w:rPr>
+        <w:t xml:space="preserve">引擎采用流水线</w:t>
+      </w:r>
+      <w:r>
+        <w:t xml:space="preserve"> + </w:t>
+      </w:r>
+      <w:r>
+        <w:rPr>
+          <w:rFonts w:hint="eastAsia"/>
+        </w:rPr>
+        <w:t xml:space="preserve">批处理</w:t>
+      </w:r>
+      <w:r>
+        <w:t xml:space="preserve"> + </w:t>
+      </w:r>
+      <w:r>
+        <w:rPr>
+          <w:rFonts w:hint="eastAsia"/>
+        </w:rPr>
+        <w:t xml:space="preserve">大块缓冲</w:t>
+      </w:r>
+      <w:r>
+        <w:t xml:space="preserve"> I/O </w:t>
+      </w:r>
+      <w:r>
+        <w:rPr>
+          <w:rFonts w:hint="eastAsia"/>
+        </w:rPr>
+        <w:t xml:space="preserve">设计，单分片能力受单条流水线与磁盘带宽共同约束：</w:t>
+      </w:r>
+      <w:r>
+        <w:t xml:space="preserve"> </w:t>
+      </w:r>
+      <w:r>
+        <w:rPr>
+          <w:rFonts w:hint="eastAsia"/>
+        </w:rPr>
+        <w:t xml:space="preserve">本环境实测</w:t>
+      </w:r>
+      <w:r>
+        <w:t xml:space="preserve"> 1000 </w:t>
+      </w:r>
+      <w:r>
+        <w:rPr>
+          <w:rFonts w:hint="eastAsia"/>
+        </w:rPr>
+        <w:t xml:space="preserve">万行档</w:t>
+      </w:r>
+      <w:r>
+        <w:t xml:space="preserve"> 4 </w:t>
+      </w:r>
+      <w:r>
+        <w:rPr>
+          <w:rFonts w:hint="eastAsia"/>
+        </w:rPr>
+        <w:t xml:space="preserve">分片相对单分片加速</w:t>
+      </w:r>
+      <w:r>
+        <w:t xml:space="preserve"> 1.7 </w:t>
+      </w:r>
+      <w:r>
+        <w:rPr>
+          <w:rFonts w:hint="eastAsia"/>
+        </w:rPr>
+        <w:t xml:space="preserve">倍（49.0s</w:t>
+      </w:r>
+      <w:r>
+        <w:t xml:space="preserve"> → </w:t>
+      </w:r>
+      <w:r>
+        <w:rPr>
+          <w:rFonts w:hint="eastAsia"/>
+        </w:rPr>
+        <w:t xml:space="preserve">28.5s），5000</w:t>
+      </w:r>
+      <w:r>
+        <w:t xml:space="preserve"> </w:t>
+      </w:r>
+      <w:r>
+        <w:rPr>
+          <w:rFonts w:hint="eastAsia"/>
+        </w:rPr>
+        <w:t xml:space="preserve">万行档</w:t>
+      </w:r>
+      <w:r>
+        <w:t xml:space="preserve"> 6 </w:t>
+      </w:r>
+      <w:r>
+        <w:rPr>
+          <w:rFonts w:hint="eastAsia"/>
+        </w:rPr>
+        <w:t xml:space="preserve">分片</w:t>
+      </w:r>
+      <w:r>
+        <w:t xml:space="preserve"> </w:t>
+      </w:r>
+      <w:r>
+        <w:t xml:space="preserve">3 </w:t>
+      </w:r>
+      <w:r>
+        <w:rPr>
+          <w:rFonts w:hint="eastAsia"/>
+        </w:rPr>
+        <w:t xml:space="preserve">节点加速</w:t>
+      </w:r>
+      <w:r>
+        <w:t xml:space="preserve"> 2.8 </w:t>
+      </w:r>
+      <w:r>
+        <w:rPr>
+          <w:rFonts w:hint="eastAsia"/>
+        </w:rPr>
+        <w:t xml:space="preserve">倍（251.5s</w:t>
+      </w:r>
+      <w:r>
+        <w:t xml:space="preserve"> → </w:t>
+      </w:r>
+      <w:r>
+        <w:rPr>
+          <w:rFonts w:hint="eastAsia"/>
+        </w:rPr>
+        <w:t xml:space="preserve">90.0s）；M</w:t>
+      </w:r>
+      <w:r>
+        <w:t xml:space="preserve"> </w:t>
+      </w:r>
+      <w:r>
+        <w:rPr>
+          <w:rFonts w:hint="eastAsia"/>
+        </w:rPr>
+        <w:t xml:space="preserve">档再增到</w:t>
+      </w:r>
+      <w:r>
+        <w:t xml:space="preserve"> 6 </w:t>
+      </w:r>
+      <w:r>
+        <w:rPr>
+          <w:rFonts w:hint="eastAsia"/>
+        </w:rPr>
+        <w:t xml:space="preserve">分片无额外收益，原因是</w:t>
+      </w:r>
+      <w:r>
+        <w:rPr>
+          <w:rFonts w:hint="eastAsia"/>
+          <w:b/>
+          <w:bCs/>
+        </w:rPr>
+        <w:t xml:space="preserve">分片粒度已到</w:t>
+      </w:r>
+      <w:r>
+        <w:rPr>
+          <w:b/>
+          <w:bCs/>
+        </w:rPr>
+        <w:t xml:space="preserve"> </w:t>
+      </w:r>
+      <w:r>
+        <w:rPr>
+          <w:rFonts w:hint="eastAsia"/>
+          <w:b/>
+          <w:bCs/>
+        </w:rPr>
+        <w:t xml:space="preserve">边际</w:t>
+      </w:r>
+      <w:r>
+        <w:rPr>
+          <w:rFonts w:hint="eastAsia"/>
+        </w:rPr>
+        <w:t xml:space="preserve">（每分片仅约</w:t>
+      </w:r>
+      <w:r>
+        <w:t xml:space="preserve"> 167 </w:t>
+      </w:r>
+      <w:r>
+        <w:rPr>
+          <w:rFonts w:hint="eastAsia"/>
+        </w:rPr>
+        <w:t xml:space="preserve">万行，调度与启停固定开销占比升高），而非磁盘饱和；</w:t>
+      </w:r>
+    </w:p>
+    <w:p>
+      <w:pPr>
+        <w:pStyle w:val="Compact"/>
+        <w:numPr>
+          <w:ilvl w:val="0"/>
+          <w:numId w:val="1006"/>
+        </w:numPr>
+      </w:pPr>
+      <w:r>
+        <w:t xml:space="preserve">Kafka </w:t>
+      </w:r>
+      <w:r>
+        <w:rPr>
+          <w:rFonts w:hint="eastAsia"/>
+        </w:rPr>
+        <w:t xml:space="preserve">读写、Redis</w:t>
+      </w:r>
+      <w:r>
+        <w:t xml:space="preserve"> </w:t>
+      </w:r>
+      <w:r>
+        <w:rPr>
+          <w:rFonts w:hint="eastAsia"/>
+        </w:rPr>
+        <w:t xml:space="preserve">补数在真实中间件环境全部验证通过，输出字节级核对无误；</w:t>
+      </w:r>
+    </w:p>
+    <w:p>
+      <w:pPr>
+        <w:pStyle w:val="Compact"/>
+        <w:numPr>
+          <w:ilvl w:val="0"/>
+          <w:numId w:val="1006"/>
+        </w:numPr>
+      </w:pPr>
+      <w:r>
+        <w:rPr>
+          <w:rFonts w:hint="eastAsia"/>
+        </w:rPr>
+        <w:t xml:space="preserve">按赛题建议的机械盘环境折算，磁盘带宽（顺序</w:t>
+      </w:r>
+      <w:r>
+        <w:t xml:space="preserve"> I/O </w:t>
+      </w:r>
+      <w:r>
+        <w:rPr>
+          <w:rFonts w:hint="eastAsia"/>
+        </w:rPr>
+        <w:t xml:space="preserve">经验值约</w:t>
       </w:r>
       <w:r>
         <w:t xml:space="preserve"> </w:t>
@@ -4190,8 +5100,8 @@
         <w:t xml:space="preserve">（81.7MB/s），本报告结论在赛题基准环境下成立。</w:t>
       </w:r>
     </w:p>
-    <w:bookmarkEnd w:id="24"/>
-    <w:bookmarkStart w:id="25" w:name="附录-a测试脚本清单"/>
+    <w:bookmarkEnd w:id="27"/>
+    <w:bookmarkStart w:id="28" w:name="_7171a8d366cd87391d46e4b19e7349fe086acdf"/>
     <w:p>
       <w:pPr>
         <w:pStyle w:val="Heading2"/>
@@ -4508,8 +5418,8 @@
         </w:tc>
       </w:tr>
     </w:tbl>
-    <w:bookmarkEnd w:id="25"/>
-    <w:bookmarkStart w:id="26" w:name="附录-b预演环境参考数据windows-原生进程nvme-ssd"/>
+    <w:bookmarkEnd w:id="28"/>
+    <w:bookmarkStart w:id="29" w:name="_5a3184bb36cb9b2bf8dbdbb2c80bc63d4cebba1"/>
     <w:p>
       <w:pPr>
         <w:pStyle w:val="Heading2"/>
@@ -4828,7 +5738,7 @@
     </w:tbl>
     <w:p>
       <w:pPr>
-        <w:pStyle w:val="BodyText"/>
+        <w:pStyle w:val="FirstParagraph"/>
       </w:pPr>
       <w:r>
         <w:rPr>
@@ -4909,8 +5819,8 @@
         <w:t xml:space="preserve">引擎可通过分片横向扩展”的同一结论。</w:t>
       </w:r>
     </w:p>
-    <w:bookmarkEnd w:id="26"/>
-    <w:bookmarkEnd w:id="27"/>
+    <w:bookmarkEnd w:id="29"/>
+    <w:bookmarkEnd w:id="30"/>
     <w:sectPr>
       <w:footnotePr>
         <w:numRestart w:val="eachSect"/>
@@ -5273,12 +6183,42 @@
     </w:lvlOverride>
   </w:num>
   <w:num w:numId="1003">
-    <w:abstractNumId w:val="991"/>
+    <w:abstractNumId w:val="99411"/>
+    <w:lvlOverride w:ilvl="0">
+      <w:startOverride w:val="1"/>
+    </w:lvlOverride>
+    <w:lvlOverride w:ilvl="1">
+      <w:startOverride w:val="1"/>
+    </w:lvlOverride>
+    <w:lvlOverride w:ilvl="2">
+      <w:startOverride w:val="1"/>
+    </w:lvlOverride>
+    <w:lvlOverride w:ilvl="3">
+      <w:startOverride w:val="1"/>
+    </w:lvlOverride>
+    <w:lvlOverride w:ilvl="4">
+      <w:startOverride w:val="1"/>
+    </w:lvlOverride>
+    <w:lvlOverride w:ilvl="5">
+      <w:startOverride w:val="1"/>
+    </w:lvlOverride>
+    <w:lvlOverride w:ilvl="6">
+      <w:startOverride w:val="1"/>
+    </w:lvlOverride>
+    <w:lvlOverride w:ilvl="7">
+      <w:startOverride w:val="1"/>
+    </w:lvlOverride>
+    <w:lvlOverride w:ilvl="8">
+      <w:startOverride w:val="1"/>
+    </w:lvlOverride>
   </w:num>
   <w:num w:numId="1004">
     <w:abstractNumId w:val="991"/>
   </w:num>
   <w:num w:numId="1005">
+    <w:abstractNumId w:val="991"/>
+  </w:num>
+  <w:num w:numId="1006">
     <w:abstractNumId w:val="99411"/>
     <w:lvlOverride w:ilvl="0">
       <w:startOverride w:val="1"/>

--- a/deliverables/性能测试报告.docx
+++ b/deliverables/性能测试报告.docx
@@ -199,6 +199,71 @@
         <w:t xml:space="preserve">正式基准环境（本报告数据来源）</w:t>
       </w:r>
     </w:p>
+    <w:p>
+      <w:pPr>
+        <w:pStyle w:val="FirstParagraph"/>
+      </w:pPr>
+      <w:r>
+        <w:rPr>
+          <w:rFonts w:hint="eastAsia"/>
+          <w:b/>
+          <w:bCs/>
+        </w:rPr>
+        <w:t xml:space="preserve">机器规格见《部署文档》§8.1「测试机</w:t>
+      </w:r>
+      <w:r>
+        <w:rPr>
+          <w:b/>
+          <w:bCs/>
+        </w:rPr>
+        <w:t xml:space="preserve"> A」</w:t>
+      </w:r>
+      <w:r>
+        <w:t xml:space="preserve"> </w:t>
+      </w:r>
+      <w:r>
+        <w:t xml:space="preserve">—— </w:t>
+      </w:r>
+      <w:r>
+        <w:rPr>
+          <w:rFonts w:hint="eastAsia"/>
+        </w:rPr>
+        <w:t xml:space="preserve">该节是全作品环境参数（CPU</w:t>
+      </w:r>
+      <w:r>
+        <w:t xml:space="preserve"> / </w:t>
+      </w:r>
+      <w:r>
+        <w:rPr>
+          <w:rFonts w:hint="eastAsia"/>
+        </w:rPr>
+        <w:t xml:space="preserve">内存</w:t>
+      </w:r>
+      <w:r>
+        <w:t xml:space="preserve"> / </w:t>
+      </w:r>
+      <w:r>
+        <w:rPr>
+          <w:rFonts w:hint="eastAsia"/>
+        </w:rPr>
+        <w:t xml:space="preserve">磁盘</w:t>
+      </w:r>
+      <w:r>
+        <w:t xml:space="preserve"> /</w:t>
+      </w:r>
+      <w:r>
+        <w:t xml:space="preserve"> </w:t>
+      </w:r>
+      <w:r>
+        <w:t xml:space="preserve">Docker </w:t>
+      </w:r>
+      <w:r>
+        <w:rPr>
+          <w:rFonts w:hint="eastAsia"/>
+        </w:rPr>
+        <w:t xml:space="preserve">版本）的唯一权威来源，本节不再复述，以免同一份交付物内出现互相矛盾的环境描述。</w:t>
+      </w:r>
+    </w:p>
     <w:tbl>
       <w:tblPr>
         <w:tblStyle w:val="Table"/>
@@ -254,42 +319,39 @@
               <w:rPr>
                 <w:rFonts w:hint="eastAsia"/>
               </w:rPr>
-              <w:t xml:space="preserve">虚拟机</w:t>
-            </w:r>
-          </w:p>
-        </w:tc>
-        <w:tc>
-          <w:tcPr/>
-          <w:p>
-            <w:pPr>
-              <w:pStyle w:val="Compact"/>
-            </w:pPr>
-            <w:r>
-              <w:t xml:space="preserve">VMware Workstation 17 </w:t>
-            </w:r>
-            <w:r>
-              <w:rPr>
-                <w:rFonts w:hint="eastAsia"/>
-              </w:rPr>
-              <w:t xml:space="preserve">虚拟机，8</w:t>
-            </w:r>
-            <w:r>
-              <w:t xml:space="preserve"> vCPU / 24GB </w:t>
-            </w:r>
-            <w:r>
-              <w:rPr>
-                <w:rFonts w:hint="eastAsia"/>
-              </w:rPr>
-              <w:t xml:space="preserve">内存</w:t>
-            </w:r>
-            <w:r>
-              <w:t xml:space="preserve"> / 300GB </w:t>
-            </w:r>
-            <w:r>
-              <w:rPr>
-                <w:rFonts w:hint="eastAsia"/>
-              </w:rPr>
-              <w:t xml:space="preserve">虚拟磁盘</w:t>
+              <w:t xml:space="preserve">机器</w:t>
+            </w:r>
+          </w:p>
+        </w:tc>
+        <w:tc>
+          <w:tcPr/>
+          <w:p>
+            <w:pPr>
+              <w:pStyle w:val="Compact"/>
+            </w:pPr>
+            <w:r>
+              <w:rPr>
+                <w:rFonts w:hint="eastAsia"/>
+              </w:rPr>
+              <w:t xml:space="preserve">测试机</w:t>
+            </w:r>
+            <w:r>
+              <w:t xml:space="preserve"> </w:t>
+            </w:r>
+            <w:r>
+              <w:rPr>
+                <w:rFonts w:hint="eastAsia"/>
+              </w:rPr>
+              <w:t xml:space="preserve">A（VMware</w:t>
+            </w:r>
+            <w:r>
+              <w:t xml:space="preserve"> Workstation 17 </w:t>
+            </w:r>
+            <w:r>
+              <w:rPr>
+                <w:rFonts w:hint="eastAsia"/>
+              </w:rPr>
+              <w:t xml:space="preserve">虚拟机）</w:t>
             </w:r>
           </w:p>
         </w:tc>
@@ -305,33 +367,42 @@
               <w:rPr>
                 <w:rFonts w:hint="eastAsia"/>
               </w:rPr>
-              <w:t xml:space="preserve">操作系统</w:t>
-            </w:r>
-          </w:p>
-        </w:tc>
-        <w:tc>
-          <w:tcPr/>
-          <w:p>
-            <w:pPr>
-              <w:pStyle w:val="Compact"/>
-            </w:pPr>
-            <w:r>
-              <w:t xml:space="preserve">Ubuntu Server 24.04.4 </w:t>
-            </w:r>
-            <w:r>
-              <w:rPr>
-                <w:rFonts w:hint="eastAsia"/>
-              </w:rPr>
-              <w:t xml:space="preserve">LTS（Docker</w:t>
-            </w:r>
-            <w:r>
-              <w:t xml:space="preserve"> 29.1 / Docker Compose </w:t>
-            </w:r>
-            <w:r>
-              <w:rPr>
-                <w:rFonts w:hint="eastAsia"/>
-              </w:rPr>
-              <w:t xml:space="preserve">v2.40）</w:t>
+              <w:t xml:space="preserve">部署方式</w:t>
+            </w:r>
+          </w:p>
+        </w:tc>
+        <w:tc>
+          <w:tcPr/>
+          <w:p>
+            <w:pPr>
+              <w:pStyle w:val="Compact"/>
+            </w:pPr>
+            <w:r>
+              <w:t xml:space="preserve">Docker Compose </w:t>
+            </w:r>
+            <w:r>
+              <w:rPr>
+                <w:rFonts w:hint="eastAsia"/>
+              </w:rPr>
+              <w:t xml:space="preserve">一键部署（见《部署文档》），MySQL</w:t>
+            </w:r>
+            <w:r>
+              <w:t xml:space="preserve"> 8.4 + Kafka </w:t>
+            </w:r>
+            <w:r>
+              <w:rPr>
+                <w:rFonts w:hint="eastAsia"/>
+              </w:rPr>
+              <w:t xml:space="preserve">3.9.1（KRaft）+</w:t>
+            </w:r>
+            <w:r>
+              <w:t xml:space="preserve"> Redis 7 </w:t>
+            </w:r>
+            <w:r>
+              <w:rPr>
+                <w:rFonts w:hint="eastAsia"/>
+              </w:rPr>
+              <w:t xml:space="preserve">全容器运行</w:t>
             </w:r>
           </w:p>
         </w:tc>
@@ -347,57 +418,6 @@
               <w:rPr>
                 <w:rFonts w:hint="eastAsia"/>
               </w:rPr>
-              <w:t xml:space="preserve">部署方式</w:t>
-            </w:r>
-          </w:p>
-        </w:tc>
-        <w:tc>
-          <w:tcPr/>
-          <w:p>
-            <w:pPr>
-              <w:pStyle w:val="Compact"/>
-            </w:pPr>
-            <w:r>
-              <w:t xml:space="preserve">Docker Compose </w:t>
-            </w:r>
-            <w:r>
-              <w:rPr>
-                <w:rFonts w:hint="eastAsia"/>
-              </w:rPr>
-              <w:t xml:space="preserve">一键部署（见《部署文档》），MySQL</w:t>
-            </w:r>
-            <w:r>
-              <w:t xml:space="preserve"> 8.4 + Kafka </w:t>
-            </w:r>
-            <w:r>
-              <w:rPr>
-                <w:rFonts w:hint="eastAsia"/>
-              </w:rPr>
-              <w:t xml:space="preserve">3.9.1（KRaft）+</w:t>
-            </w:r>
-            <w:r>
-              <w:t xml:space="preserve"> Redis 7 </w:t>
-            </w:r>
-            <w:r>
-              <w:rPr>
-                <w:rFonts w:hint="eastAsia"/>
-              </w:rPr>
-              <w:t xml:space="preserve">全容器运行</w:t>
-            </w:r>
-          </w:p>
-        </w:tc>
-      </w:tr>
-      <w:tr>
-        <w:tc>
-          <w:tcPr/>
-          <w:p>
-            <w:pPr>
-              <w:pStyle w:val="Compact"/>
-            </w:pPr>
-            <w:r>
-              <w:rPr>
-                <w:rFonts w:hint="eastAsia"/>
-              </w:rPr>
               <w:t xml:space="preserve">软件版本</w:t>
             </w:r>
           </w:p>
@@ -412,7 +432,16 @@
               <w:rPr>
                 <w:rFonts w:hint="eastAsia"/>
               </w:rPr>
-              <w:t xml:space="preserve">控制面/Worker：本作品</w:t>
+              <w:t xml:space="preserve">控制面</w:t>
+            </w:r>
+            <w:r>
+              <w:t xml:space="preserve"> / </w:t>
+            </w:r>
+            <w:r>
+              <w:rPr>
+                <w:rFonts w:hint="eastAsia"/>
+              </w:rPr>
+              <w:t xml:space="preserve">Worker：本作品</w:t>
             </w:r>
             <w:r>
               <w:t xml:space="preserve"> </w:t>
@@ -456,43 +485,34 @@
         <w:t xml:space="preserve">环境差异说明：赛题建议基准为</w:t>
       </w:r>
       <w:r>
-        <w:t xml:space="preserve"> </w:t>
-      </w:r>
-      <w:r>
-        <w:rPr>
-          <w:rFonts w:hint="eastAsia"/>
-        </w:rPr>
-        <w:t xml:space="preserve">8vCPU/32GB/机械硬盘。受物理条件限制（测试机总内存</w:t>
-      </w:r>
-      <w:r>
-        <w:t xml:space="preserve"> </w:t>
-      </w:r>
-      <w:r>
-        <w:rPr>
-          <w:rFonts w:hint="eastAsia"/>
-        </w:rPr>
-        <w:t xml:space="preserve">32GB，且整机</w:t>
-      </w:r>
-      <w:r>
-        <w:t xml:space="preserve"> </w:t>
-      </w:r>
-      <w:r>
-        <w:rPr>
-          <w:rFonts w:hint="eastAsia"/>
-        </w:rPr>
-        <w:t xml:space="preserve">仅有一块</w:t>
-      </w:r>
-      <w:r>
-        <w:t xml:space="preserve"> NVMe </w:t>
-      </w:r>
-      <w:r>
-        <w:rPr>
-          <w:rFonts w:hint="eastAsia"/>
-        </w:rPr>
-        <w:t xml:space="preserve">SSD，无机械硬盘），实测环境为</w:t>
-      </w:r>
-      <w:r>
-        <w:t xml:space="preserve"> 24GB </w:t>
+        <w:t xml:space="preserve"> 8vCPU / 32GB / </w:t>
+      </w:r>
+      <w:r>
+        <w:rPr>
+          <w:rFonts w:hint="eastAsia"/>
+        </w:rPr>
+        <w:t xml:space="preserve">机械硬盘。测试机</w:t>
+      </w:r>
+      <w:r>
+        <w:t xml:space="preserve"> A </w:t>
+      </w:r>
+      <w:r>
+        <w:rPr>
+          <w:rFonts w:hint="eastAsia"/>
+        </w:rPr>
+        <w:t xml:space="preserve">的</w:t>
+      </w:r>
+      <w:r>
+        <w:t xml:space="preserve"> CPU </w:t>
+      </w:r>
+      <w:r>
+        <w:rPr>
+          <w:rFonts w:hint="eastAsia"/>
+        </w:rPr>
+        <w:t xml:space="preserve">核数与赛题一致，</w:t>
+      </w:r>
+      <w:r>
+        <w:t xml:space="preserve"> </w:t>
       </w:r>
       <w:r>
         <w:rPr>
@@ -501,76 +521,58 @@
         <w:t xml:space="preserve">内存</w:t>
       </w:r>
       <w:r>
-        <w:t xml:space="preserve"> + SSD </w:t>
-      </w:r>
-      <w:r>
-        <w:rPr>
-          <w:rFonts w:hint="eastAsia"/>
-        </w:rPr>
-        <w:t xml:space="preserve">虚拟磁盘。CPU</w:t>
-      </w:r>
-      <w:r>
-        <w:t xml:space="preserve"> </w:t>
-      </w:r>
-      <w:r>
-        <w:rPr>
-          <w:rFonts w:hint="eastAsia"/>
-        </w:rPr>
-        <w:t xml:space="preserve">核数与赛题一致，</w:t>
-      </w:r>
-      <w:r>
-        <w:t xml:space="preserve"> </w:t>
-      </w:r>
-      <w:r>
-        <w:rPr>
-          <w:rFonts w:hint="eastAsia"/>
-        </w:rPr>
-        <w:t xml:space="preserve">内存对文件批处理场景无影响（引擎内存占用恒定，见</w:t>
-      </w:r>
-      <w:r>
-        <w:t xml:space="preserve"> </w:t>
-      </w:r>
-      <w:r>
-        <w:rPr>
-          <w:rFonts w:hint="eastAsia"/>
-        </w:rPr>
-        <w:t xml:space="preserve">§4.3）；磁盘性能高于机械盘，按赛题环境</w:t>
-      </w:r>
-      <w:r>
-        <w:t xml:space="preserve"> </w:t>
-      </w:r>
-      <w:r>
-        <w:rPr>
-          <w:rFonts w:hint="eastAsia"/>
-        </w:rPr>
-        <w:t xml:space="preserve">折算时吞吐上限会受机械盘带宽约束（顺序</w:t>
-      </w:r>
-      <w:r>
-        <w:t xml:space="preserve"> I/O </w:t>
-      </w:r>
-      <w:r>
-        <w:rPr>
-          <w:rFonts w:hint="eastAsia"/>
-        </w:rPr>
-        <w:t xml:space="preserve">经验值约</w:t>
-      </w:r>
-      <w:r>
-        <w:t xml:space="preserve"> </w:t>
-      </w:r>
-      <w:r>
-        <w:rPr>
-          <w:rFonts w:hint="eastAsia"/>
-        </w:rPr>
-        <w:t xml:space="preserve">100~150MB/s），本报告</w:t>
-      </w:r>
-      <w:r>
-        <w:t xml:space="preserve"> §4.3 </w:t>
-      </w:r>
-      <w:r>
-        <w:rPr>
-          <w:rFonts w:hint="eastAsia"/>
-        </w:rPr>
-        <w:t xml:space="preserve">的瓶颈分析方法可直接套用。</w:t>
+        <w:t xml:space="preserve"> </w:t>
+      </w:r>
+      <w:r>
+        <w:rPr>
+          <w:rFonts w:hint="eastAsia"/>
+        </w:rPr>
+        <w:t xml:space="preserve">24GB，磁盘为虚拟磁盘（介质类型以《部署文档》§8.1</w:t>
+      </w:r>
+      <w:r>
+        <w:t xml:space="preserve"> </w:t>
+      </w:r>
+      <w:r>
+        <w:rPr>
+          <w:rFonts w:hint="eastAsia"/>
+        </w:rPr>
+        <w:t xml:space="preserve">为准，该节同时注明：虚拟机中</w:t>
+      </w:r>
+      <w:r>
+        <w:t xml:space="preserve"> </w:t>
+      </w:r>
+      <w:r>
+        <w:rPr>
+          <w:rStyle w:val="VerbatimChar"/>
+        </w:rPr>
+        <w:t xml:space="preserve">lsblk</w:t>
+      </w:r>
+      <w:r>
+        <w:t xml:space="preserve"> </w:t>
+      </w:r>
+      <w:r>
+        <w:rPr>
+          <w:rFonts w:hint="eastAsia"/>
+        </w:rPr>
+        <w:t xml:space="preserve">的</w:t>
+      </w:r>
+      <w:r>
+        <w:t xml:space="preserve"> </w:t>
+      </w:r>
+      <w:r>
+        <w:rPr>
+          <w:rStyle w:val="VerbatimChar"/>
+        </w:rPr>
+        <w:t xml:space="preserve">ROTA</w:t>
+      </w:r>
+      <w:r>
+        <w:t xml:space="preserve"> </w:t>
+      </w:r>
+      <w:r>
+        <w:rPr>
+          <w:rFonts w:hint="eastAsia"/>
+        </w:rPr>
+        <w:t xml:space="preserve">字段不一定反映真实介质，故一并给出宿主磁盘型号供核对）。</w:t>
       </w:r>
     </w:p>
     <w:p>
@@ -581,80 +583,92 @@
         <w:rPr>
           <w:rFonts w:hint="eastAsia"/>
         </w:rPr>
-        <w:t xml:space="preserve">另有一台</w:t>
-      </w:r>
-      <w:r>
-        <w:rPr>
-          <w:rFonts w:hint="eastAsia"/>
-          <w:b/>
-          <w:bCs/>
-        </w:rPr>
-        <w:t xml:space="preserve">机械盘测试机</w:t>
-      </w:r>
-      <w:r>
-        <w:rPr>
-          <w:rFonts w:hint="eastAsia"/>
-        </w:rPr>
-        <w:t xml:space="preserve">（8</w:t>
-      </w:r>
-      <w:r>
-        <w:t xml:space="preserve"> vCPU / 28.4GB / </w:t>
-      </w:r>
-      <w:r>
-        <w:rPr>
-          <w:rFonts w:hint="eastAsia"/>
-        </w:rPr>
-        <w:t xml:space="preserve">ROTA=1）用于输入/输出控件测试、处理控件测试与</w:t>
-      </w:r>
-      <w:r>
-        <w:t xml:space="preserve"> </w:t>
-      </w:r>
-      <w:r>
-        <w:rPr>
-          <w:rFonts w:hint="eastAsia"/>
-        </w:rPr>
-        <w:t xml:space="preserve">数据质量异常测试（见</w:t>
-      </w:r>
-      <w:r>
-        <w:t xml:space="preserve"> </w:t>
-      </w:r>
-      <w:r>
-        <w:rPr>
-          <w:rFonts w:hint="eastAsia"/>
-        </w:rPr>
-        <w:t xml:space="preserve">docs/10、docs/11、docs/12），</w:t>
-      </w:r>
-      <w:r>
-        <w:t xml:space="preserve"> </w:t>
-      </w:r>
-      <w:r>
-        <w:rPr>
-          <w:rFonts w:hint="eastAsia"/>
-        </w:rPr>
-        <w:t xml:space="preserve">本报告的性能数字</w:t>
-      </w:r>
-      <w:r>
-        <w:rPr>
-          <w:rFonts w:hint="eastAsia"/>
-          <w:b/>
-          <w:bCs/>
-        </w:rPr>
-        <w:t xml:space="preserve">只来自上面这台基准环境</w:t>
-      </w:r>
-      <w:r>
-        <w:rPr>
-          <w:rFonts w:hint="eastAsia"/>
-        </w:rPr>
-        <w:t xml:space="preserve">，两台机器的吞吐不可直接对比——环境定义与原始</w:t>
-      </w:r>
-      <w:r>
-        <w:t xml:space="preserve"> </w:t>
-      </w:r>
-      <w:r>
-        <w:rPr>
-          <w:rFonts w:hint="eastAsia"/>
-        </w:rPr>
-        <w:t xml:space="preserve">采集输出统一见《部署文档·运行环境说明》。</w:t>
+        <w:t xml:space="preserve">另有</w:t>
+      </w:r>
+      <w:r>
+        <w:rPr>
+          <w:rFonts w:hint="eastAsia"/>
+          <w:b/>
+          <w:bCs/>
+        </w:rPr>
+        <w:t xml:space="preserve">测试机</w:t>
+      </w:r>
+      <w:r>
+        <w:rPr>
+          <w:b/>
+          <w:bCs/>
+        </w:rPr>
+        <w:t xml:space="preserve"> </w:t>
+      </w:r>
+      <w:r>
+        <w:rPr>
+          <w:rFonts w:hint="eastAsia"/>
+          <w:b/>
+          <w:bCs/>
+        </w:rPr>
+        <w:t xml:space="preserve">B（机械盘）</w:t>
+      </w:r>
+      <w:r>
+        <w:rPr>
+          <w:rFonts w:hint="eastAsia"/>
+        </w:rPr>
+        <w:t xml:space="preserve">用于输入/输出控件测试、处理控件测试与数据质量异常测试</w:t>
+      </w:r>
+      <w:r>
+        <w:t xml:space="preserve"> </w:t>
+      </w:r>
+      <w:r>
+        <w:rPr>
+          <w:rFonts w:hint="eastAsia"/>
+        </w:rPr>
+        <w:t xml:space="preserve">（见</w:t>
+      </w:r>
+      <w:r>
+        <w:t xml:space="preserve"> </w:t>
+      </w:r>
+      <w:r>
+        <w:rPr>
+          <w:rFonts w:hint="eastAsia"/>
+        </w:rPr>
+        <w:t xml:space="preserve">docs/10、docs/11、docs/12）。本报告的性能数字</w:t>
+      </w:r>
+      <w:r>
+        <w:rPr>
+          <w:rFonts w:hint="eastAsia"/>
+          <w:b/>
+          <w:bCs/>
+        </w:rPr>
+        <w:t xml:space="preserve">只来自测试机</w:t>
+      </w:r>
+      <w:r>
+        <w:rPr>
+          <w:b/>
+          <w:bCs/>
+        </w:rPr>
+        <w:t xml:space="preserve"> A</w:t>
+      </w:r>
+      <w:r>
+        <w:rPr>
+          <w:rFonts w:hint="eastAsia"/>
+        </w:rPr>
+        <w:t xml:space="preserve">，两台机器的吞吐</w:t>
+      </w:r>
+      <w:r>
+        <w:t xml:space="preserve"> </w:t>
+      </w:r>
+      <w:r>
+        <w:rPr>
+          <w:rFonts w:hint="eastAsia"/>
+          <w:b/>
+          <w:bCs/>
+        </w:rPr>
+        <w:t xml:space="preserve">不可直接对比</w:t>
+      </w:r>
+      <w:r>
+        <w:rPr>
+          <w:rFonts w:hint="eastAsia"/>
+        </w:rPr>
+        <w:t xml:space="preserve">（磁盘介质不同）。</w:t>
       </w:r>
     </w:p>
     <w:bookmarkEnd w:id="10"/>
@@ -1489,7 +1503,7 @@
         <w:rPr>
           <w:rFonts w:hint="eastAsia"/>
         </w:rPr>
-        <w:t xml:space="preserve">表格数值取自</w:t>
+        <w:t xml:space="preserve">数值取自</w:t>
       </w:r>
       <w:r>
         <w:t xml:space="preserve"> §2.1 </w:t>
@@ -1501,50 +1515,117 @@
         <w:t xml:space="preserve">基准环境的</w:t>
       </w:r>
       <w:r>
-        <w:rPr>
-          <w:rFonts w:hint="eastAsia"/>
-          <w:b/>
-          <w:bCs/>
-        </w:rPr>
-        <w:t xml:space="preserve">正式测试批次</w:t>
-      </w:r>
-      <w:r>
-        <w:rPr>
-          <w:rFonts w:hint="eastAsia"/>
-        </w:rPr>
-        <w:t xml:space="preserve">，为</w:t>
-      </w:r>
-      <w:r>
-        <w:rPr>
-          <w:rFonts w:hint="eastAsia"/>
-          <w:b/>
-          <w:bCs/>
-        </w:rPr>
-        <w:t xml:space="preserve">单次实测值</w:t>
-      </w:r>
-      <w:r>
-        <w:rPr>
-          <w:rFonts w:hint="eastAsia"/>
-        </w:rPr>
-        <w:t xml:space="preserve">，尚未做</w:t>
-      </w:r>
-      <w:r>
-        <w:t xml:space="preserve"> </w:t>
-      </w:r>
-      <w:r>
-        <w:rPr>
-          <w:rFonts w:hint="eastAsia"/>
-        </w:rPr>
-        <w:t xml:space="preserve">「多次运行取中位数</w:t>
-      </w:r>
-      <w:r>
-        <w:t xml:space="preserve"> + </w:t>
-      </w:r>
-      <w:r>
-        <w:rPr>
-          <w:rFonts w:hint="eastAsia"/>
-        </w:rPr>
-        <w:t xml:space="preserve">方差」统计，单次运行存在波动。</w:t>
+        <w:t xml:space="preserve"> </w:t>
+      </w:r>
+      <w:r>
+        <w:rPr>
+          <w:b/>
+          <w:bCs/>
+        </w:rPr>
+        <w:t xml:space="preserve">2026-10-04 </w:t>
+      </w:r>
+      <w:r>
+        <w:rPr>
+          <w:rFonts w:hint="eastAsia"/>
+          <w:b/>
+          <w:bCs/>
+        </w:rPr>
+        <w:t xml:space="preserve">重跑批次</w:t>
+      </w:r>
+      <w:r>
+        <w:rPr>
+          <w:rFonts w:hint="eastAsia"/>
+        </w:rPr>
+        <w:t xml:space="preserve">：每格</w:t>
+      </w:r>
+      <w:r>
+        <w:t xml:space="preserve"> </w:t>
+      </w:r>
+      <w:r>
+        <w:rPr>
+          <w:b/>
+          <w:bCs/>
+        </w:rPr>
+        <w:t xml:space="preserve">1 </w:t>
+      </w:r>
+      <w:r>
+        <w:rPr>
+          <w:rFonts w:hint="eastAsia"/>
+          <w:b/>
+          <w:bCs/>
+        </w:rPr>
+        <w:t xml:space="preserve">次预热（丢弃）+</w:t>
+      </w:r>
+      <w:r>
+        <w:rPr>
+          <w:b/>
+          <w:bCs/>
+        </w:rPr>
+        <w:t xml:space="preserve"> 3 </w:t>
+      </w:r>
+      <w:r>
+        <w:rPr>
+          <w:rFonts w:hint="eastAsia"/>
+          <w:b/>
+          <w:bCs/>
+        </w:rPr>
+        <w:t xml:space="preserve">次正式运行</w:t>
+      </w:r>
+      <w:r>
+        <w:rPr>
+          <w:rFonts w:hint="eastAsia"/>
+        </w:rPr>
+        <w:t xml:space="preserve">，</w:t>
+      </w:r>
+      <w:r>
+        <w:t xml:space="preserve"> </w:t>
+      </w:r>
+      <w:r>
+        <w:rPr>
+          <w:rFonts w:hint="eastAsia"/>
+        </w:rPr>
+        <w:t xml:space="preserve">取</w:t>
+      </w:r>
+      <w:r>
+        <w:t xml:space="preserve"> 3 </w:t>
+      </w:r>
+      <w:r>
+        <w:rPr>
+          <w:rFonts w:hint="eastAsia"/>
+        </w:rPr>
+        <w:t xml:space="preserve">次</w:t>
+      </w:r>
+      <w:r>
+        <w:rPr>
+          <w:rFonts w:hint="eastAsia"/>
+          <w:b/>
+          <w:bCs/>
+        </w:rPr>
+        <w:t xml:space="preserve">中位数</w:t>
+      </w:r>
+      <w:r>
+        <w:rPr>
+          <w:rFonts w:hint="eastAsia"/>
+        </w:rPr>
+        <w:t xml:space="preserve">，表内同时给出极差。评审整改任务</w:t>
+      </w:r>
+      <w:r>
+        <w:t xml:space="preserve"> T4 </w:t>
+      </w:r>
+      <w:r>
+        <w:rPr>
+          <w:rFonts w:hint="eastAsia"/>
+        </w:rPr>
+        <w:t xml:space="preserve">要求的「每档</w:t>
+      </w:r>
+      <w:r>
+        <w:t xml:space="preserve"> 3 </w:t>
+      </w:r>
+      <w:r>
+        <w:rPr>
+          <w:rFonts w:hint="eastAsia"/>
+        </w:rPr>
+        <w:t xml:space="preserve">次取中位数并给方差」已据此满足。</w:t>
       </w:r>
     </w:p>
     <w:p>
@@ -1558,74 +1639,52 @@
       <w:r>
         <w:rPr>
           <w:rFonts w:hint="eastAsia"/>
-        </w:rPr>
-        <w:t xml:space="preserve">端到端耗时</w:t>
-      </w:r>
-      <w:r>
-        <w:rPr>
-          <w:rFonts w:hint="eastAsia"/>
-          <w:b/>
-          <w:bCs/>
-        </w:rPr>
-        <w:t xml:space="preserve">含平台固定开销</w:t>
-      </w:r>
-      <w:r>
-        <w:rPr>
-          <w:rFonts w:hint="eastAsia"/>
-        </w:rPr>
-        <w:t xml:space="preserve">（调度派发</w:t>
-      </w:r>
-      <w:r>
-        <w:t xml:space="preserve"> + JVM </w:t>
-      </w:r>
-      <w:r>
-        <w:rPr>
-          <w:rFonts w:hint="eastAsia"/>
-        </w:rPr>
-        <w:t xml:space="preserve">冷启动）。该开销未单独计时，</w:t>
-      </w:r>
-      <w:r>
-        <w:t xml:space="preserve"> </w:t>
-      </w:r>
-      <w:r>
-        <w:rPr>
-          <w:rFonts w:hint="eastAsia"/>
-        </w:rPr>
-        <w:t xml:space="preserve">由</w:t>
-      </w:r>
-      <w:r>
-        <w:t xml:space="preserve"> S </w:t>
-      </w:r>
-      <w:r>
-        <w:rPr>
-          <w:rFonts w:hint="eastAsia"/>
-        </w:rPr>
-        <w:t xml:space="preserve">档耗时与稳态吞吐反推，量级约</w:t>
-      </w:r>
-      <w:r>
-        <w:t xml:space="preserve"> </w:t>
-      </w:r>
-      <w:r>
-        <w:rPr>
-          <w:b/>
-          <w:bCs/>
-        </w:rPr>
-        <w:t xml:space="preserve">8~13s</w:t>
-      </w:r>
-      <w:r>
-        <w:rPr>
-          <w:rFonts w:hint="eastAsia"/>
-        </w:rPr>
-        <w:t xml:space="preserve">（见</w:t>
-      </w:r>
-      <w:r>
-        <w:t xml:space="preserve"> </w:t>
-      </w:r>
-      <w:r>
-        <w:rPr>
-          <w:rFonts w:hint="eastAsia"/>
-        </w:rPr>
-        <w:t xml:space="preserve">§4.1）。</w:t>
+          <w:b/>
+          <w:bCs/>
+        </w:rPr>
+        <w:t xml:space="preserve">预热轮不可省</w:t>
+      </w:r>
+      <w:r>
+        <w:rPr>
+          <w:rFonts w:hint="eastAsia"/>
+        </w:rPr>
+        <w:t xml:space="preserve">：每格首跑受页缓存冷、Worker</w:t>
+      </w:r>
+      <w:r>
+        <w:t xml:space="preserve"> JVM </w:t>
+      </w:r>
+      <w:r>
+        <w:rPr>
+          <w:rFonts w:hint="eastAsia"/>
+        </w:rPr>
+        <w:t xml:space="preserve">冷、JIT</w:t>
+      </w:r>
+      <w:r>
+        <w:t xml:space="preserve"> </w:t>
+      </w:r>
+      <w:r>
+        <w:rPr>
+          <w:rFonts w:hint="eastAsia"/>
+        </w:rPr>
+        <w:t xml:space="preserve">未热身影响，实测可慢</w:t>
+      </w:r>
+      <w:r>
+        <w:t xml:space="preserve"> </w:t>
+      </w:r>
+      <w:r>
+        <w:rPr>
+          <w:rFonts w:hint="eastAsia"/>
+        </w:rPr>
+        <w:t xml:space="preserve">14%~40%，</w:t>
+      </w:r>
+      <w:r>
+        <w:t xml:space="preserve"> </w:t>
+      </w:r>
+      <w:r>
+        <w:rPr>
+          <w:rFonts w:hint="eastAsia"/>
+        </w:rPr>
+        <w:t xml:space="preserve">计入会把中位数与加速比一并拉偏。</w:t>
       </w:r>
     </w:p>
     <w:p>
@@ -1640,108 +1699,73 @@
         <w:rPr>
           <w:rFonts w:hint="eastAsia"/>
         </w:rPr>
-        <w:t xml:space="preserve">早期</w:t>
-      </w:r>
-      <w:r>
-        <w:rPr>
-          <w:rFonts w:hint="eastAsia"/>
-          <w:b/>
-          <w:bCs/>
-        </w:rPr>
-        <w:t xml:space="preserve">彩排批次</w:t>
-      </w:r>
-      <w:r>
-        <w:rPr>
-          <w:rFonts w:hint="eastAsia"/>
-        </w:rPr>
-        <w:t xml:space="preserve">曾记录到不同的数值：1000</w:t>
-      </w:r>
-      <w:r>
-        <w:t xml:space="preserve"> </w:t>
-      </w:r>
-      <w:r>
-        <w:rPr>
-          <w:rFonts w:hint="eastAsia"/>
-        </w:rPr>
-        <w:t xml:space="preserve">万行</w:t>
-      </w:r>
-      <w:r>
-        <w:rPr>
-          <w:rFonts w:hint="eastAsia"/>
-          <w:b/>
-          <w:bCs/>
-        </w:rPr>
-        <w:t xml:space="preserve">单分片</w:t>
-      </w:r>
-      <w:r>
-        <w:rPr>
-          <w:b/>
-          <w:bCs/>
-        </w:rPr>
-        <w:t xml:space="preserve"> 58.8s</w:t>
-      </w:r>
-      <w:r>
-        <w:t xml:space="preserve">、1000 </w:t>
-      </w:r>
-      <w:r>
-        <w:rPr>
-          <w:rFonts w:hint="eastAsia"/>
-        </w:rPr>
-        <w:t xml:space="preserve">万行</w:t>
-      </w:r>
-      <w:r>
-        <w:t xml:space="preserve"> </w:t>
-      </w:r>
-      <w:r>
-        <w:rPr>
-          <w:b/>
-          <w:bCs/>
-        </w:rPr>
-        <w:t xml:space="preserve">4 </w:t>
-      </w:r>
-      <w:r>
-        <w:rPr>
-          <w:rFonts w:hint="eastAsia"/>
-          <w:b/>
-          <w:bCs/>
-        </w:rPr>
-        <w:t xml:space="preserve">分片</w:t>
-      </w:r>
-      <w:r>
-        <w:rPr>
-          <w:b/>
-          <w:bCs/>
-        </w:rPr>
-        <w:t xml:space="preserve"> 46s</w:t>
-      </w:r>
-      <w:r>
-        <w:rPr>
-          <w:rFonts w:hint="eastAsia"/>
-        </w:rPr>
-        <w:t xml:space="preserve">（彩排时为</w:t>
-      </w:r>
-      <w:r>
-        <w:t xml:space="preserve"> 3 </w:t>
-      </w:r>
-      <w:r>
-        <w:rPr>
-          <w:rFonts w:hint="eastAsia"/>
-        </w:rPr>
-        <w:t xml:space="preserve">Worker）。二者均属彩排口径，与正式批次环境不完全可比，</w:t>
-      </w:r>
-      <w:r>
-        <w:t xml:space="preserve"> </w:t>
-      </w:r>
-      <w:r>
-        <w:rPr>
-          <w:rFonts w:hint="eastAsia"/>
-          <w:b/>
-          <w:bCs/>
-        </w:rPr>
-        <w:t xml:space="preserve">一律不作为引用</w:t>
-      </w:r>
-      <w:r>
-        <w:t xml:space="preserve">。</w:t>
+        <w:t xml:space="preserve">端到端耗时</w:t>
+      </w:r>
+      <w:r>
+        <w:rPr>
+          <w:rFonts w:hint="eastAsia"/>
+          <w:b/>
+          <w:bCs/>
+        </w:rPr>
+        <w:t xml:space="preserve">含平台固定开销</w:t>
+      </w:r>
+      <w:r>
+        <w:rPr>
+          <w:rFonts w:hint="eastAsia"/>
+        </w:rPr>
+        <w:t xml:space="preserve">（调度派发</w:t>
+      </w:r>
+      <w:r>
+        <w:t xml:space="preserve"> + JVM </w:t>
+      </w:r>
+      <w:r>
+        <w:rPr>
+          <w:rFonts w:hint="eastAsia"/>
+        </w:rPr>
+        <w:t xml:space="preserve">冷启动）。该开销未单独计时，</w:t>
+      </w:r>
+      <w:r>
+        <w:t xml:space="preserve"> </w:t>
+      </w:r>
+      <w:r>
+        <w:rPr>
+          <w:rFonts w:hint="eastAsia"/>
+        </w:rPr>
+        <w:t xml:space="preserve">由</w:t>
+      </w:r>
+      <w:r>
+        <w:t xml:space="preserve"> S </w:t>
+      </w:r>
+      <w:r>
+        <w:rPr>
+          <w:rFonts w:hint="eastAsia"/>
+        </w:rPr>
+        <w:t xml:space="preserve">档耗时与稳态吞吐反推，量级约</w:t>
+      </w:r>
+      <w:r>
+        <w:t xml:space="preserve"> </w:t>
+      </w:r>
+      <w:r>
+        <w:rPr>
+          <w:b/>
+          <w:bCs/>
+        </w:rPr>
+        <w:t xml:space="preserve">8~13s</w:t>
+      </w:r>
+      <w:r>
+        <w:rPr>
+          <w:rFonts w:hint="eastAsia"/>
+        </w:rPr>
+        <w:t xml:space="preserve">（见</w:t>
+      </w:r>
+      <w:r>
+        <w:t xml:space="preserve"> </w:t>
+      </w:r>
+      <w:r>
+        <w:rPr>
+          <w:rFonts w:hint="eastAsia"/>
+        </w:rPr>
+        <w:t xml:space="preserve">§4.1）。</w:t>
       </w:r>
     </w:p>
     <w:p>
@@ -1755,66 +1779,365 @@
       <w:r>
         <w:rPr>
           <w:rFonts w:hint="eastAsia"/>
-        </w:rPr>
-        <w:t xml:space="preserve">表内数字可交叉验证自洽：各档位「写盘速率</w:t>
-      </w:r>
-      <w:r>
-        <w:t xml:space="preserve"> × </w:t>
-      </w:r>
-      <w:r>
-        <w:rPr>
-          <w:rFonts w:hint="eastAsia"/>
-        </w:rPr>
-        <w:t xml:space="preserve">端到端耗时」隐含的输出文件大小一致</w:t>
-      </w:r>
-      <w:r>
-        <w:t xml:space="preserve"> </w:t>
-      </w:r>
-      <w:r>
-        <w:rPr>
-          <w:rFonts w:hint="eastAsia"/>
-        </w:rPr>
-        <w:t xml:space="preserve">（M</w:t>
-      </w:r>
-      <w:r>
-        <w:t xml:space="preserve"> </w:t>
-      </w:r>
-      <w:r>
-        <w:rPr>
-          <w:rFonts w:hint="eastAsia"/>
-        </w:rPr>
-        <w:t xml:space="preserve">档</w:t>
-      </w:r>
-      <w:r>
-        <w:t xml:space="preserve"> 1357~1359MB、L </w:t>
-      </w:r>
-      <w:r>
-        <w:rPr>
-          <w:rFonts w:hint="eastAsia"/>
-        </w:rPr>
-        <w:t xml:space="preserve">档</w:t>
-      </w:r>
-      <w:r>
-        <w:t xml:space="preserve"> </w:t>
-      </w:r>
-      <w:r>
-        <w:rPr>
-          <w:rFonts w:hint="eastAsia"/>
-        </w:rPr>
-        <w:t xml:space="preserve">7344~7353MB，极差</w:t>
-      </w:r>
-      <w:r>
-        <w:t xml:space="preserve"> &lt; </w:t>
-      </w:r>
-      <w:r>
-        <w:rPr>
-          <w:rFonts w:hint="eastAsia"/>
-        </w:rPr>
-        <w:t xml:space="preserve">0.2%），说明表内耗时与写盘速率取自同一批次。</w:t>
+          <w:b/>
+          <w:bCs/>
+        </w:rPr>
+        <w:t xml:space="preserve">环境漂移披露（重要）</w:t>
+      </w:r>
+      <w:r>
+        <w:rPr>
+          <w:rFonts w:hint="eastAsia"/>
+        </w:rPr>
+        <w:t xml:space="preserve">：基准环境是跑在笔记本电脑上的虚拟机。</w:t>
+      </w:r>
+      <w:r>
+        <w:rPr>
+          <w:rFonts w:hint="eastAsia"/>
+          <w:b/>
+          <w:bCs/>
+        </w:rPr>
+        <w:t xml:space="preserve">批次内</w:t>
+      </w:r>
+      <w:r>
+        <w:rPr>
+          <w:rFonts w:hint="eastAsia"/>
+        </w:rPr>
+        <w:t xml:space="preserve">复现性良好</w:t>
+      </w:r>
+      <w:r>
+        <w:t xml:space="preserve"> </w:t>
+      </w:r>
+      <w:r>
+        <w:rPr>
+          <w:rFonts w:hint="eastAsia"/>
+        </w:rPr>
+        <w:t xml:space="preserve">（极差</w:t>
+      </w:r>
+      <w:r>
+        <w:t xml:space="preserve"> </w:t>
+      </w:r>
+      <w:r>
+        <w:rPr>
+          <w:rFonts w:hint="eastAsia"/>
+        </w:rPr>
+        <w:t xml:space="preserve">0.4%~32%），但</w:t>
+      </w:r>
+      <w:r>
+        <w:rPr>
+          <w:rFonts w:hint="eastAsia"/>
+          <w:b/>
+          <w:bCs/>
+        </w:rPr>
+        <w:t xml:space="preserve">跨批次</w:t>
+      </w:r>
+      <w:r>
+        <w:rPr>
+          <w:rFonts w:hint="eastAsia"/>
+        </w:rPr>
+        <w:t xml:space="preserve">的绝对值漂移显著——同一配置（1000</w:t>
+      </w:r>
+      <w:r>
+        <w:t xml:space="preserve"> </w:t>
+      </w:r>
+      <w:r>
+        <w:rPr>
+          <w:rFonts w:hint="eastAsia"/>
+        </w:rPr>
+        <w:t xml:space="preserve">万行</w:t>
+      </w:r>
+      <w:r>
+        <w:t xml:space="preserve"> / 4 </w:t>
+      </w:r>
+      <w:r>
+        <w:rPr>
+          <w:rFonts w:hint="eastAsia"/>
+        </w:rPr>
+        <w:t xml:space="preserve">分片</w:t>
+      </w:r>
+      <w:r>
+        <w:t xml:space="preserve"> / 1 </w:t>
+      </w:r>
+      <w:r>
+        <w:rPr>
+          <w:rFonts w:hint="eastAsia"/>
+        </w:rPr>
+        <w:t xml:space="preserve">Worker）</w:t>
+      </w:r>
+      <w:r>
+        <w:t xml:space="preserve"> </w:t>
+      </w:r>
+      <w:r>
+        <w:rPr>
+          <w:rFonts w:hint="eastAsia"/>
+        </w:rPr>
+        <w:t xml:space="preserve">在相隔半小时的两次批次中分别测得</w:t>
+      </w:r>
+      <w:r>
+        <w:t xml:space="preserve"> </w:t>
+      </w:r>
+      <w:r>
+        <w:rPr>
+          <w:b/>
+          <w:bCs/>
+        </w:rPr>
+        <w:t xml:space="preserve">16.2s </w:t>
+      </w:r>
+      <w:r>
+        <w:rPr>
+          <w:rFonts w:hint="eastAsia"/>
+          <w:b/>
+          <w:bCs/>
+        </w:rPr>
+        <w:t xml:space="preserve">与</w:t>
+      </w:r>
+      <w:r>
+        <w:rPr>
+          <w:b/>
+          <w:bCs/>
+        </w:rPr>
+        <w:t xml:space="preserve"> </w:t>
+      </w:r>
+      <w:r>
+        <w:rPr>
+          <w:rFonts w:hint="eastAsia"/>
+          <w:b/>
+          <w:bCs/>
+        </w:rPr>
+        <w:t xml:space="preserve">26.4s，相差</w:t>
+      </w:r>
+      <w:r>
+        <w:rPr>
+          <w:b/>
+          <w:bCs/>
+        </w:rPr>
+        <w:t xml:space="preserve"> 63%</w:t>
+      </w:r>
+      <w:r>
+        <w:rPr>
+          <w:rFonts w:hint="eastAsia"/>
+        </w:rPr>
+        <w:t xml:space="preserve">，推测与宿主笔记本</w:t>
+      </w:r>
+      <w:r>
+        <w:t xml:space="preserve"> CPU</w:t>
+      </w:r>
+      <w:r>
+        <w:t xml:space="preserve"> </w:t>
+      </w:r>
+      <w:r>
+        <w:rPr>
+          <w:rFonts w:hint="eastAsia"/>
+        </w:rPr>
+        <w:t xml:space="preserve">长时间压测后热降频有关。因此本报告的引用规则为：</w:t>
       </w:r>
     </w:p>
     <w:p>
       <w:pPr>
+        <w:pStyle w:val="Compact"/>
+        <w:numPr>
+          <w:ilvl w:val="1"/>
+          <w:numId w:val="1004"/>
+        </w:numPr>
+      </w:pPr>
+      <w:r>
+        <w:rPr>
+          <w:rFonts w:hint="eastAsia"/>
+        </w:rPr>
+        <w:t xml:space="preserve">结论依据只用</w:t>
+      </w:r>
+      <w:r>
+        <w:rPr>
+          <w:rFonts w:hint="eastAsia"/>
+          <w:b/>
+          <w:bCs/>
+        </w:rPr>
+        <w:t xml:space="preserve">同一批次内的横向对比</w:t>
+      </w:r>
+      <w:r>
+        <w:rPr>
+          <w:rFonts w:hint="eastAsia"/>
+        </w:rPr>
+        <w:t xml:space="preserve">（加速比、扩展趋势）；</w:t>
+      </w:r>
+    </w:p>
+    <w:p>
+      <w:pPr>
+        <w:pStyle w:val="Compact"/>
+        <w:numPr>
+          <w:ilvl w:val="1"/>
+          <w:numId w:val="1004"/>
+        </w:numPr>
+      </w:pPr>
+      <w:r>
+        <w:rPr>
+          <w:rFonts w:hint="eastAsia"/>
+          <w:b/>
+          <w:bCs/>
+        </w:rPr>
+        <w:t xml:space="preserve">跨批次的绝对耗时不做精确对比</w:t>
+      </w:r>
+      <w:r>
+        <w:rPr>
+          <w:rFonts w:hint="eastAsia"/>
+        </w:rPr>
+        <w:t xml:space="preserve">；</w:t>
+      </w:r>
+    </w:p>
+    <w:p>
+      <w:pPr>
+        <w:pStyle w:val="Compact"/>
+        <w:numPr>
+          <w:ilvl w:val="1"/>
+          <w:numId w:val="1004"/>
+        </w:numPr>
+      </w:pPr>
+      <w:r>
+        <w:t xml:space="preserve">§4.3 </w:t>
+      </w:r>
+      <w:r>
+        <w:rPr>
+          <w:rFonts w:hint="eastAsia"/>
+        </w:rPr>
+        <w:t xml:space="preserve">的瓶颈结论只采用</w:t>
+      </w:r>
+      <w:r>
+        <w:rPr>
+          <w:rFonts w:hint="eastAsia"/>
+          <w:b/>
+          <w:bCs/>
+        </w:rPr>
+        <w:t xml:space="preserve">跨批次一致</w:t>
+      </w:r>
+      <w:r>
+        <w:rPr>
+          <w:rFonts w:hint="eastAsia"/>
+        </w:rPr>
+        <w:t xml:space="preserve">的证据（磁盘利用率、CPU</w:t>
+      </w:r>
+      <w:r>
+        <w:t xml:space="preserve"> </w:t>
+      </w:r>
+      <w:r>
+        <w:rPr>
+          <w:rFonts w:hint="eastAsia"/>
+        </w:rPr>
+        <w:t xml:space="preserve">run-queue）。</w:t>
+      </w:r>
+    </w:p>
+    <w:p>
+      <w:pPr>
+        <w:pStyle w:val="Compact"/>
+        <w:numPr>
+          <w:ilvl w:val="0"/>
+          <w:numId w:val="1003"/>
+        </w:numPr>
+      </w:pPr>
+      <w:r>
+        <w:rPr>
+          <w:rFonts w:hint="eastAsia"/>
+        </w:rPr>
+        <w:t xml:space="preserve">早期</w:t>
+      </w:r>
+      <w:r>
+        <w:rPr>
+          <w:rFonts w:hint="eastAsia"/>
+          <w:b/>
+          <w:bCs/>
+        </w:rPr>
+        <w:t xml:space="preserve">彩排批次</w:t>
+      </w:r>
+      <w:r>
+        <w:rPr>
+          <w:rFonts w:hint="eastAsia"/>
+        </w:rPr>
+        <w:t xml:space="preserve">记录的</w:t>
+      </w:r>
+      <w:r>
+        <w:t xml:space="preserve"> 1000 </w:t>
+      </w:r>
+      <w:r>
+        <w:rPr>
+          <w:rFonts w:hint="eastAsia"/>
+        </w:rPr>
+        <w:t xml:space="preserve">万行单分片</w:t>
+      </w:r>
+      <w:r>
+        <w:t xml:space="preserve"> 58.8s、4 </w:t>
+      </w:r>
+      <w:r>
+        <w:rPr>
+          <w:rFonts w:hint="eastAsia"/>
+        </w:rPr>
+        <w:t xml:space="preserve">分片</w:t>
+      </w:r>
+      <w:r>
+        <w:t xml:space="preserve"> </w:t>
+      </w:r>
+      <w:r>
+        <w:rPr>
+          <w:rFonts w:hint="eastAsia"/>
+        </w:rPr>
+        <w:t xml:space="preserve">46s（彩排时为</w:t>
+      </w:r>
+      <w:r>
+        <w:t xml:space="preserve"> 3 </w:t>
+      </w:r>
+      <w:r>
+        <w:rPr>
+          <w:rFonts w:hint="eastAsia"/>
+        </w:rPr>
+        <w:t xml:space="preserve">Worker）属不同口径，</w:t>
+      </w:r>
+      <w:r>
+        <w:t xml:space="preserve"> </w:t>
+      </w:r>
+      <w:r>
+        <w:rPr>
+          <w:rFonts w:hint="eastAsia"/>
+          <w:b/>
+          <w:bCs/>
+        </w:rPr>
+        <w:t xml:space="preserve">一律不作为引用</w:t>
+      </w:r>
+      <w:r>
+        <w:t xml:space="preserve">。</w:t>
+      </w:r>
+    </w:p>
+    <w:p>
+      <w:pPr>
+        <w:pStyle w:val="Compact"/>
+        <w:numPr>
+          <w:ilvl w:val="0"/>
+          <w:numId w:val="1003"/>
+        </w:numPr>
+      </w:pPr>
+      <w:r>
+        <w:rPr>
+          <w:rFonts w:hint="eastAsia"/>
+        </w:rPr>
+        <w:t xml:space="preserve">表内数字可交叉验证自洽：各档位「写盘速率</w:t>
+      </w:r>
+      <w:r>
+        <w:t xml:space="preserve"> × </w:t>
+      </w:r>
+      <w:r>
+        <w:rPr>
+          <w:rFonts w:hint="eastAsia"/>
+        </w:rPr>
+        <w:t xml:space="preserve">端到端耗时」隐含的输出文件大小一致，</w:t>
+      </w:r>
+      <w:r>
+        <w:t xml:space="preserve"> </w:t>
+      </w:r>
+      <w:r>
+        <w:rPr>
+          <w:rFonts w:hint="eastAsia"/>
+        </w:rPr>
+        <w:t xml:space="preserve">说明表内耗时与写盘速率取自同一批次。</w:t>
+      </w:r>
+    </w:p>
+    <w:p>
+      <w:pPr>
         <w:pStyle w:val="BlockText"/>
       </w:pPr>
       <w:r>
@@ -1877,13 +2200,79 @@
         <w:t xml:space="preserve">scripts/bench.sh</w:t>
       </w:r>
       <w:r>
-        <w:t xml:space="preserve"> </w:t>
-      </w:r>
-      <w:r>
-        <w:rPr>
-          <w:rFonts w:hint="eastAsia"/>
-        </w:rPr>
-        <w:t xml:space="preserve">在同规格环境一键复现。</w:t>
+        <w:rPr>
+          <w:rFonts w:hint="eastAsia"/>
+        </w:rPr>
+        <w:t xml:space="preserve">（单格）与</w:t>
+      </w:r>
+      <w:r>
+        <w:t xml:space="preserve"> </w:t>
+      </w:r>
+      <w:r>
+        <w:rPr>
+          <w:rStyle w:val="VerbatimChar"/>
+        </w:rPr>
+        <w:t xml:space="preserve">scripts/t4-matrix.sh</w:t>
+      </w:r>
+      <w:r>
+        <w:rPr>
+          <w:rFonts w:hint="eastAsia"/>
+        </w:rPr>
+        <w:t xml:space="preserve">（全矩阵）在同规格环境复现，</w:t>
+      </w:r>
+      <w:r>
+        <w:t xml:space="preserve"> </w:t>
+      </w:r>
+      <w:r>
+        <w:rPr>
+          <w:rFonts w:hint="eastAsia"/>
+        </w:rPr>
+        <w:t xml:space="preserve">原始日志、</w:t>
+      </w:r>
+      <w:r>
+        <w:rPr>
+          <w:rStyle w:val="VerbatimChar"/>
+        </w:rPr>
+        <w:t xml:space="preserve">iostat</w:t>
+      </w:r>
+      <w:r>
+        <w:t xml:space="preserve"> </w:t>
+      </w:r>
+      <w:r>
+        <w:rPr>
+          <w:rFonts w:hint="eastAsia"/>
+        </w:rPr>
+        <w:t xml:space="preserve">与</w:t>
+      </w:r>
+      <w:r>
+        <w:t xml:space="preserve"> </w:t>
+      </w:r>
+      <w:r>
+        <w:rPr>
+          <w:rStyle w:val="VerbatimChar"/>
+        </w:rPr>
+        <w:t xml:space="preserve">vmstat</w:t>
+      </w:r>
+      <w:r>
+        <w:t xml:space="preserve"> </w:t>
+      </w:r>
+      <w:r>
+        <w:rPr>
+          <w:rFonts w:hint="eastAsia"/>
+        </w:rPr>
+        <w:t xml:space="preserve">采样见</w:t>
+      </w:r>
+      <w:r>
+        <w:t xml:space="preserve"> </w:t>
+      </w:r>
+      <w:r>
+        <w:rPr>
+          <w:rStyle w:val="VerbatimChar"/>
+        </w:rPr>
+        <w:t xml:space="preserve">stream-platform/bench-results/</w:t>
+      </w:r>
+      <w:r>
+        <w:t xml:space="preserve">。</w:t>
       </w:r>
     </w:p>
     <w:bookmarkEnd w:id="15"/>
@@ -2173,473 +2562,8 @@
     <w:tbl>
       <w:tblPr>
         <w:tblStyle w:val="Table"/>
-        <w:tblW w:type="auto" w:w="0"/>
-        <w:tblLook w:firstRow="1" w:lastRow="0" w:firstColumn="0" w:lastColumn="0" w:noHBand="0" w:noVBand="0" w:val="0020"/>
-      </w:tblPr>
-      <w:tblGrid>
-        <w:gridCol w:w="1320"/>
-        <w:gridCol w:w="1320"/>
-        <w:gridCol w:w="1320"/>
-        <w:gridCol w:w="1320"/>
-        <w:gridCol w:w="1320"/>
-        <w:gridCol w:w="1320"/>
-      </w:tblGrid>
-      <w:tr>
-        <w:trPr>
-          <w:tblHeader w:val="on"/>
-        </w:trPr>
-        <w:tc>
-          <w:tcPr/>
-          <w:p>
-            <w:pPr>
-              <w:pStyle w:val="Compact"/>
-            </w:pPr>
-            <w:r>
-              <w:rPr>
-                <w:rFonts w:hint="eastAsia"/>
-              </w:rPr>
-              <w:t xml:space="preserve">数据集</w:t>
-            </w:r>
-          </w:p>
-        </w:tc>
-        <w:tc>
-          <w:tcPr/>
-          <w:p>
-            <w:pPr>
-              <w:pStyle w:val="Compact"/>
-            </w:pPr>
-            <w:r>
-              <w:rPr>
-                <w:rFonts w:hint="eastAsia"/>
-              </w:rPr>
-              <w:t xml:space="preserve">行数</w:t>
-            </w:r>
-          </w:p>
-        </w:tc>
-        <w:tc>
-          <w:tcPr/>
-          <w:p>
-            <w:pPr>
-              <w:pStyle w:val="Compact"/>
-            </w:pPr>
-            <w:r>
-              <w:rPr>
-                <w:rFonts w:hint="eastAsia"/>
-              </w:rPr>
-              <w:t xml:space="preserve">端到端耗时</w:t>
-            </w:r>
-          </w:p>
-        </w:tc>
-        <w:tc>
-          <w:tcPr/>
-          <w:p>
-            <w:pPr>
-              <w:pStyle w:val="Compact"/>
-            </w:pPr>
-            <w:r>
-              <w:rPr>
-                <w:rFonts w:hint="eastAsia"/>
-              </w:rPr>
-              <w:t xml:space="preserve">吞吐</w:t>
-            </w:r>
-          </w:p>
-        </w:tc>
-        <w:tc>
-          <w:tcPr/>
-          <w:p>
-            <w:pPr>
-              <w:pStyle w:val="Compact"/>
-            </w:pPr>
-            <w:r>
-              <w:rPr>
-                <w:rFonts w:hint="eastAsia"/>
-              </w:rPr>
-              <w:t xml:space="preserve">写盘速率</w:t>
-            </w:r>
-          </w:p>
-        </w:tc>
-        <w:tc>
-          <w:tcPr/>
-          <w:p>
-            <w:pPr>
-              <w:pStyle w:val="Compact"/>
-            </w:pPr>
-            <w:r>
-              <w:rPr>
-                <w:rFonts w:hint="eastAsia"/>
-              </w:rPr>
-              <w:t xml:space="preserve">输出校验</w:t>
-            </w:r>
-          </w:p>
-        </w:tc>
-      </w:tr>
-      <w:tr>
-        <w:tc>
-          <w:tcPr/>
-          <w:p>
-            <w:pPr>
-              <w:pStyle w:val="Compact"/>
-            </w:pPr>
-            <w:r>
-              <w:t xml:space="preserve">S</w:t>
-            </w:r>
-          </w:p>
-        </w:tc>
-        <w:tc>
-          <w:tcPr/>
-          <w:p>
-            <w:pPr>
-              <w:pStyle w:val="Compact"/>
-            </w:pPr>
-            <w:r>
-              <w:t xml:space="preserve">1,000,000</w:t>
-            </w:r>
-          </w:p>
-        </w:tc>
-        <w:tc>
-          <w:tcPr/>
-          <w:p>
-            <w:pPr>
-              <w:pStyle w:val="Compact"/>
-            </w:pPr>
-            <w:r>
-              <w:t xml:space="preserve">18.6s</w:t>
-            </w:r>
-          </w:p>
-        </w:tc>
-        <w:tc>
-          <w:tcPr/>
-          <w:p>
-            <w:pPr>
-              <w:pStyle w:val="Compact"/>
-            </w:pPr>
-            <w:r>
-              <w:t xml:space="preserve">5.4 </w:t>
-            </w:r>
-            <w:r>
-              <w:rPr>
-                <w:rFonts w:hint="eastAsia"/>
-              </w:rPr>
-              <w:t xml:space="preserve">万行/s</w:t>
-            </w:r>
-          </w:p>
-        </w:tc>
-        <w:tc>
-          <w:tcPr/>
-          <w:p>
-            <w:pPr>
-              <w:pStyle w:val="Compact"/>
-            </w:pPr>
-            <w:r>
-              <w:t xml:space="preserve">6.6 MB/s</w:t>
-            </w:r>
-          </w:p>
-        </w:tc>
-        <w:tc>
-          <w:tcPr/>
-          <w:p>
-            <w:pPr>
-              <w:pStyle w:val="Compact"/>
-            </w:pPr>
-            <w:r>
-              <w:t xml:space="preserve">1,000,001 </w:t>
-            </w:r>
-            <w:r>
-              <w:rPr>
-                <w:rFonts w:hint="eastAsia"/>
-              </w:rPr>
-              <w:t xml:space="preserve">行</w:t>
-            </w:r>
-            <w:r>
-              <w:t xml:space="preserve"> ✓</w:t>
-            </w:r>
-          </w:p>
-        </w:tc>
-      </w:tr>
-      <w:tr>
-        <w:tc>
-          <w:tcPr/>
-          <w:p>
-            <w:pPr>
-              <w:pStyle w:val="Compact"/>
-            </w:pPr>
-            <w:r>
-              <w:t xml:space="preserve">M</w:t>
-            </w:r>
-          </w:p>
-        </w:tc>
-        <w:tc>
-          <w:tcPr/>
-          <w:p>
-            <w:pPr>
-              <w:pStyle w:val="Compact"/>
-            </w:pPr>
-            <w:r>
-              <w:t xml:space="preserve">10,000,000</w:t>
-            </w:r>
-          </w:p>
-        </w:tc>
-        <w:tc>
-          <w:tcPr/>
-          <w:p>
-            <w:pPr>
-              <w:pStyle w:val="Compact"/>
-            </w:pPr>
-            <w:r>
-              <w:t xml:space="preserve">49.0s</w:t>
-            </w:r>
-          </w:p>
-        </w:tc>
-        <w:tc>
-          <w:tcPr/>
-          <w:p>
-            <w:pPr>
-              <w:pStyle w:val="Compact"/>
-            </w:pPr>
-            <w:r>
-              <w:t xml:space="preserve">20.4 </w:t>
-            </w:r>
-            <w:r>
-              <w:rPr>
-                <w:rFonts w:hint="eastAsia"/>
-              </w:rPr>
-              <w:t xml:space="preserve">万行/s</w:t>
-            </w:r>
-          </w:p>
-        </w:tc>
-        <w:tc>
-          <w:tcPr/>
-          <w:p>
-            <w:pPr>
-              <w:pStyle w:val="Compact"/>
-            </w:pPr>
-            <w:r>
-              <w:t xml:space="preserve">27.7 MB/s</w:t>
-            </w:r>
-          </w:p>
-        </w:tc>
-        <w:tc>
-          <w:tcPr/>
-          <w:p>
-            <w:pPr>
-              <w:pStyle w:val="Compact"/>
-            </w:pPr>
-            <w:r>
-              <w:t xml:space="preserve">10,000,001 </w:t>
-            </w:r>
-            <w:r>
-              <w:rPr>
-                <w:rFonts w:hint="eastAsia"/>
-              </w:rPr>
-              <w:t xml:space="preserve">行</w:t>
-            </w:r>
-            <w:r>
-              <w:t xml:space="preserve"> ✓</w:t>
-            </w:r>
-          </w:p>
-        </w:tc>
-      </w:tr>
-      <w:tr>
-        <w:tc>
-          <w:tcPr/>
-          <w:p>
-            <w:pPr>
-              <w:pStyle w:val="Compact"/>
-            </w:pPr>
-            <w:r>
-              <w:t xml:space="preserve">L</w:t>
-            </w:r>
-          </w:p>
-        </w:tc>
-        <w:tc>
-          <w:tcPr/>
-          <w:p>
-            <w:pPr>
-              <w:pStyle w:val="Compact"/>
-            </w:pPr>
-            <w:r>
-              <w:t xml:space="preserve">50,000,000</w:t>
-            </w:r>
-          </w:p>
-        </w:tc>
-        <w:tc>
-          <w:tcPr/>
-          <w:p>
-            <w:pPr>
-              <w:pStyle w:val="Compact"/>
-            </w:pPr>
-            <w:r>
-              <w:t xml:space="preserve">251.5s</w:t>
-            </w:r>
-          </w:p>
-        </w:tc>
-        <w:tc>
-          <w:tcPr/>
-          <w:p>
-            <w:pPr>
-              <w:pStyle w:val="Compact"/>
-            </w:pPr>
-            <w:r>
-              <w:t xml:space="preserve">19.9 </w:t>
-            </w:r>
-            <w:r>
-              <w:rPr>
-                <w:rFonts w:hint="eastAsia"/>
-              </w:rPr>
-              <w:t xml:space="preserve">万行/s</w:t>
-            </w:r>
-          </w:p>
-        </w:tc>
-        <w:tc>
-          <w:tcPr/>
-          <w:p>
-            <w:pPr>
-              <w:pStyle w:val="Compact"/>
-            </w:pPr>
-            <w:r>
-              <w:t xml:space="preserve">29.2 MB/s</w:t>
-            </w:r>
-          </w:p>
-        </w:tc>
-        <w:tc>
-          <w:tcPr/>
-          <w:p>
-            <w:pPr>
-              <w:pStyle w:val="Compact"/>
-            </w:pPr>
-            <w:r>
-              <w:t xml:space="preserve">50,000,001 </w:t>
-            </w:r>
-            <w:r>
-              <w:rPr>
-                <w:rFonts w:hint="eastAsia"/>
-              </w:rPr>
-              <w:t xml:space="preserve">行</w:t>
-            </w:r>
-            <w:r>
-              <w:t xml:space="preserve"> ✓</w:t>
-            </w:r>
-          </w:p>
-        </w:tc>
-      </w:tr>
-    </w:tbl>
-    <w:p>
-      <w:pPr>
-        <w:pStyle w:val="FirstParagraph"/>
-      </w:pPr>
-      <w:r>
-        <w:t xml:space="preserve">M、L </w:t>
-      </w:r>
-      <w:r>
-        <w:rPr>
-          <w:rFonts w:hint="eastAsia"/>
-        </w:rPr>
-        <w:t xml:space="preserve">两档吞吐一致（约</w:t>
-      </w:r>
-      <w:r>
-        <w:t xml:space="preserve"> 20 </w:t>
-      </w:r>
-      <w:r>
-        <w:rPr>
-          <w:rFonts w:hint="eastAsia"/>
-        </w:rPr>
-        <w:t xml:space="preserve">万行/s），说明单分片流水线已达稳态；S</w:t>
-      </w:r>
-      <w:r>
-        <w:t xml:space="preserve"> </w:t>
-      </w:r>
-      <w:r>
-        <w:rPr>
-          <w:rFonts w:hint="eastAsia"/>
-        </w:rPr>
-        <w:t xml:space="preserve">档偏低是因平台固定开销</w:t>
-      </w:r>
-      <w:r>
-        <w:t xml:space="preserve"> </w:t>
-      </w:r>
-      <w:r>
-        <w:rPr>
-          <w:rFonts w:hint="eastAsia"/>
-        </w:rPr>
-        <w:t xml:space="preserve">（调度派发</w:t>
-      </w:r>
-      <w:r>
-        <w:t xml:space="preserve"> + JVM </w:t>
-      </w:r>
-      <w:r>
-        <w:rPr>
-          <w:rFonts w:hint="eastAsia"/>
-        </w:rPr>
-        <w:t xml:space="preserve">冷启动，约</w:t>
-      </w:r>
-      <w:r>
-        <w:t xml:space="preserve"> </w:t>
-      </w:r>
-      <w:r>
-        <w:rPr>
-          <w:rFonts w:hint="eastAsia"/>
-        </w:rPr>
-        <w:t xml:space="preserve">8~13s）在小数据量下占比过高。</w:t>
-      </w:r>
-    </w:p>
-    <w:p>
-      <w:pPr>
-        <w:pStyle w:val="BlockText"/>
-      </w:pPr>
-      <w:r>
-        <w:rPr>
-          <w:rFonts w:hint="eastAsia"/>
-        </w:rPr>
-        <w:t xml:space="preserve">上表为本报告采用的正式测试批次数值（测量口径见</w:t>
-      </w:r>
-      <w:r>
-        <w:t xml:space="preserve"> </w:t>
-      </w:r>
-      <w:r>
-        <w:rPr>
-          <w:rFonts w:hint="eastAsia"/>
-        </w:rPr>
-        <w:t xml:space="preserve">§3.3）；单次实测存在波动，引用时以本表为准。</w:t>
-      </w:r>
-    </w:p>
-    <w:bookmarkEnd w:id="18"/>
-    <w:bookmarkStart w:id="22" w:name="_e7375992acaa78953f8fc785daa9398e1cc7550"/>
-    <w:p>
-      <w:pPr>
-        <w:pStyle w:val="Heading3"/>
-      </w:pPr>
-      <w:r>
-        <w:t xml:space="preserve">4.2 </w:t>
-      </w:r>
-      <w:r>
-        <w:rPr>
-          <w:rFonts w:hint="eastAsia"/>
-        </w:rPr>
-        <w:t xml:space="preserve">横向扩展实测（多分片</w:t>
-      </w:r>
-      <w:r>
-        <w:t xml:space="preserve"> × </w:t>
-      </w:r>
-      <w:r>
-        <w:rPr>
-          <w:rFonts w:hint="eastAsia"/>
-        </w:rPr>
-        <w:t xml:space="preserve">多</w:t>
-      </w:r>
-      <w:r>
-        <w:t xml:space="preserve"> </w:t>
-      </w:r>
-      <w:r>
-        <w:rPr>
-          <w:rFonts w:hint="eastAsia"/>
-        </w:rPr>
-        <w:t xml:space="preserve">Worker）</w:t>
-      </w:r>
-    </w:p>
-    <w:tbl>
-      <w:tblPr>
-        <w:tblStyle w:val="Table"/>
-        <w:tblW w:type="auto" w:w="0"/>
+        <w:tblW w:type="pct" w:w="5000"/>
+        <w:tblLayout w:type="fixed"/>
         <w:tblLook w:firstRow="1" w:lastRow="0" w:firstColumn="0" w:lastColumn="0" w:noHBand="0" w:noVBand="0" w:val="0020"/>
       </w:tblPr>
       <w:tblGrid>
@@ -2679,24 +2603,7 @@
               <w:rPr>
                 <w:rFonts w:hint="eastAsia"/>
               </w:rPr>
-              <w:t xml:space="preserve">并行度</w:t>
-            </w:r>
-          </w:p>
-        </w:tc>
-        <w:tc>
-          <w:tcPr/>
-          <w:p>
-            <w:pPr>
-              <w:pStyle w:val="Compact"/>
-            </w:pPr>
-            <w:r>
-              <w:t xml:space="preserve">Worker </w:t>
-            </w:r>
-            <w:r>
-              <w:rPr>
-                <w:rFonts w:hint="eastAsia"/>
-              </w:rPr>
-              <w:t xml:space="preserve">数</w:t>
+              <w:t xml:space="preserve">行数</w:t>
             </w:r>
           </w:p>
         </w:tc>
@@ -2724,6 +2631,20 @@
               <w:rPr>
                 <w:rFonts w:hint="eastAsia"/>
               </w:rPr>
+              <w:t xml:space="preserve">极差</w:t>
+            </w:r>
+          </w:p>
+        </w:tc>
+        <w:tc>
+          <w:tcPr/>
+          <w:p>
+            <w:pPr>
+              <w:pStyle w:val="Compact"/>
+            </w:pPr>
+            <w:r>
+              <w:rPr>
+                <w:rFonts w:hint="eastAsia"/>
+              </w:rPr>
               <w:t xml:space="preserve">吞吐</w:t>
             </w:r>
           </w:p>
@@ -2752,7 +2673,7 @@
               <w:rPr>
                 <w:rFonts w:hint="eastAsia"/>
               </w:rPr>
-              <w:t xml:space="preserve">加速比</w:t>
+              <w:t xml:space="preserve">输出校验</w:t>
             </w:r>
           </w:p>
         </w:tc>
@@ -2765,51 +2686,51 @@
               <w:pStyle w:val="Compact"/>
             </w:pPr>
             <w:r>
-              <w:t xml:space="preserve">M</w:t>
-            </w:r>
-          </w:p>
-        </w:tc>
-        <w:tc>
-          <w:tcPr/>
-          <w:p>
-            <w:pPr>
-              <w:pStyle w:val="Compact"/>
-            </w:pPr>
-            <w:r>
-              <w:t xml:space="preserve">1</w:t>
-            </w:r>
-          </w:p>
-        </w:tc>
-        <w:tc>
-          <w:tcPr/>
-          <w:p>
-            <w:pPr>
-              <w:pStyle w:val="Compact"/>
-            </w:pPr>
-            <w:r>
-              <w:t xml:space="preserve">1</w:t>
-            </w:r>
-          </w:p>
-        </w:tc>
-        <w:tc>
-          <w:tcPr/>
-          <w:p>
-            <w:pPr>
-              <w:pStyle w:val="Compact"/>
-            </w:pPr>
-            <w:r>
-              <w:t xml:space="preserve">49.0s</w:t>
-            </w:r>
-          </w:p>
-        </w:tc>
-        <w:tc>
-          <w:tcPr/>
-          <w:p>
-            <w:pPr>
-              <w:pStyle w:val="Compact"/>
-            </w:pPr>
-            <w:r>
-              <w:t xml:space="preserve">20.4 </w:t>
+              <w:t xml:space="preserve">S</w:t>
+            </w:r>
+          </w:p>
+        </w:tc>
+        <w:tc>
+          <w:tcPr/>
+          <w:p>
+            <w:pPr>
+              <w:pStyle w:val="Compact"/>
+            </w:pPr>
+            <w:r>
+              <w:t xml:space="preserve">1,000,000</w:t>
+            </w:r>
+          </w:p>
+        </w:tc>
+        <w:tc>
+          <w:tcPr/>
+          <w:p>
+            <w:pPr>
+              <w:pStyle w:val="Compact"/>
+            </w:pPr>
+            <w:r>
+              <w:t xml:space="preserve">14.2s</w:t>
+            </w:r>
+          </w:p>
+        </w:tc>
+        <w:tc>
+          <w:tcPr/>
+          <w:p>
+            <w:pPr>
+              <w:pStyle w:val="Compact"/>
+            </w:pPr>
+            <w:r>
+              <w:t xml:space="preserve">14.8%</w:t>
+            </w:r>
+          </w:p>
+        </w:tc>
+        <w:tc>
+          <w:tcPr/>
+          <w:p>
+            <w:pPr>
+              <w:pStyle w:val="Compact"/>
+            </w:pPr>
+            <w:r>
+              <w:t xml:space="preserve">7.0 </w:t>
             </w:r>
             <w:r>
               <w:rPr>
@@ -2826,18 +2747,27 @@
               <w:pStyle w:val="Compact"/>
             </w:pPr>
             <w:r>
-              <w:t xml:space="preserve">27.7 MB/s</w:t>
-            </w:r>
-          </w:p>
-        </w:tc>
-        <w:tc>
-          <w:tcPr/>
-          <w:p>
-            <w:pPr>
-              <w:pStyle w:val="Compact"/>
-            </w:pPr>
-            <w:r>
-              <w:t xml:space="preserve">1.0</w:t>
+              <w:t xml:space="preserve">8.7 MB/s</w:t>
+            </w:r>
+          </w:p>
+        </w:tc>
+        <w:tc>
+          <w:tcPr/>
+          <w:p>
+            <w:pPr>
+              <w:pStyle w:val="Compact"/>
+            </w:pPr>
+            <w:r>
+              <w:t xml:space="preserve">1,000,001 </w:t>
+            </w:r>
+            <w:r>
+              <w:rPr>
+                <w:rFonts w:hint="eastAsia"/>
+              </w:rPr>
+              <w:t xml:space="preserve">行</w:t>
+            </w:r>
+            <w:r>
+              <w:t xml:space="preserve"> ✓</w:t>
             </w:r>
           </w:p>
         </w:tc>
@@ -2861,40 +2791,40 @@
               <w:pStyle w:val="Compact"/>
             </w:pPr>
             <w:r>
-              <w:t xml:space="preserve">4</w:t>
-            </w:r>
-          </w:p>
-        </w:tc>
-        <w:tc>
-          <w:tcPr/>
-          <w:p>
-            <w:pPr>
-              <w:pStyle w:val="Compact"/>
-            </w:pPr>
-            <w:r>
-              <w:t xml:space="preserve">1</w:t>
-            </w:r>
-          </w:p>
-        </w:tc>
-        <w:tc>
-          <w:tcPr/>
-          <w:p>
-            <w:pPr>
-              <w:pStyle w:val="Compact"/>
-            </w:pPr>
-            <w:r>
-              <w:t xml:space="preserve">28.5s</w:t>
-            </w:r>
-          </w:p>
-        </w:tc>
-        <w:tc>
-          <w:tcPr/>
-          <w:p>
-            <w:pPr>
-              <w:pStyle w:val="Compact"/>
-            </w:pPr>
-            <w:r>
-              <w:t xml:space="preserve">35.1 </w:t>
+              <w:t xml:space="preserve">10,000,000</w:t>
+            </w:r>
+          </w:p>
+        </w:tc>
+        <w:tc>
+          <w:tcPr/>
+          <w:p>
+            <w:pPr>
+              <w:pStyle w:val="Compact"/>
+            </w:pPr>
+            <w:r>
+              <w:t xml:space="preserve">38.5s</w:t>
+            </w:r>
+          </w:p>
+        </w:tc>
+        <w:tc>
+          <w:tcPr/>
+          <w:p>
+            <w:pPr>
+              <w:pStyle w:val="Compact"/>
+            </w:pPr>
+            <w:r>
+              <w:t xml:space="preserve">0.5%</w:t>
+            </w:r>
+          </w:p>
+        </w:tc>
+        <w:tc>
+          <w:tcPr/>
+          <w:p>
+            <w:pPr>
+              <w:pStyle w:val="Compact"/>
+            </w:pPr>
+            <w:r>
+              <w:t xml:space="preserve">26.0 </w:t>
             </w:r>
             <w:r>
               <w:rPr>
@@ -2911,18 +2841,27 @@
               <w:pStyle w:val="Compact"/>
             </w:pPr>
             <w:r>
-              <w:t xml:space="preserve">47.7 MB/s</w:t>
-            </w:r>
-          </w:p>
-        </w:tc>
-        <w:tc>
-          <w:tcPr/>
-          <w:p>
-            <w:pPr>
-              <w:pStyle w:val="Compact"/>
-            </w:pPr>
-            <w:r>
-              <w:t xml:space="preserve">1.7</w:t>
+              <w:t xml:space="preserve">35.3 MB/s</w:t>
+            </w:r>
+          </w:p>
+        </w:tc>
+        <w:tc>
+          <w:tcPr/>
+          <w:p>
+            <w:pPr>
+              <w:pStyle w:val="Compact"/>
+            </w:pPr>
+            <w:r>
+              <w:t xml:space="preserve">10,000,001 </w:t>
+            </w:r>
+            <w:r>
+              <w:rPr>
+                <w:rFonts w:hint="eastAsia"/>
+              </w:rPr>
+              <w:t xml:space="preserve">行</w:t>
+            </w:r>
+            <w:r>
+              <w:t xml:space="preserve"> ✓</w:t>
             </w:r>
           </w:p>
         </w:tc>
@@ -2935,51 +2874,51 @@
               <w:pStyle w:val="Compact"/>
             </w:pPr>
             <w:r>
-              <w:t xml:space="preserve">M</w:t>
-            </w:r>
-          </w:p>
-        </w:tc>
-        <w:tc>
-          <w:tcPr/>
-          <w:p>
-            <w:pPr>
-              <w:pStyle w:val="Compact"/>
-            </w:pPr>
-            <w:r>
-              <w:t xml:space="preserve">6</w:t>
-            </w:r>
-          </w:p>
-        </w:tc>
-        <w:tc>
-          <w:tcPr/>
-          <w:p>
-            <w:pPr>
-              <w:pStyle w:val="Compact"/>
-            </w:pPr>
-            <w:r>
-              <w:t xml:space="preserve">3</w:t>
-            </w:r>
-          </w:p>
-        </w:tc>
-        <w:tc>
-          <w:tcPr/>
-          <w:p>
-            <w:pPr>
-              <w:pStyle w:val="Compact"/>
-            </w:pPr>
-            <w:r>
-              <w:t xml:space="preserve">28.6s</w:t>
-            </w:r>
-          </w:p>
-        </w:tc>
-        <w:tc>
-          <w:tcPr/>
-          <w:p>
-            <w:pPr>
-              <w:pStyle w:val="Compact"/>
-            </w:pPr>
-            <w:r>
-              <w:t xml:space="preserve">35.0 </w:t>
+              <w:t xml:space="preserve">L</w:t>
+            </w:r>
+          </w:p>
+        </w:tc>
+        <w:tc>
+          <w:tcPr/>
+          <w:p>
+            <w:pPr>
+              <w:pStyle w:val="Compact"/>
+            </w:pPr>
+            <w:r>
+              <w:t xml:space="preserve">50,000,000</w:t>
+            </w:r>
+          </w:p>
+        </w:tc>
+        <w:tc>
+          <w:tcPr/>
+          <w:p>
+            <w:pPr>
+              <w:pStyle w:val="Compact"/>
+            </w:pPr>
+            <w:r>
+              <w:t xml:space="preserve">169.8s</w:t>
+            </w:r>
+          </w:p>
+        </w:tc>
+        <w:tc>
+          <w:tcPr/>
+          <w:p>
+            <w:pPr>
+              <w:pStyle w:val="Compact"/>
+            </w:pPr>
+            <w:r>
+              <w:t xml:space="preserve">25.4%</w:t>
+            </w:r>
+          </w:p>
+        </w:tc>
+        <w:tc>
+          <w:tcPr/>
+          <w:p>
+            <w:pPr>
+              <w:pStyle w:val="Compact"/>
+            </w:pPr>
+            <w:r>
+              <w:t xml:space="preserve">29.4 </w:t>
             </w:r>
             <w:r>
               <w:rPr>
@@ -2996,121 +2935,27 @@
               <w:pStyle w:val="Compact"/>
             </w:pPr>
             <w:r>
-              <w:t xml:space="preserve">47.5 MB/s</w:t>
-            </w:r>
-          </w:p>
-        </w:tc>
-        <w:tc>
-          <w:tcPr/>
-          <w:p>
-            <w:pPr>
-              <w:pStyle w:val="Compact"/>
-            </w:pPr>
-            <w:r>
-              <w:t xml:space="preserve">1.7</w:t>
-            </w:r>
-          </w:p>
-        </w:tc>
-      </w:tr>
-      <w:tr>
-        <w:tc>
-          <w:tcPr/>
-          <w:p>
-            <w:pPr>
-              <w:pStyle w:val="Compact"/>
-            </w:pPr>
-            <w:r>
-              <w:t xml:space="preserve">L</w:t>
-            </w:r>
-          </w:p>
-        </w:tc>
-        <w:tc>
-          <w:tcPr/>
-          <w:p>
-            <w:pPr>
-              <w:pStyle w:val="Compact"/>
-            </w:pPr>
-            <w:r>
-              <w:t xml:space="preserve">6</w:t>
-            </w:r>
-          </w:p>
-        </w:tc>
-        <w:tc>
-          <w:tcPr/>
-          <w:p>
-            <w:pPr>
-              <w:pStyle w:val="Compact"/>
-            </w:pPr>
-            <w:r>
-              <w:t xml:space="preserve">3</w:t>
-            </w:r>
-          </w:p>
-        </w:tc>
-        <w:tc>
-          <w:tcPr/>
-          <w:p>
-            <w:pPr>
-              <w:pStyle w:val="Compact"/>
-            </w:pPr>
-            <w:r>
-              <w:rPr>
-                <w:b/>
-                <w:bCs/>
-              </w:rPr>
-              <w:t xml:space="preserve">90.0s</w:t>
-            </w:r>
-          </w:p>
-        </w:tc>
-        <w:tc>
-          <w:tcPr/>
-          <w:p>
-            <w:pPr>
-              <w:pStyle w:val="Compact"/>
-            </w:pPr>
-            <w:r>
-              <w:rPr>
-                <w:b/>
-                <w:bCs/>
-              </w:rPr>
-              <w:t xml:space="preserve">55.6 </w:t>
-            </w:r>
-            <w:r>
-              <w:rPr>
-                <w:rFonts w:hint="eastAsia"/>
-                <w:b/>
-                <w:bCs/>
-              </w:rPr>
-              <w:t xml:space="preserve">万行/s</w:t>
-            </w:r>
-          </w:p>
-        </w:tc>
-        <w:tc>
-          <w:tcPr/>
-          <w:p>
-            <w:pPr>
-              <w:pStyle w:val="Compact"/>
-            </w:pPr>
-            <w:r>
-              <w:rPr>
-                <w:b/>
-                <w:bCs/>
-              </w:rPr>
-              <w:t xml:space="preserve">81.7 MB/s</w:t>
-            </w:r>
-          </w:p>
-        </w:tc>
-        <w:tc>
-          <w:tcPr/>
-          <w:p>
-            <w:pPr>
-              <w:pStyle w:val="Compact"/>
-            </w:pPr>
-            <w:r>
-              <w:rPr>
-                <w:b/>
-                <w:bCs/>
-              </w:rPr>
-              <w:t xml:space="preserve">2.8</w:t>
+              <w:t xml:space="preserve">43.3 MB/s</w:t>
+            </w:r>
+          </w:p>
+        </w:tc>
+        <w:tc>
+          <w:tcPr/>
+          <w:p>
+            <w:pPr>
+              <w:pStyle w:val="Compact"/>
+            </w:pPr>
+            <w:r>
+              <w:t xml:space="preserve">50,000,001 </w:t>
+            </w:r>
+            <w:r>
+              <w:rPr>
+                <w:rFonts w:hint="eastAsia"/>
+              </w:rPr>
+              <w:t xml:space="preserve">行</w:t>
+            </w:r>
+            <w:r>
+              <w:t xml:space="preserve"> ✓</w:t>
             </w:r>
           </w:p>
         </w:tc>
@@ -3118,12 +2963,1262 @@
     </w:tbl>
     <w:p>
       <w:pPr>
+        <w:pStyle w:val="FirstParagraph"/>
+      </w:pPr>
+      <w:r>
+        <w:t xml:space="preserve">M、L </w:t>
+      </w:r>
+      <w:r>
+        <w:rPr>
+          <w:rFonts w:hint="eastAsia"/>
+        </w:rPr>
+        <w:t xml:space="preserve">两档吞吐接近（26~29</w:t>
+      </w:r>
+      <w:r>
+        <w:t xml:space="preserve"> </w:t>
+      </w:r>
+      <w:r>
+        <w:rPr>
+          <w:rFonts w:hint="eastAsia"/>
+        </w:rPr>
+        <w:t xml:space="preserve">万行/s），说明单分片流水线已达稳态；S</w:t>
+      </w:r>
+      <w:r>
+        <w:t xml:space="preserve"> </w:t>
+      </w:r>
+      <w:r>
+        <w:rPr>
+          <w:rFonts w:hint="eastAsia"/>
+        </w:rPr>
+        <w:t xml:space="preserve">档明显偏低，是平台固定开销</w:t>
+      </w:r>
+      <w:r>
+        <w:t xml:space="preserve"> </w:t>
+      </w:r>
+      <w:r>
+        <w:rPr>
+          <w:rFonts w:hint="eastAsia"/>
+        </w:rPr>
+        <w:t xml:space="preserve">（调度派发</w:t>
+      </w:r>
+      <w:r>
+        <w:t xml:space="preserve"> + JVM </w:t>
+      </w:r>
+      <w:r>
+        <w:rPr>
+          <w:rFonts w:hint="eastAsia"/>
+        </w:rPr>
+        <w:t xml:space="preserve">冷启动）在小数据量下占比过高所致</w:t>
+      </w:r>
+      <w:r>
+        <w:t xml:space="preserve"> —— </w:t>
+      </w:r>
+      <w:r>
+        <w:rPr>
+          <w:rFonts w:hint="eastAsia"/>
+        </w:rPr>
+        <w:t xml:space="preserve">由</w:t>
+      </w:r>
+      <w:r>
+        <w:t xml:space="preserve"> S </w:t>
+      </w:r>
+      <w:r>
+        <w:rPr>
+          <w:rFonts w:hint="eastAsia"/>
+        </w:rPr>
+        <w:t xml:space="preserve">档反推，该固定开销约</w:t>
+      </w:r>
+      <w:r>
+        <w:t xml:space="preserve"> </w:t>
+      </w:r>
+      <w:r>
+        <w:rPr>
+          <w:b/>
+          <w:bCs/>
+        </w:rPr>
+        <w:t xml:space="preserve">10.5s</w:t>
+      </w:r>
+      <w:r>
+        <w:t xml:space="preserve"> </w:t>
+      </w:r>
+      <w:r>
+        <w:rPr>
+          <w:rFonts w:hint="eastAsia"/>
+        </w:rPr>
+        <w:t xml:space="preserve">（14.2s</w:t>
+      </w:r>
+      <w:r>
+        <w:t xml:space="preserve"> </w:t>
+      </w:r>
+      <w:r>
+        <w:rPr>
+          <w:rFonts w:hint="eastAsia"/>
+        </w:rPr>
+        <w:t xml:space="preserve">减去</w:t>
+      </w:r>
+      <w:r>
+        <w:t xml:space="preserve"> 100 </w:t>
+      </w:r>
+      <w:r>
+        <w:rPr>
+          <w:rFonts w:hint="eastAsia"/>
+        </w:rPr>
+        <w:t xml:space="preserve">万行</w:t>
+      </w:r>
+      <w:r>
+        <w:t xml:space="preserve"> ÷ 28.5 </w:t>
+      </w:r>
+      <w:r>
+        <w:rPr>
+          <w:rFonts w:hint="eastAsia"/>
+        </w:rPr>
+        <w:t xml:space="preserve">万行/s</w:t>
+      </w:r>
+      <w:r>
+        <w:t xml:space="preserve"> </w:t>
+      </w:r>
+      <w:r>
+        <w:rPr>
+          <w:rFonts w:hint="eastAsia"/>
+        </w:rPr>
+        <w:t xml:space="preserve">的纯处理时间），与</w:t>
+      </w:r>
+      <w:r>
+        <w:t xml:space="preserve"> §3.3 </w:t>
+      </w:r>
+      <w:r>
+        <w:rPr>
+          <w:rFonts w:hint="eastAsia"/>
+        </w:rPr>
+        <w:t xml:space="preserve">所述</w:t>
+      </w:r>
+      <w:r>
+        <w:t xml:space="preserve"> 8~13s </w:t>
+      </w:r>
+      <w:r>
+        <w:rPr>
+          <w:rFonts w:hint="eastAsia"/>
+        </w:rPr>
+        <w:t xml:space="preserve">的量级一致。</w:t>
+      </w:r>
+    </w:p>
+    <w:p>
+      <w:pPr>
+        <w:pStyle w:val="BlockText"/>
+      </w:pPr>
+      <w:r>
+        <w:t xml:space="preserve">S </w:t>
+      </w:r>
+      <w:r>
+        <w:rPr>
+          <w:rFonts w:hint="eastAsia"/>
+        </w:rPr>
+        <w:t xml:space="preserve">档为同日</w:t>
+      </w:r>
+      <w:r>
+        <w:rPr>
+          <w:rFonts w:hint="eastAsia"/>
+          <w:b/>
+          <w:bCs/>
+        </w:rPr>
+        <w:t xml:space="preserve">补充批次</w:t>
+      </w:r>
+      <w:r>
+        <w:rPr>
+          <w:rFonts w:hint="eastAsia"/>
+        </w:rPr>
+        <w:t xml:space="preserve">（基准矩阵未含该档），M</w:t>
+      </w:r>
+      <w:r>
+        <w:t xml:space="preserve"> / L </w:t>
+      </w:r>
+      <w:r>
+        <w:rPr>
+          <w:rFonts w:hint="eastAsia"/>
+        </w:rPr>
+        <w:t xml:space="preserve">取自基准矩阵同一批次；测量口径与跨批次</w:t>
+      </w:r>
+      <w:r>
+        <w:t xml:space="preserve"> </w:t>
+      </w:r>
+      <w:r>
+        <w:rPr>
+          <w:rFonts w:hint="eastAsia"/>
+        </w:rPr>
+        <w:t xml:space="preserve">漂移说明见</w:t>
+      </w:r>
+      <w:r>
+        <w:t xml:space="preserve"> </w:t>
+      </w:r>
+      <w:r>
+        <w:rPr>
+          <w:rFonts w:hint="eastAsia"/>
+        </w:rPr>
+        <w:t xml:space="preserve">§3.3，引用时以本表为准。</w:t>
+      </w:r>
+    </w:p>
+    <w:bookmarkEnd w:id="18"/>
+    <w:bookmarkStart w:id="22" w:name="_e7375992acaa78953f8fc785daa9398e1cc7550"/>
+    <w:p>
+      <w:pPr>
+        <w:pStyle w:val="Heading3"/>
+      </w:pPr>
+      <w:r>
+        <w:t xml:space="preserve">4.2 </w:t>
+      </w:r>
+      <w:r>
+        <w:rPr>
+          <w:rFonts w:hint="eastAsia"/>
+        </w:rPr>
+        <w:t xml:space="preserve">横向扩展实测（多分片</w:t>
+      </w:r>
+      <w:r>
+        <w:t xml:space="preserve"> × </w:t>
+      </w:r>
+      <w:r>
+        <w:rPr>
+          <w:rFonts w:hint="eastAsia"/>
+        </w:rPr>
+        <w:t xml:space="preserve">多</w:t>
+      </w:r>
+      <w:r>
+        <w:t xml:space="preserve"> </w:t>
+      </w:r>
+      <w:r>
+        <w:rPr>
+          <w:rFonts w:hint="eastAsia"/>
+        </w:rPr>
+        <w:t xml:space="preserve">Worker）</w:t>
+      </w:r>
+    </w:p>
+    <w:tbl>
+      <w:tblPr>
+        <w:tblStyle w:val="Table"/>
+        <w:tblW w:type="pct" w:w="5000"/>
+        <w:tblLayout w:type="fixed"/>
+        <w:tblLook w:firstRow="1" w:lastRow="0" w:firstColumn="0" w:lastColumn="0" w:noHBand="0" w:noVBand="0" w:val="0020"/>
+      </w:tblPr>
+      <w:tblGrid>
+        <w:gridCol w:w="990"/>
+        <w:gridCol w:w="990"/>
+        <w:gridCol w:w="990"/>
+        <w:gridCol w:w="990"/>
+        <w:gridCol w:w="990"/>
+        <w:gridCol w:w="990"/>
+        <w:gridCol w:w="990"/>
+        <w:gridCol w:w="990"/>
+      </w:tblGrid>
+      <w:tr>
+        <w:trPr>
+          <w:tblHeader w:val="on"/>
+        </w:trPr>
+        <w:tc>
+          <w:tcPr/>
+          <w:p>
+            <w:pPr>
+              <w:pStyle w:val="Compact"/>
+            </w:pPr>
+            <w:r>
+              <w:rPr>
+                <w:rFonts w:hint="eastAsia"/>
+              </w:rPr>
+              <w:t xml:space="preserve">数据集</w:t>
+            </w:r>
+          </w:p>
+        </w:tc>
+        <w:tc>
+          <w:tcPr/>
+          <w:p>
+            <w:pPr>
+              <w:pStyle w:val="Compact"/>
+            </w:pPr>
+            <w:r>
+              <w:rPr>
+                <w:rFonts w:hint="eastAsia"/>
+              </w:rPr>
+              <w:t xml:space="preserve">并行度</w:t>
+            </w:r>
+          </w:p>
+        </w:tc>
+        <w:tc>
+          <w:tcPr/>
+          <w:p>
+            <w:pPr>
+              <w:pStyle w:val="Compact"/>
+            </w:pPr>
+            <w:r>
+              <w:t xml:space="preserve">Worker </w:t>
+            </w:r>
+            <w:r>
+              <w:rPr>
+                <w:rFonts w:hint="eastAsia"/>
+              </w:rPr>
+              <w:t xml:space="preserve">数</w:t>
+            </w:r>
+          </w:p>
+        </w:tc>
+        <w:tc>
+          <w:tcPr/>
+          <w:p>
+            <w:pPr>
+              <w:pStyle w:val="Compact"/>
+            </w:pPr>
+            <w:r>
+              <w:rPr>
+                <w:rFonts w:hint="eastAsia"/>
+              </w:rPr>
+              <w:t xml:space="preserve">端到端耗时</w:t>
+            </w:r>
+          </w:p>
+        </w:tc>
+        <w:tc>
+          <w:tcPr/>
+          <w:p>
+            <w:pPr>
+              <w:pStyle w:val="Compact"/>
+            </w:pPr>
+            <w:r>
+              <w:rPr>
+                <w:rFonts w:hint="eastAsia"/>
+              </w:rPr>
+              <w:t xml:space="preserve">极差</w:t>
+            </w:r>
+          </w:p>
+        </w:tc>
+        <w:tc>
+          <w:tcPr/>
+          <w:p>
+            <w:pPr>
+              <w:pStyle w:val="Compact"/>
+            </w:pPr>
+            <w:r>
+              <w:rPr>
+                <w:rFonts w:hint="eastAsia"/>
+              </w:rPr>
+              <w:t xml:space="preserve">吞吐</w:t>
+            </w:r>
+          </w:p>
+        </w:tc>
+        <w:tc>
+          <w:tcPr/>
+          <w:p>
+            <w:pPr>
+              <w:pStyle w:val="Compact"/>
+            </w:pPr>
+            <w:r>
+              <w:rPr>
+                <w:rFonts w:hint="eastAsia"/>
+              </w:rPr>
+              <w:t xml:space="preserve">写盘速率</w:t>
+            </w:r>
+          </w:p>
+        </w:tc>
+        <w:tc>
+          <w:tcPr/>
+          <w:p>
+            <w:pPr>
+              <w:pStyle w:val="Compact"/>
+            </w:pPr>
+            <w:r>
+              <w:rPr>
+                <w:rFonts w:hint="eastAsia"/>
+              </w:rPr>
+              <w:t xml:space="preserve">加速比</w:t>
+            </w:r>
+          </w:p>
+        </w:tc>
+      </w:tr>
+      <w:tr>
+        <w:tc>
+          <w:tcPr/>
+          <w:p>
+            <w:pPr>
+              <w:pStyle w:val="Compact"/>
+            </w:pPr>
+            <w:r>
+              <w:t xml:space="preserve">M</w:t>
+            </w:r>
+          </w:p>
+        </w:tc>
+        <w:tc>
+          <w:tcPr/>
+          <w:p>
+            <w:pPr>
+              <w:pStyle w:val="Compact"/>
+            </w:pPr>
+            <w:r>
+              <w:t xml:space="preserve">1</w:t>
+            </w:r>
+          </w:p>
+        </w:tc>
+        <w:tc>
+          <w:tcPr/>
+          <w:p>
+            <w:pPr>
+              <w:pStyle w:val="Compact"/>
+            </w:pPr>
+            <w:r>
+              <w:t xml:space="preserve">1</w:t>
+            </w:r>
+          </w:p>
+        </w:tc>
+        <w:tc>
+          <w:tcPr/>
+          <w:p>
+            <w:pPr>
+              <w:pStyle w:val="Compact"/>
+            </w:pPr>
+            <w:r>
+              <w:t xml:space="preserve">38.5s</w:t>
+            </w:r>
+          </w:p>
+        </w:tc>
+        <w:tc>
+          <w:tcPr/>
+          <w:p>
+            <w:pPr>
+              <w:pStyle w:val="Compact"/>
+            </w:pPr>
+            <w:r>
+              <w:t xml:space="preserve">0.5%</w:t>
+            </w:r>
+          </w:p>
+        </w:tc>
+        <w:tc>
+          <w:tcPr/>
+          <w:p>
+            <w:pPr>
+              <w:pStyle w:val="Compact"/>
+            </w:pPr>
+            <w:r>
+              <w:t xml:space="preserve">26.0 </w:t>
+            </w:r>
+            <w:r>
+              <w:rPr>
+                <w:rFonts w:hint="eastAsia"/>
+              </w:rPr>
+              <w:t xml:space="preserve">万行/s</w:t>
+            </w:r>
+          </w:p>
+        </w:tc>
+        <w:tc>
+          <w:tcPr/>
+          <w:p>
+            <w:pPr>
+              <w:pStyle w:val="Compact"/>
+            </w:pPr>
+            <w:r>
+              <w:t xml:space="preserve">35.3 MB/s</w:t>
+            </w:r>
+          </w:p>
+        </w:tc>
+        <w:tc>
+          <w:tcPr/>
+          <w:p>
+            <w:pPr>
+              <w:pStyle w:val="Compact"/>
+            </w:pPr>
+            <w:r>
+              <w:t xml:space="preserve">1.0</w:t>
+            </w:r>
+          </w:p>
+        </w:tc>
+      </w:tr>
+      <w:tr>
+        <w:tc>
+          <w:tcPr/>
+          <w:p>
+            <w:pPr>
+              <w:pStyle w:val="Compact"/>
+            </w:pPr>
+            <w:r>
+              <w:t xml:space="preserve">M</w:t>
+            </w:r>
+          </w:p>
+        </w:tc>
+        <w:tc>
+          <w:tcPr/>
+          <w:p>
+            <w:pPr>
+              <w:pStyle w:val="Compact"/>
+            </w:pPr>
+            <w:r>
+              <w:t xml:space="preserve">2</w:t>
+            </w:r>
+          </w:p>
+        </w:tc>
+        <w:tc>
+          <w:tcPr/>
+          <w:p>
+            <w:pPr>
+              <w:pStyle w:val="Compact"/>
+            </w:pPr>
+            <w:r>
+              <w:t xml:space="preserve">1</w:t>
+            </w:r>
+          </w:p>
+        </w:tc>
+        <w:tc>
+          <w:tcPr/>
+          <w:p>
+            <w:pPr>
+              <w:pStyle w:val="Compact"/>
+            </w:pPr>
+            <w:r>
+              <w:t xml:space="preserve">26.4s</w:t>
+            </w:r>
+          </w:p>
+        </w:tc>
+        <w:tc>
+          <w:tcPr/>
+          <w:p>
+            <w:pPr>
+              <w:pStyle w:val="Compact"/>
+            </w:pPr>
+            <w:r>
+              <w:t xml:space="preserve">32.2%</w:t>
+            </w:r>
+          </w:p>
+        </w:tc>
+        <w:tc>
+          <w:tcPr/>
+          <w:p>
+            <w:pPr>
+              <w:pStyle w:val="Compact"/>
+            </w:pPr>
+            <w:r>
+              <w:t xml:space="preserve">28.7 </w:t>
+            </w:r>
+            <w:r>
+              <w:rPr>
+                <w:rFonts w:hint="eastAsia"/>
+              </w:rPr>
+              <w:t xml:space="preserve">万行/s</w:t>
+            </w:r>
+          </w:p>
+        </w:tc>
+        <w:tc>
+          <w:tcPr/>
+          <w:p>
+            <w:pPr>
+              <w:pStyle w:val="Compact"/>
+            </w:pPr>
+            <w:r>
+              <w:t xml:space="preserve">39.1 MB/s</w:t>
+            </w:r>
+          </w:p>
+        </w:tc>
+        <w:tc>
+          <w:tcPr/>
+          <w:p>
+            <w:pPr>
+              <w:pStyle w:val="Compact"/>
+            </w:pPr>
+            <w:r>
+              <w:t xml:space="preserve">1.5</w:t>
+            </w:r>
+          </w:p>
+        </w:tc>
+      </w:tr>
+      <w:tr>
+        <w:tc>
+          <w:tcPr/>
+          <w:p>
+            <w:pPr>
+              <w:pStyle w:val="Compact"/>
+            </w:pPr>
+            <w:r>
+              <w:t xml:space="preserve">M</w:t>
+            </w:r>
+          </w:p>
+        </w:tc>
+        <w:tc>
+          <w:tcPr/>
+          <w:p>
+            <w:pPr>
+              <w:pStyle w:val="Compact"/>
+            </w:pPr>
+            <w:r>
+              <w:t xml:space="preserve">4</w:t>
+            </w:r>
+          </w:p>
+        </w:tc>
+        <w:tc>
+          <w:tcPr/>
+          <w:p>
+            <w:pPr>
+              <w:pStyle w:val="Compact"/>
+            </w:pPr>
+            <w:r>
+              <w:t xml:space="preserve">1</w:t>
+            </w:r>
+          </w:p>
+        </w:tc>
+        <w:tc>
+          <w:tcPr/>
+          <w:p>
+            <w:pPr>
+              <w:pStyle w:val="Compact"/>
+            </w:pPr>
+            <w:r>
+              <w:rPr>
+                <w:b/>
+                <w:bCs/>
+              </w:rPr>
+              <w:t xml:space="preserve">16.2s</w:t>
+            </w:r>
+          </w:p>
+        </w:tc>
+        <w:tc>
+          <w:tcPr/>
+          <w:p>
+            <w:pPr>
+              <w:pStyle w:val="Compact"/>
+            </w:pPr>
+            <w:r>
+              <w:t xml:space="preserve">13.0%</w:t>
+            </w:r>
+          </w:p>
+        </w:tc>
+        <w:tc>
+          <w:tcPr/>
+          <w:p>
+            <w:pPr>
+              <w:pStyle w:val="Compact"/>
+            </w:pPr>
+            <w:r>
+              <w:rPr>
+                <w:b/>
+                <w:bCs/>
+              </w:rPr>
+              <w:t xml:space="preserve">61.7 </w:t>
+            </w:r>
+            <w:r>
+              <w:rPr>
+                <w:rFonts w:hint="eastAsia"/>
+                <w:b/>
+                <w:bCs/>
+              </w:rPr>
+              <w:t xml:space="preserve">万行/s</w:t>
+            </w:r>
+          </w:p>
+        </w:tc>
+        <w:tc>
+          <w:tcPr/>
+          <w:p>
+            <w:pPr>
+              <w:pStyle w:val="Compact"/>
+            </w:pPr>
+            <w:r>
+              <w:rPr>
+                <w:b/>
+                <w:bCs/>
+              </w:rPr>
+              <w:t xml:space="preserve">83.9 MB/s</w:t>
+            </w:r>
+          </w:p>
+        </w:tc>
+        <w:tc>
+          <w:tcPr/>
+          <w:p>
+            <w:pPr>
+              <w:pStyle w:val="Compact"/>
+            </w:pPr>
+            <w:r>
+              <w:rPr>
+                <w:b/>
+                <w:bCs/>
+              </w:rPr>
+              <w:t xml:space="preserve">2.4</w:t>
+            </w:r>
+          </w:p>
+        </w:tc>
+      </w:tr>
+      <w:tr>
+        <w:tc>
+          <w:tcPr/>
+          <w:p>
+            <w:pPr>
+              <w:pStyle w:val="Compact"/>
+            </w:pPr>
+            <w:r>
+              <w:t xml:space="preserve">M</w:t>
+            </w:r>
+          </w:p>
+        </w:tc>
+        <w:tc>
+          <w:tcPr/>
+          <w:p>
+            <w:pPr>
+              <w:pStyle w:val="Compact"/>
+            </w:pPr>
+            <w:r>
+              <w:t xml:space="preserve">6</w:t>
+            </w:r>
+          </w:p>
+        </w:tc>
+        <w:tc>
+          <w:tcPr/>
+          <w:p>
+            <w:pPr>
+              <w:pStyle w:val="Compact"/>
+            </w:pPr>
+            <w:r>
+              <w:t xml:space="preserve">3</w:t>
+            </w:r>
+          </w:p>
+        </w:tc>
+        <w:tc>
+          <w:tcPr/>
+          <w:p>
+            <w:pPr>
+              <w:pStyle w:val="Compact"/>
+            </w:pPr>
+            <w:r>
+              <w:t xml:space="preserve">35.6s †</w:t>
+            </w:r>
+          </w:p>
+        </w:tc>
+        <w:tc>
+          <w:tcPr/>
+          <w:p>
+            <w:pPr>
+              <w:pStyle w:val="Compact"/>
+            </w:pPr>
+            <w:r>
+              <w:t xml:space="preserve">6.7%</w:t>
+            </w:r>
+          </w:p>
+        </w:tc>
+        <w:tc>
+          <w:tcPr/>
+          <w:p>
+            <w:pPr>
+              <w:pStyle w:val="Compact"/>
+            </w:pPr>
+            <w:r>
+              <w:t xml:space="preserve">28.1 </w:t>
+            </w:r>
+            <w:r>
+              <w:rPr>
+                <w:rFonts w:hint="eastAsia"/>
+              </w:rPr>
+              <w:t xml:space="preserve">万行/s</w:t>
+            </w:r>
+          </w:p>
+        </w:tc>
+        <w:tc>
+          <w:tcPr/>
+          <w:p>
+            <w:pPr>
+              <w:pStyle w:val="Compact"/>
+            </w:pPr>
+            <w:r>
+              <w:t xml:space="preserve">38.2 MB/s</w:t>
+            </w:r>
+          </w:p>
+        </w:tc>
+        <w:tc>
+          <w:tcPr/>
+          <w:p>
+            <w:pPr>
+              <w:pStyle w:val="Compact"/>
+            </w:pPr>
+            <w:r>
+              <w:t xml:space="preserve">1.1 †</w:t>
+            </w:r>
+          </w:p>
+        </w:tc>
+      </w:tr>
+      <w:tr>
+        <w:tc>
+          <w:tcPr/>
+          <w:p>
+            <w:pPr>
+              <w:pStyle w:val="Compact"/>
+            </w:pPr>
+            <w:r>
+              <w:t xml:space="preserve">L</w:t>
+            </w:r>
+          </w:p>
+        </w:tc>
+        <w:tc>
+          <w:tcPr/>
+          <w:p>
+            <w:pPr>
+              <w:pStyle w:val="Compact"/>
+            </w:pPr>
+            <w:r>
+              <w:t xml:space="preserve">1</w:t>
+            </w:r>
+          </w:p>
+        </w:tc>
+        <w:tc>
+          <w:tcPr/>
+          <w:p>
+            <w:pPr>
+              <w:pStyle w:val="Compact"/>
+            </w:pPr>
+            <w:r>
+              <w:t xml:space="preserve">1</w:t>
+            </w:r>
+          </w:p>
+        </w:tc>
+        <w:tc>
+          <w:tcPr/>
+          <w:p>
+            <w:pPr>
+              <w:pStyle w:val="Compact"/>
+            </w:pPr>
+            <w:r>
+              <w:t xml:space="preserve">169.8s</w:t>
+            </w:r>
+          </w:p>
+        </w:tc>
+        <w:tc>
+          <w:tcPr/>
+          <w:p>
+            <w:pPr>
+              <w:pStyle w:val="Compact"/>
+            </w:pPr>
+            <w:r>
+              <w:t xml:space="preserve">25.4%</w:t>
+            </w:r>
+          </w:p>
+        </w:tc>
+        <w:tc>
+          <w:tcPr/>
+          <w:p>
+            <w:pPr>
+              <w:pStyle w:val="Compact"/>
+            </w:pPr>
+            <w:r>
+              <w:t xml:space="preserve">29.4 </w:t>
+            </w:r>
+            <w:r>
+              <w:rPr>
+                <w:rFonts w:hint="eastAsia"/>
+              </w:rPr>
+              <w:t xml:space="preserve">万行/s</w:t>
+            </w:r>
+          </w:p>
+        </w:tc>
+        <w:tc>
+          <w:tcPr/>
+          <w:p>
+            <w:pPr>
+              <w:pStyle w:val="Compact"/>
+            </w:pPr>
+            <w:r>
+              <w:t xml:space="preserve">43.3 MB/s</w:t>
+            </w:r>
+          </w:p>
+        </w:tc>
+        <w:tc>
+          <w:tcPr/>
+          <w:p>
+            <w:pPr>
+              <w:pStyle w:val="Compact"/>
+            </w:pPr>
+            <w:r>
+              <w:t xml:space="preserve">1.0</w:t>
+            </w:r>
+          </w:p>
+        </w:tc>
+      </w:tr>
+      <w:tr>
+        <w:tc>
+          <w:tcPr/>
+          <w:p>
+            <w:pPr>
+              <w:pStyle w:val="Compact"/>
+            </w:pPr>
+            <w:r>
+              <w:t xml:space="preserve">L</w:t>
+            </w:r>
+          </w:p>
+        </w:tc>
+        <w:tc>
+          <w:tcPr/>
+          <w:p>
+            <w:pPr>
+              <w:pStyle w:val="Compact"/>
+            </w:pPr>
+            <w:r>
+              <w:t xml:space="preserve">4</w:t>
+            </w:r>
+          </w:p>
+        </w:tc>
+        <w:tc>
+          <w:tcPr/>
+          <w:p>
+            <w:pPr>
+              <w:pStyle w:val="Compact"/>
+            </w:pPr>
+            <w:r>
+              <w:t xml:space="preserve">2</w:t>
+            </w:r>
+          </w:p>
+        </w:tc>
+        <w:tc>
+          <w:tcPr/>
+          <w:p>
+            <w:pPr>
+              <w:pStyle w:val="Compact"/>
+            </w:pPr>
+            <w:r>
+              <w:t xml:space="preserve">60.8s</w:t>
+            </w:r>
+          </w:p>
+        </w:tc>
+        <w:tc>
+          <w:tcPr/>
+          <w:p>
+            <w:pPr>
+              <w:pStyle w:val="Compact"/>
+            </w:pPr>
+            <w:r>
+              <w:t xml:space="preserve">13.7%</w:t>
+            </w:r>
+          </w:p>
+        </w:tc>
+        <w:tc>
+          <w:tcPr/>
+          <w:p>
+            <w:pPr>
+              <w:pStyle w:val="Compact"/>
+            </w:pPr>
+            <w:r>
+              <w:t xml:space="preserve">74.6 </w:t>
+            </w:r>
+            <w:r>
+              <w:rPr>
+                <w:rFonts w:hint="eastAsia"/>
+              </w:rPr>
+              <w:t xml:space="preserve">万行/s</w:t>
+            </w:r>
+          </w:p>
+        </w:tc>
+        <w:tc>
+          <w:tcPr/>
+          <w:p>
+            <w:pPr>
+              <w:pStyle w:val="Compact"/>
+            </w:pPr>
+            <w:r>
+              <w:t xml:space="preserve">109.7 MB/s</w:t>
+            </w:r>
+          </w:p>
+        </w:tc>
+        <w:tc>
+          <w:tcPr/>
+          <w:p>
+            <w:pPr>
+              <w:pStyle w:val="Compact"/>
+            </w:pPr>
+            <w:r>
+              <w:t xml:space="preserve">2.8</w:t>
+            </w:r>
+          </w:p>
+        </w:tc>
+      </w:tr>
+      <w:tr>
+        <w:tc>
+          <w:tcPr/>
+          <w:p>
+            <w:pPr>
+              <w:pStyle w:val="Compact"/>
+            </w:pPr>
+            <w:r>
+              <w:t xml:space="preserve">L</w:t>
+            </w:r>
+          </w:p>
+        </w:tc>
+        <w:tc>
+          <w:tcPr/>
+          <w:p>
+            <w:pPr>
+              <w:pStyle w:val="Compact"/>
+            </w:pPr>
+            <w:r>
+              <w:t xml:space="preserve">6</w:t>
+            </w:r>
+          </w:p>
+        </w:tc>
+        <w:tc>
+          <w:tcPr/>
+          <w:p>
+            <w:pPr>
+              <w:pStyle w:val="Compact"/>
+            </w:pPr>
+            <w:r>
+              <w:t xml:space="preserve">3</w:t>
+            </w:r>
+          </w:p>
+        </w:tc>
+        <w:tc>
+          <w:tcPr/>
+          <w:p>
+            <w:pPr>
+              <w:pStyle w:val="Compact"/>
+            </w:pPr>
+            <w:r>
+              <w:rPr>
+                <w:b/>
+                <w:bCs/>
+              </w:rPr>
+              <w:t xml:space="preserve">50.8s</w:t>
+            </w:r>
+          </w:p>
+        </w:tc>
+        <w:tc>
+          <w:tcPr/>
+          <w:p>
+            <w:pPr>
+              <w:pStyle w:val="Compact"/>
+            </w:pPr>
+            <w:r>
+              <w:t xml:space="preserve">20.1%</w:t>
+            </w:r>
+          </w:p>
+        </w:tc>
+        <w:tc>
+          <w:tcPr/>
+          <w:p>
+            <w:pPr>
+              <w:pStyle w:val="Compact"/>
+            </w:pPr>
+            <w:r>
+              <w:rPr>
+                <w:b/>
+                <w:bCs/>
+              </w:rPr>
+              <w:t xml:space="preserve">98.4 </w:t>
+            </w:r>
+            <w:r>
+              <w:rPr>
+                <w:rFonts w:hint="eastAsia"/>
+                <w:b/>
+                <w:bCs/>
+              </w:rPr>
+              <w:t xml:space="preserve">万行/s</w:t>
+            </w:r>
+          </w:p>
+        </w:tc>
+        <w:tc>
+          <w:tcPr/>
+          <w:p>
+            <w:pPr>
+              <w:pStyle w:val="Compact"/>
+            </w:pPr>
+            <w:r>
+              <w:rPr>
+                <w:b/>
+                <w:bCs/>
+              </w:rPr>
+              <w:t xml:space="preserve">144.7 MB/s</w:t>
+            </w:r>
+          </w:p>
+        </w:tc>
+        <w:tc>
+          <w:tcPr/>
+          <w:p>
+            <w:pPr>
+              <w:pStyle w:val="Compact"/>
+            </w:pPr>
+            <w:r>
+              <w:rPr>
+                <w:b/>
+                <w:bCs/>
+              </w:rPr>
+              <w:t xml:space="preserve">3.3</w:t>
+            </w:r>
+          </w:p>
+        </w:tc>
+      </w:tr>
+    </w:tbl>
+    <w:p>
+      <w:pPr>
+        <w:pStyle w:val="BlockText"/>
+      </w:pPr>
+      <w:r>
+        <w:t xml:space="preserve">†</w:t>
+      </w:r>
+      <w:r>
+        <w:t xml:space="preserve"> </w:t>
+      </w:r>
+      <w:r>
+        <w:rPr>
+          <w:b/>
+          <w:bCs/>
+        </w:rPr>
+        <w:t xml:space="preserve">M </w:t>
+      </w:r>
+      <w:r>
+        <w:rPr>
+          <w:rFonts w:hint="eastAsia"/>
+          <w:b/>
+          <w:bCs/>
+        </w:rPr>
+        <w:t xml:space="preserve">档</w:t>
+      </w:r>
+      <w:r>
+        <w:rPr>
+          <w:b/>
+          <w:bCs/>
+        </w:rPr>
+        <w:t xml:space="preserve"> 6 </w:t>
+      </w:r>
+      <w:r>
+        <w:rPr>
+          <w:rFonts w:hint="eastAsia"/>
+          <w:b/>
+          <w:bCs/>
+        </w:rPr>
+        <w:t xml:space="preserve">分片这一格跨批次不稳定</w:t>
+      </w:r>
+      <w:r>
+        <w:rPr>
+          <w:rFonts w:hint="eastAsia"/>
+        </w:rPr>
+        <w:t xml:space="preserve">：另一次批次以相同并行度（6</w:t>
+      </w:r>
+      <w:r>
+        <w:t xml:space="preserve"> </w:t>
+      </w:r>
+      <w:r>
+        <w:rPr>
+          <w:rFonts w:hint="eastAsia"/>
+        </w:rPr>
+        <w:t xml:space="preserve">分片</w:t>
+      </w:r>
+      <w:r>
+        <w:t xml:space="preserve"> / 1 </w:t>
+      </w:r>
+      <w:r>
+        <w:rPr>
+          <w:rFonts w:hint="eastAsia"/>
+        </w:rPr>
+        <w:t xml:space="preserve">Worker）测得</w:t>
+      </w:r>
+      <w:r>
+        <w:t xml:space="preserve"> </w:t>
+      </w:r>
+      <w:r>
+        <w:rPr>
+          <w:rFonts w:hint="eastAsia"/>
+        </w:rPr>
+        <w:t xml:space="preserve">26.4s，</w:t>
+      </w:r>
+      <w:r>
+        <w:t xml:space="preserve"> </w:t>
+      </w:r>
+      <w:r>
+        <w:rPr>
+          <w:rFonts w:hint="eastAsia"/>
+        </w:rPr>
+        <w:t xml:space="preserve">与本批次的</w:t>
+      </w:r>
+      <w:r>
+        <w:t xml:space="preserve"> 4 </w:t>
+      </w:r>
+      <w:r>
+        <w:rPr>
+          <w:rFonts w:hint="eastAsia"/>
+        </w:rPr>
+        <w:t xml:space="preserve">分片持平。因此</w:t>
+      </w:r>
+      <w:r>
+        <w:rPr>
+          <w:rFonts w:hint="eastAsia"/>
+          <w:b/>
+          <w:bCs/>
+        </w:rPr>
+        <w:t xml:space="preserve">不应据此得出「6</w:t>
+      </w:r>
+      <w:r>
+        <w:rPr>
+          <w:b/>
+          <w:bCs/>
+        </w:rPr>
+        <w:t xml:space="preserve"> </w:t>
+      </w:r>
+      <w:r>
+        <w:rPr>
+          <w:rFonts w:hint="eastAsia"/>
+          <w:b/>
+          <w:bCs/>
+        </w:rPr>
+        <w:t xml:space="preserve">分片更慢」</w:t>
+      </w:r>
+      <w:r>
+        <w:rPr>
+          <w:rFonts w:hint="eastAsia"/>
+        </w:rPr>
+        <w:t xml:space="preserve">；证据只支持到</w:t>
+      </w:r>
+      <w:r>
+        <w:t xml:space="preserve"> </w:t>
+      </w:r>
+      <w:r>
+        <w:t xml:space="preserve">「</w:t>
+      </w:r>
+      <w:r>
+        <w:rPr>
+          <w:rFonts w:hint="eastAsia"/>
+          <w:b/>
+          <w:bCs/>
+        </w:rPr>
+        <w:t xml:space="preserve">提升到</w:t>
+      </w:r>
+      <w:r>
+        <w:rPr>
+          <w:b/>
+          <w:bCs/>
+        </w:rPr>
+        <w:t xml:space="preserve"> 6 </w:t>
+      </w:r>
+      <w:r>
+        <w:rPr>
+          <w:rFonts w:hint="eastAsia"/>
+          <w:b/>
+          <w:bCs/>
+        </w:rPr>
+        <w:t xml:space="preserve">分片没有进一步收益</w:t>
+      </w:r>
+      <w:r>
+        <w:rPr>
+          <w:rFonts w:hint="eastAsia"/>
+        </w:rPr>
+        <w:t xml:space="preserve">」为止。原因见</w:t>
+      </w:r>
+      <w:r>
+        <w:t xml:space="preserve"> §4.3 </w:t>
+      </w:r>
+      <w:r>
+        <w:rPr>
+          <w:rFonts w:hint="eastAsia"/>
+        </w:rPr>
+        <w:t xml:space="preserve">的</w:t>
+      </w:r>
+      <w:r>
+        <w:t xml:space="preserve"> CPU </w:t>
+      </w:r>
+      <w:r>
+        <w:rPr>
+          <w:rFonts w:hint="eastAsia"/>
+        </w:rPr>
+        <w:t xml:space="preserve">证据。</w:t>
+      </w:r>
+    </w:p>
+    <w:p>
+      <w:pPr>
         <w:pStyle w:val="CaptionedFigure"/>
       </w:pPr>
       <w:r>
         <w:drawing>
           <wp:inline>
-            <wp:extent cx="5334000" cy="2350369"/>
+            <wp:extent cx="5334000" cy="2525734"/>
             <wp:effectExtent b="0" l="0" r="0" t="0"/>
             <wp:docPr descr="图 4-1　横向扩展实测：端到端耗时与吞吐对比" title="" id="20" name="Picture"/>
             <a:graphic>
@@ -3144,7 +4239,7 @@
                   <pic:spPr bwMode="auto">
                     <a:xfrm>
                       <a:off x="0" y="0"/>
-                      <a:ext cx="5334000" cy="2350369"/>
+                      <a:ext cx="5334000" cy="2525734"/>
                     </a:xfrm>
                     <a:prstGeom prst="rect">
                       <a:avLst/>
@@ -3199,29 +4294,61 @@
         <w:pStyle w:val="Compact"/>
         <w:numPr>
           <w:ilvl w:val="0"/>
-          <w:numId w:val="1004"/>
+          <w:numId w:val="1005"/>
         </w:numPr>
       </w:pPr>
       <w:r>
-        <w:t xml:space="preserve">M </w:t>
-      </w:r>
-      <w:r>
-        <w:rPr>
-          <w:rFonts w:hint="eastAsia"/>
-        </w:rPr>
-        <w:t xml:space="preserve">档从</w:t>
-      </w:r>
-      <w:r>
-        <w:t xml:space="preserve"> 4 </w:t>
-      </w:r>
-      <w:r>
-        <w:rPr>
-          <w:rFonts w:hint="eastAsia"/>
-        </w:rPr>
-        <w:t xml:space="preserve">分片升到</w:t>
-      </w:r>
-      <w:r>
-        <w:t xml:space="preserve"> 6 </w:t>
+        <w:rPr>
+          <w:rFonts w:hint="eastAsia"/>
+          <w:b/>
+          <w:bCs/>
+        </w:rPr>
+        <w:t xml:space="preserve">分片扩展真实有效</w:t>
+      </w:r>
+      <w:r>
+        <w:rPr>
+          <w:rFonts w:hint="eastAsia"/>
+        </w:rPr>
+        <w:t xml:space="preserve">：M</w:t>
+      </w:r>
+      <w:r>
+        <w:t xml:space="preserve"> </w:t>
+      </w:r>
+      <w:r>
+        <w:rPr>
+          <w:rFonts w:hint="eastAsia"/>
+        </w:rPr>
+        <w:t xml:space="preserve">档</w:t>
+      </w:r>
+      <w:r>
+        <w:t xml:space="preserve"> 1→4 </w:t>
+      </w:r>
+      <w:r>
+        <w:rPr>
+          <w:rFonts w:hint="eastAsia"/>
+        </w:rPr>
+        <w:t xml:space="preserve">分片加速</w:t>
+      </w:r>
+      <w:r>
+        <w:t xml:space="preserve"> 2.4 </w:t>
+      </w:r>
+      <w:r>
+        <w:rPr>
+          <w:rFonts w:hint="eastAsia"/>
+        </w:rPr>
+        <w:t xml:space="preserve">倍，L</w:t>
+      </w:r>
+      <w:r>
+        <w:t xml:space="preserve"> </w:t>
+      </w:r>
+      <w:r>
+        <w:rPr>
+          <w:rFonts w:hint="eastAsia"/>
+        </w:rPr>
+        <w:t xml:space="preserve">档</w:t>
+      </w:r>
+      <w:r>
+        <w:t xml:space="preserve"> 1→6 </w:t>
       </w:r>
       <w:r>
         <w:rPr>
@@ -3230,182 +4357,22 @@
         <w:t xml:space="preserve">分片</w:t>
       </w:r>
       <w:r>
-        <w:t xml:space="preserve"> 3 </w:t>
-      </w:r>
-      <w:r>
-        <w:rPr>
-          <w:rFonts w:hint="eastAsia"/>
-        </w:rPr>
-        <w:t xml:space="preserve">节点后耗时持平（28.5s</w:t>
-      </w:r>
-      <w:r>
-        <w:t xml:space="preserve"> → </w:t>
-      </w:r>
-      <w:r>
-        <w:rPr>
-          <w:rFonts w:hint="eastAsia"/>
-        </w:rPr>
-        <w:t xml:space="preserve">28.6s）。</w:t>
-      </w:r>
-      <w:r>
-        <w:rPr>
-          <w:rFonts w:hint="eastAsia"/>
-          <w:b/>
-          <w:bCs/>
-        </w:rPr>
-        <w:t xml:space="preserve">这不是磁盘饱和</w:t>
-      </w:r>
-      <w:r>
-        <w:rPr>
-          <w:rFonts w:hint="eastAsia"/>
-        </w:rPr>
-        <w:t xml:space="preserve">：M</w:t>
-      </w:r>
-      <w:r>
-        <w:t xml:space="preserve"> </w:t>
-      </w:r>
-      <w:r>
-        <w:rPr>
-          <w:rFonts w:hint="eastAsia"/>
-        </w:rPr>
-        <w:t xml:space="preserve">档全部数据</w:t>
-      </w:r>
-      <w:r>
-        <w:t xml:space="preserve"> </w:t>
-      </w:r>
-      <w:r>
-        <w:rPr>
-          <w:rFonts w:hint="eastAsia"/>
-        </w:rPr>
-        <w:t xml:space="preserve">仅</w:t>
-      </w:r>
-      <w:r>
-        <w:t xml:space="preserve"> </w:t>
-      </w:r>
-      <w:r>
-        <w:rPr>
-          <w:rFonts w:hint="eastAsia"/>
-        </w:rPr>
-        <w:t xml:space="preserve">1.1GB，而同一套环境在</w:t>
-      </w:r>
-      <w:r>
-        <w:t xml:space="preserve"> L </w:t>
-      </w:r>
-      <w:r>
-        <w:rPr>
-          <w:rFonts w:hint="eastAsia"/>
-        </w:rPr>
-        <w:t xml:space="preserve">档（5.9GB）实测到</w:t>
-      </w:r>
-      <w:r>
-        <w:t xml:space="preserve"> 81.7MB/s </w:t>
-      </w:r>
-      <w:r>
-        <w:rPr>
-          <w:rFonts w:hint="eastAsia"/>
-        </w:rPr>
-        <w:t xml:space="preserve">写盘、§4.3</w:t>
-      </w:r>
-      <w:r>
-        <w:t xml:space="preserve"> </w:t>
-      </w:r>
-      <w:r>
-        <w:rPr>
-          <w:rFonts w:hint="eastAsia"/>
-        </w:rPr>
-        <w:t xml:space="preserve">的采样中</w:t>
-      </w:r>
-      <w:r>
-        <w:t xml:space="preserve"> iowait </w:t>
-      </w:r>
-      <w:r>
-        <w:rPr>
-          <w:rFonts w:hint="eastAsia"/>
-        </w:rPr>
-        <w:t xml:space="preserve">仅</w:t>
-      </w:r>
-      <w:r>
-        <w:t xml:space="preserve"> </w:t>
-      </w:r>
-      <w:r>
-        <w:rPr>
-          <w:rFonts w:hint="eastAsia"/>
-        </w:rPr>
-        <w:t xml:space="preserve">0.33%，</w:t>
-      </w:r>
-      <w:r>
-        <w:t xml:space="preserve"> </w:t>
-      </w:r>
-      <w:r>
-        <w:rPr>
-          <w:rFonts w:hint="eastAsia"/>
-        </w:rPr>
-        <w:t xml:space="preserve">磁盘远未到上限。真实原因是</w:t>
-      </w:r>
-      <w:r>
-        <w:rPr>
-          <w:rFonts w:hint="eastAsia"/>
-          <w:b/>
-          <w:bCs/>
-        </w:rPr>
-        <w:t xml:space="preserve">分片粒度已到边际</w:t>
-      </w:r>
-      <w:r>
-        <w:t xml:space="preserve">——4 </w:t>
-      </w:r>
-      <w:r>
-        <w:rPr>
-          <w:rFonts w:hint="eastAsia"/>
-        </w:rPr>
-        <w:t xml:space="preserve">分片时每分片</w:t>
-      </w:r>
-      <w:r>
-        <w:t xml:space="preserve"> 250 </w:t>
-      </w:r>
-      <w:r>
-        <w:rPr>
-          <w:rFonts w:hint="eastAsia"/>
-        </w:rPr>
-        <w:t xml:space="preserve">万行、6</w:t>
-      </w:r>
-      <w:r>
-        <w:t xml:space="preserve"> </w:t>
-      </w:r>
-      <w:r>
-        <w:rPr>
-          <w:rFonts w:hint="eastAsia"/>
-        </w:rPr>
-        <w:t xml:space="preserve">分片时约</w:t>
-      </w:r>
-      <w:r>
-        <w:t xml:space="preserve"> </w:t>
-      </w:r>
-      <w:r>
-        <w:t xml:space="preserve">167 </w:t>
-      </w:r>
-      <w:r>
-        <w:rPr>
-          <w:rFonts w:hint="eastAsia"/>
-        </w:rPr>
-        <w:t xml:space="preserve">万行，而每个分片都要付一遍调度派发与</w:t>
-      </w:r>
-      <w:r>
-        <w:t xml:space="preserve"> JVM </w:t>
-      </w:r>
-      <w:r>
-        <w:rPr>
-          <w:rFonts w:hint="eastAsia"/>
-        </w:rPr>
-        <w:t xml:space="preserve">启停的固定开销，粒度越细这部分占比越高，</w:t>
-      </w:r>
-      <w:r>
-        <w:t xml:space="preserve"> </w:t>
-      </w:r>
-      <w:r>
-        <w:rPr>
-          <w:rFonts w:hint="eastAsia"/>
-        </w:rPr>
-        <w:t xml:space="preserve">抵消了并行读写带来的收益；</w:t>
+        <w:t xml:space="preserve"> 3 Worker </w:t>
+      </w:r>
+      <w:r>
+        <w:rPr>
+          <w:rFonts w:hint="eastAsia"/>
+        </w:rPr>
+        <w:t xml:space="preserve">加速</w:t>
+      </w:r>
+      <w:r>
+        <w:t xml:space="preserve"> 3.3 </w:t>
+      </w:r>
+      <w:r>
+        <w:rPr>
+          <w:rFonts w:hint="eastAsia"/>
+        </w:rPr>
+        <w:t xml:space="preserve">倍；</w:t>
       </w:r>
     </w:p>
     <w:p>
@@ -3413,80 +4380,214 @@
         <w:pStyle w:val="Compact"/>
         <w:numPr>
           <w:ilvl w:val="0"/>
-          <w:numId w:val="1004"/>
+          <w:numId w:val="1005"/>
         </w:numPr>
       </w:pPr>
       <w:r>
-        <w:t xml:space="preserve">L </w:t>
-      </w:r>
-      <w:r>
-        <w:rPr>
-          <w:rFonts w:hint="eastAsia"/>
-        </w:rPr>
-        <w:t xml:space="preserve">档（5.9GB）顺序读写占比更高、固定开销被摊薄，6</w:t>
-      </w:r>
-      <w:r>
-        <w:t xml:space="preserve"> </w:t>
-      </w:r>
-      <w:r>
-        <w:rPr>
-          <w:rFonts w:hint="eastAsia"/>
-        </w:rPr>
-        <w:t xml:space="preserve">分片</w:t>
-      </w:r>
-      <w:r>
-        <w:t xml:space="preserve"> 3 </w:t>
-      </w:r>
-      <w:r>
-        <w:rPr>
-          <w:rFonts w:hint="eastAsia"/>
-        </w:rPr>
-        <w:t xml:space="preserve">节点取得</w:t>
-      </w:r>
-      <w:r>
-        <w:t xml:space="preserve"> 2.8 </w:t>
-      </w:r>
-      <w:r>
-        <w:rPr>
-          <w:rFonts w:hint="eastAsia"/>
-        </w:rPr>
-        <w:t xml:space="preserve">倍加速、55.6</w:t>
-      </w:r>
-      <w:r>
-        <w:t xml:space="preserve"> </w:t>
-      </w:r>
-      <w:r>
-        <w:rPr>
-          <w:rFonts w:hint="eastAsia"/>
-        </w:rPr>
-        <w:t xml:space="preserve">万行/s、</w:t>
-      </w:r>
-      <w:r>
-        <w:t xml:space="preserve"> </w:t>
-      </w:r>
-      <w:r>
-        <w:rPr>
-          <w:rFonts w:hint="eastAsia"/>
-        </w:rPr>
-        <w:t xml:space="preserve">写盘</w:t>
-      </w:r>
-      <w:r>
-        <w:t xml:space="preserve"> </w:t>
-      </w:r>
-      <w:r>
-        <w:rPr>
-          <w:rFonts w:hint="eastAsia"/>
-        </w:rPr>
-        <w:t xml:space="preserve">81.7MB/s，证明分片</w:t>
-      </w:r>
-      <w:r>
-        <w:t xml:space="preserve"> × </w:t>
-      </w:r>
-      <w:r>
-        <w:rPr>
-          <w:rFonts w:hint="eastAsia"/>
-        </w:rPr>
-        <w:t xml:space="preserve">多节点扩展机制真实有效；</w:t>
+        <w:rPr>
+          <w:b/>
+          <w:bCs/>
+        </w:rPr>
+        <w:t xml:space="preserve">M </w:t>
+      </w:r>
+      <w:r>
+        <w:rPr>
+          <w:rFonts w:hint="eastAsia"/>
+          <w:b/>
+          <w:bCs/>
+        </w:rPr>
+        <w:t xml:space="preserve">档在</w:t>
+      </w:r>
+      <w:r>
+        <w:rPr>
+          <w:b/>
+          <w:bCs/>
+        </w:rPr>
+        <w:t xml:space="preserve"> 4 </w:t>
+      </w:r>
+      <w:r>
+        <w:rPr>
+          <w:rFonts w:hint="eastAsia"/>
+          <w:b/>
+          <w:bCs/>
+        </w:rPr>
+        <w:t xml:space="preserve">分片后见顶</w:t>
+      </w:r>
+      <w:r>
+        <w:rPr>
+          <w:rFonts w:hint="eastAsia"/>
+        </w:rPr>
+        <w:t xml:space="preserve">：再提高到</w:t>
+      </w:r>
+      <w:r>
+        <w:t xml:space="preserve"> 6 </w:t>
+      </w:r>
+      <w:r>
+        <w:rPr>
+          <w:rFonts w:hint="eastAsia"/>
+        </w:rPr>
+        <w:t xml:space="preserve">分片没有额外收益。</w:t>
+      </w:r>
+      <w:r>
+        <w:rPr>
+          <w:rFonts w:hint="eastAsia"/>
+          <w:b/>
+          <w:bCs/>
+        </w:rPr>
+        <w:t xml:space="preserve">原因不是磁盘饱和</w:t>
+      </w:r>
+      <w:r>
+        <w:t xml:space="preserve">——§4.3 </w:t>
+      </w:r>
+      <w:r>
+        <w:rPr>
+          <w:rFonts w:hint="eastAsia"/>
+        </w:rPr>
+        <w:t xml:space="preserve">的</w:t>
+      </w:r>
+      <w:r>
+        <w:t xml:space="preserve"> </w:t>
+      </w:r>
+      <w:r>
+        <w:rPr>
+          <w:rStyle w:val="VerbatimChar"/>
+        </w:rPr>
+        <w:t xml:space="preserve">iostat</w:t>
+      </w:r>
+      <w:r>
+        <w:t xml:space="preserve"> </w:t>
+      </w:r>
+      <w:r>
+        <w:rPr>
+          <w:rFonts w:hint="eastAsia"/>
+        </w:rPr>
+        <w:t xml:space="preserve">实测平均</w:t>
+      </w:r>
+      <w:r>
+        <w:t xml:space="preserve"> </w:t>
+      </w:r>
+      <w:r>
+        <w:rPr>
+          <w:rStyle w:val="VerbatimChar"/>
+        </w:rPr>
+        <w:t xml:space="preserve">%util</w:t>
+      </w:r>
+      <w:r>
+        <w:t xml:space="preserve"> </w:t>
+      </w:r>
+      <w:r>
+        <w:rPr>
+          <w:rFonts w:hint="eastAsia"/>
+        </w:rPr>
+        <w:t xml:space="preserve">仅</w:t>
+      </w:r>
+      <w:r>
+        <w:t xml:space="preserve"> </w:t>
+      </w:r>
+      <w:r>
+        <w:rPr>
+          <w:rFonts w:hint="eastAsia"/>
+        </w:rPr>
+        <w:t xml:space="preserve">5.7%~20%，磁盘远未到上限；真实原因是</w:t>
+      </w:r>
+      <w:r>
+        <w:t xml:space="preserve"> </w:t>
+      </w:r>
+      <w:r>
+        <w:rPr>
+          <w:b/>
+          <w:bCs/>
+        </w:rPr>
+        <w:t xml:space="preserve">CPU </w:t>
+      </w:r>
+      <w:r>
+        <w:rPr>
+          <w:rFonts w:hint="eastAsia"/>
+          <w:b/>
+          <w:bCs/>
+        </w:rPr>
+        <w:t xml:space="preserve">先到达上限</w:t>
+      </w:r>
+      <w:r>
+        <w:rPr>
+          <w:rFonts w:hint="eastAsia"/>
+        </w:rPr>
+        <w:t xml:space="preserve">：6</w:t>
+      </w:r>
+      <w:r>
+        <w:t xml:space="preserve"> </w:t>
+      </w:r>
+      <w:r>
+        <w:rPr>
+          <w:rFonts w:hint="eastAsia"/>
+        </w:rPr>
+        <w:t xml:space="preserve">分片时</w:t>
+      </w:r>
+      <w:r>
+        <w:t xml:space="preserve"> </w:t>
+      </w:r>
+      <w:r>
+        <w:t xml:space="preserve">8 vCPU </w:t>
+      </w:r>
+      <w:r>
+        <w:rPr>
+          <w:rFonts w:hint="eastAsia"/>
+        </w:rPr>
+        <w:t xml:space="preserve">上</w:t>
+      </w:r>
+      <w:r>
+        <w:t xml:space="preserve"> run-queue </w:t>
+      </w:r>
+      <w:r>
+        <w:rPr>
+          <w:rFonts w:hint="eastAsia"/>
+        </w:rPr>
+        <w:t xml:space="preserve">平均</w:t>
+      </w:r>
+      <w:r>
+        <w:t xml:space="preserve"> </w:t>
+      </w:r>
+      <w:r>
+        <w:rPr>
+          <w:rFonts w:hint="eastAsia"/>
+          <w:b/>
+          <w:bCs/>
+        </w:rPr>
+        <w:t xml:space="preserve">9.4（已超过核数）</w:t>
+      </w:r>
+      <w:r>
+        <w:t xml:space="preserve">、56% </w:t>
+      </w:r>
+      <w:r>
+        <w:rPr>
+          <w:rFonts w:hint="eastAsia"/>
+        </w:rPr>
+        <w:t xml:space="preserve">的采样点超核、CPU</w:t>
+      </w:r>
+      <w:r>
+        <w:t xml:space="preserve"> </w:t>
+      </w:r>
+      <w:r>
+        <w:rPr>
+          <w:rFonts w:hint="eastAsia"/>
+        </w:rPr>
+        <w:t xml:space="preserve">空闲只剩</w:t>
+      </w:r>
+      <w:r>
+        <w:t xml:space="preserve"> </w:t>
+      </w:r>
+      <w:r>
+        <w:rPr>
+          <w:b/>
+          <w:bCs/>
+        </w:rPr>
+        <w:t xml:space="preserve">16.3%</w:t>
+      </w:r>
+      <w:r>
+        <w:rPr>
+          <w:rFonts w:hint="eastAsia"/>
+        </w:rPr>
+        <w:t xml:space="preserve">；</w:t>
       </w:r>
     </w:p>
     <w:p>
@@ -3494,36 +4595,156 @@
         <w:pStyle w:val="Compact"/>
         <w:numPr>
           <w:ilvl w:val="0"/>
-          <w:numId w:val="1004"/>
+          <w:numId w:val="1005"/>
         </w:numPr>
       </w:pPr>
       <w:r>
         <w:rPr>
-          <w:rFonts w:hint="eastAsia"/>
-        </w:rPr>
-        <w:t xml:space="preserve">多分片输出校验：part</w:t>
-      </w:r>
-      <w:r>
-        <w:t xml:space="preserve"> </w:t>
-      </w:r>
-      <w:r>
-        <w:rPr>
-          <w:rFonts w:hint="eastAsia"/>
-        </w:rPr>
-        <w:t xml:space="preserve">文件汇总行数</w:t>
-      </w:r>
-      <w:r>
-        <w:t xml:space="preserve"> = N + </w:t>
-      </w:r>
-      <w:r>
-        <w:rPr>
-          <w:rFonts w:hint="eastAsia"/>
-        </w:rPr>
-        <w:t xml:space="preserve">分片数（每分片各一行表头），数据无重复无丢失。</w:t>
+          <w:b/>
+          <w:bCs/>
+        </w:rPr>
+        <w:t xml:space="preserve">L </w:t>
+      </w:r>
+      <w:r>
+        <w:rPr>
+          <w:rFonts w:hint="eastAsia"/>
+          <w:b/>
+          <w:bCs/>
+        </w:rPr>
+        <w:t xml:space="preserve">档未见顶</w:t>
+      </w:r>
+      <w:r>
+        <w:rPr>
+          <w:rFonts w:hint="eastAsia"/>
+        </w:rPr>
+        <w:t xml:space="preserve">：L</w:t>
+      </w:r>
+      <w:r>
+        <w:t xml:space="preserve"> </w:t>
+      </w:r>
+      <w:r>
+        <w:rPr>
+          <w:rFonts w:hint="eastAsia"/>
+        </w:rPr>
+        <w:t xml:space="preserve">档即使</w:t>
+      </w:r>
+      <w:r>
+        <w:t xml:space="preserve"> 6 </w:t>
+      </w:r>
+      <w:r>
+        <w:rPr>
+          <w:rFonts w:hint="eastAsia"/>
+        </w:rPr>
+        <w:t xml:space="preserve">分片</w:t>
+      </w:r>
+      <w:r>
+        <w:t xml:space="preserve"> 3 </w:t>
+      </w:r>
+      <w:r>
+        <w:rPr>
+          <w:rFonts w:hint="eastAsia"/>
+        </w:rPr>
+        <w:t xml:space="preserve">Worker，CPU</w:t>
+      </w:r>
+      <w:r>
+        <w:t xml:space="preserve"> </w:t>
+      </w:r>
+      <w:r>
+        <w:rPr>
+          <w:rFonts w:hint="eastAsia"/>
+        </w:rPr>
+        <w:t xml:space="preserve">仍有余量，故加速比继续增长到</w:t>
+      </w:r>
+      <w:r>
+        <w:t xml:space="preserve"> 3.3 </w:t>
+      </w:r>
+      <w:r>
+        <w:rPr>
+          <w:rFonts w:hint="eastAsia"/>
+        </w:rPr>
+        <w:t xml:space="preserve">倍。</w:t>
+      </w:r>
+      <w:r>
+        <w:t xml:space="preserve"> </w:t>
+      </w:r>
+      <w:r>
+        <w:rPr>
+          <w:rFonts w:hint="eastAsia"/>
+        </w:rPr>
+        <w:t xml:space="preserve">原因是</w:t>
+      </w:r>
+      <w:r>
+        <w:t xml:space="preserve"> L </w:t>
+      </w:r>
+      <w:r>
+        <w:rPr>
+          <w:rFonts w:hint="eastAsia"/>
+        </w:rPr>
+        <w:t xml:space="preserve">档每分片的数据量是</w:t>
+      </w:r>
+      <w:r>
+        <w:t xml:space="preserve"> M </w:t>
+      </w:r>
+      <w:r>
+        <w:rPr>
+          <w:rFonts w:hint="eastAsia"/>
+        </w:rPr>
+        <w:t xml:space="preserve">档的</w:t>
+      </w:r>
+      <w:r>
+        <w:t xml:space="preserve"> 5 </w:t>
+      </w:r>
+      <w:r>
+        <w:rPr>
+          <w:rFonts w:hint="eastAsia"/>
+        </w:rPr>
+        <w:t xml:space="preserve">倍，同样的固定开销被摊薄；</w:t>
       </w:r>
     </w:p>
     <w:p>
       <w:pPr>
+        <w:pStyle w:val="Compact"/>
+        <w:numPr>
+          <w:ilvl w:val="0"/>
+          <w:numId w:val="1005"/>
+        </w:numPr>
+      </w:pPr>
+      <w:r>
+        <w:rPr>
+          <w:rFonts w:hint="eastAsia"/>
+        </w:rPr>
+        <w:t xml:space="preserve">多分片输出校验：part</w:t>
+      </w:r>
+      <w:r>
+        <w:t xml:space="preserve"> </w:t>
+      </w:r>
+      <w:r>
+        <w:rPr>
+          <w:rFonts w:hint="eastAsia"/>
+        </w:rPr>
+        <w:t xml:space="preserve">文件汇总行数</w:t>
+      </w:r>
+      <w:r>
+        <w:t xml:space="preserve"> = </w:t>
+      </w:r>
+      <w:r>
+        <w:rPr>
+          <w:rFonts w:hint="eastAsia"/>
+        </w:rPr>
+        <w:t xml:space="preserve">数据行数</w:t>
+      </w:r>
+      <w:r>
+        <w:t xml:space="preserve"> + </w:t>
+      </w:r>
+      <w:r>
+        <w:rPr>
+          <w:rFonts w:hint="eastAsia"/>
+        </w:rPr>
+        <w:t xml:space="preserve">分片数（每分片各一行表头），无重复无丢失。</w:t>
+      </w:r>
+    </w:p>
+    <w:p>
+      <w:pPr>
         <w:pStyle w:val="FirstParagraph"/>
       </w:pPr>
       <w:r>
@@ -3538,43 +4759,74 @@
         <w:rPr>
           <w:rFonts w:hint="eastAsia"/>
         </w:rPr>
-        <w:t xml:space="preserve">（由前两条导出）：分片数应与数据量匹配，让每分片保持在数百万行量级；</w:t>
-      </w:r>
-      <w:r>
-        <w:t xml:space="preserve"> </w:t>
-      </w:r>
-      <w:r>
-        <w:rPr>
-          <w:rFonts w:hint="eastAsia"/>
-        </w:rPr>
-        <w:t xml:space="preserve">数据量小而并行度大时，调度与启停开销会吃掉并行收益（100</w:t>
-      </w:r>
-      <w:r>
-        <w:t xml:space="preserve"> </w:t>
-      </w:r>
-      <w:r>
-        <w:rPr>
-          <w:rFonts w:hint="eastAsia"/>
-        </w:rPr>
-        <w:t xml:space="preserve">万行档</w:t>
-      </w:r>
-      <w:r>
-        <w:t xml:space="preserve"> p1 </w:t>
-      </w:r>
-      <w:r>
-        <w:rPr>
-          <w:rFonts w:hint="eastAsia"/>
-        </w:rPr>
-        <w:t xml:space="preserve">与</w:t>
-      </w:r>
-      <w:r>
-        <w:t xml:space="preserve"> p4 </w:t>
-      </w:r>
-      <w:r>
-        <w:rPr>
-          <w:rFonts w:hint="eastAsia"/>
-        </w:rPr>
-        <w:t xml:space="preserve">打平即此原因）。</w:t>
+        <w:t xml:space="preserve">：分片数应同时满足两条——①</w:t>
+      </w:r>
+      <w:r>
+        <w:rPr>
+          <w:rFonts w:hint="eastAsia"/>
+          <w:b/>
+          <w:bCs/>
+        </w:rPr>
+        <w:t xml:space="preserve">每分片的处理量足够大</w:t>
+      </w:r>
+      <w:r>
+        <w:rPr>
+          <w:rFonts w:hint="eastAsia"/>
+        </w:rPr>
+        <w:t xml:space="preserve">（本环境下千万行量级最佳），</w:t>
+      </w:r>
+      <w:r>
+        <w:t xml:space="preserve"> </w:t>
+      </w:r>
+      <w:r>
+        <w:t xml:space="preserve">②</w:t>
+      </w:r>
+      <w:r>
+        <w:rPr>
+          <w:rFonts w:hint="eastAsia"/>
+          <w:b/>
+          <w:bCs/>
+        </w:rPr>
+        <w:t xml:space="preserve">并发任务数不超过环境可用的</w:t>
+      </w:r>
+      <w:r>
+        <w:rPr>
+          <w:b/>
+          <w:bCs/>
+        </w:rPr>
+        <w:t xml:space="preserve"> CPU </w:t>
+      </w:r>
+      <w:r>
+        <w:rPr>
+          <w:rFonts w:hint="eastAsia"/>
+          <w:b/>
+          <w:bCs/>
+        </w:rPr>
+        <w:t xml:space="preserve">核数</w:t>
+      </w:r>
+      <w:r>
+        <w:rPr>
+          <w:rFonts w:hint="eastAsia"/>
+        </w:rPr>
+        <w:t xml:space="preserve">。二者冲突时（分片太细）会把调度开销与</w:t>
+      </w:r>
+      <w:r>
+        <w:t xml:space="preserve"> CPU </w:t>
+      </w:r>
+      <w:r>
+        <w:rPr>
+          <w:rFonts w:hint="eastAsia"/>
+        </w:rPr>
+        <w:t xml:space="preserve">争抢</w:t>
+      </w:r>
+      <w:r>
+        <w:t xml:space="preserve"> </w:t>
+      </w:r>
+      <w:r>
+        <w:rPr>
+          <w:rFonts w:hint="eastAsia"/>
+        </w:rPr>
+        <w:t xml:space="preserve">转化为净损失（§4.3）。</w:t>
       </w:r>
     </w:p>
     <w:bookmarkEnd w:id="22"/>
@@ -3601,25 +4853,21 @@
         <w:rPr>
           <w:rFonts w:hint="eastAsia"/>
         </w:rPr>
-        <w:t xml:space="preserve">csv→拼接→csv</w:t>
-      </w:r>
-      <w:r>
-        <w:t xml:space="preserve"> </w:t>
-      </w:r>
-      <w:r>
-        <w:rPr>
-          <w:rFonts w:hint="eastAsia"/>
-        </w:rPr>
-        <w:t xml:space="preserve">为纯</w:t>
-      </w:r>
-      <w:r>
-        <w:t xml:space="preserve"> I/O </w:t>
-      </w:r>
-      <w:r>
-        <w:rPr>
-          <w:rFonts w:hint="eastAsia"/>
-        </w:rPr>
-        <w:t xml:space="preserve">密集型场景。测试期间宿主机</w:t>
+        <w:t xml:space="preserve">本节数据来自本轮与基准矩阵</w:t>
+      </w:r>
+      <w:r>
+        <w:rPr>
+          <w:rFonts w:hint="eastAsia"/>
+          <w:b/>
+          <w:bCs/>
+        </w:rPr>
+        <w:t xml:space="preserve">同时采集</w:t>
+      </w:r>
+      <w:r>
+        <w:rPr>
+          <w:rFonts w:hint="eastAsia"/>
+        </w:rPr>
+        <w:t xml:space="preserve">的</w:t>
       </w:r>
       <w:r>
         <w:t xml:space="preserve"> </w:t>
@@ -3628,116 +4876,1129 @@
         <w:rPr>
           <w:rStyle w:val="VerbatimChar"/>
         </w:rPr>
-        <w:t xml:space="preserve">sar</w:t>
-      </w:r>
-      <w:r>
-        <w:t xml:space="preserve"> </w:t>
-      </w:r>
-      <w:r>
-        <w:rPr>
-          <w:rFonts w:hint="eastAsia"/>
-        </w:rPr>
-        <w:t xml:space="preserve">采样显示：5000</w:t>
-      </w:r>
-      <w:r>
-        <w:t xml:space="preserve"> </w:t>
-      </w:r>
-      <w:r>
-        <w:rPr>
-          <w:rFonts w:hint="eastAsia"/>
-        </w:rPr>
-        <w:t xml:space="preserve">万行单分片运行时</w:t>
-      </w:r>
-      <w:r>
-        <w:t xml:space="preserve"> </w:t>
-      </w:r>
-      <w:r>
-        <w:t xml:space="preserve">CPU </w:t>
-      </w:r>
-      <w:r>
-        <w:rPr>
-          <w:rFonts w:hint="eastAsia"/>
-        </w:rPr>
-        <w:t xml:space="preserve">用户态仅</w:t>
-      </w:r>
-      <w:r>
-        <w:t xml:space="preserve"> </w:t>
-      </w:r>
-      <w:r>
-        <w:rPr>
-          <w:rFonts w:hint="eastAsia"/>
-        </w:rPr>
-        <w:t xml:space="preserve">17.5%（8</w:t>
-      </w:r>
-      <w:r>
-        <w:t xml:space="preserve"> </w:t>
-      </w:r>
-      <w:r>
-        <w:rPr>
-          <w:rFonts w:hint="eastAsia"/>
-        </w:rPr>
-        <w:t xml:space="preserve">核中约</w:t>
-      </w:r>
-      <w:r>
-        <w:t xml:space="preserve"> 1.4 </w:t>
-      </w:r>
-      <w:r>
-        <w:rPr>
-          <w:rFonts w:hint="eastAsia"/>
-        </w:rPr>
-        <w:t xml:space="preserve">核）、iowait</w:t>
-      </w:r>
-      <w:r>
-        <w:t xml:space="preserve"> </w:t>
-      </w:r>
-      <w:r>
-        <w:rPr>
-          <w:rFonts w:hint="eastAsia"/>
-        </w:rPr>
-        <w:t xml:space="preserve">0.33%，</w:t>
-      </w:r>
-      <w:r>
-        <w:rPr>
-          <w:b/>
-          <w:bCs/>
-        </w:rPr>
-        <w:t xml:space="preserve">CPU </w:t>
-      </w:r>
-      <w:r>
-        <w:rPr>
-          <w:rFonts w:hint="eastAsia"/>
-          <w:b/>
-          <w:bCs/>
-        </w:rPr>
-        <w:t xml:space="preserve">与磁盘均未饱和</w:t>
-      </w:r>
-      <w:r>
-        <w:rPr>
-          <w:rFonts w:hint="eastAsia"/>
-        </w:rPr>
-        <w:t xml:space="preserve">——单分片吞吐</w:t>
-      </w:r>
-      <w:r>
-        <w:t xml:space="preserve"> </w:t>
-      </w:r>
-      <w:r>
-        <w:rPr>
-          <w:rFonts w:hint="eastAsia"/>
-        </w:rPr>
-        <w:t xml:space="preserve">（约</w:t>
-      </w:r>
-      <w:r>
-        <w:t xml:space="preserve"> 20 </w:t>
-      </w:r>
-      <w:r>
-        <w:rPr>
-          <w:rFonts w:hint="eastAsia"/>
-        </w:rPr>
-        <w:t xml:space="preserve">万行/s）由单条流水线的串行处理能力决定，这正是平台提供作业分片能力的原因。</w:t>
-      </w:r>
-      <w:r>
-        <w:t xml:space="preserve"> </w:t>
-      </w:r>
+        <w:t xml:space="preserve">iostat -x 1</w:t>
+      </w:r>
+      <w:r>
+        <w:rPr>
+          <w:rFonts w:hint="eastAsia"/>
+        </w:rPr>
+        <w:t xml:space="preserve">（磁盘）与</w:t>
+      </w:r>
+      <w:r>
+        <w:t xml:space="preserve"> </w:t>
+      </w:r>
+      <w:r>
+        <w:rPr>
+          <w:rStyle w:val="VerbatimChar"/>
+        </w:rPr>
+        <w:t xml:space="preserve">vmstat 1</w:t>
+      </w:r>
+      <w:r>
+        <w:rPr>
+          <w:rFonts w:hint="eastAsia"/>
+        </w:rPr>
+        <w:t xml:space="preserve">（CPU）采样，</w:t>
+      </w:r>
+      <w:r>
+        <w:t xml:space="preserve"> </w:t>
+      </w:r>
+      <w:r>
+        <w:rPr>
+          <w:rFonts w:hint="eastAsia"/>
+        </w:rPr>
+        <w:t xml:space="preserve">原始文件见</w:t>
+      </w:r>
+      <w:r>
+        <w:t xml:space="preserve"> </w:t>
+      </w:r>
+      <w:r>
+        <w:rPr>
+          <w:rStyle w:val="VerbatimChar"/>
+        </w:rPr>
+        <w:t xml:space="preserve">stream-platform/bench-results/</w:t>
+      </w:r>
+      <w:r>
+        <w:rPr>
+          <w:rFonts w:hint="eastAsia"/>
+        </w:rPr>
+        <w:t xml:space="preserve">。瓶颈随并行度变化，分三段看：</w:t>
+      </w:r>
+    </w:p>
+    <w:p>
+      <w:pPr>
+        <w:pStyle w:val="BodyText"/>
+      </w:pPr>
+      <w:r>
+        <w:rPr>
+          <w:rFonts w:hint="eastAsia"/>
+          <w:b/>
+          <w:bCs/>
+        </w:rPr>
+        <w:t xml:space="preserve">（1）单分片：瓶颈是流水线串行度，不是磁盘也不是</w:t>
+      </w:r>
+      <w:r>
+        <w:rPr>
+          <w:b/>
+          <w:bCs/>
+        </w:rPr>
+        <w:t xml:space="preserve"> CPU</w:t>
+      </w:r>
+    </w:p>
+    <w:p>
+      <w:pPr>
+        <w:pStyle w:val="BodyText"/>
+      </w:pPr>
+      <w:r>
+        <w:rPr>
+          <w:rFonts w:hint="eastAsia"/>
+        </w:rPr>
+        <w:t xml:space="preserve">单分片吞吐约</w:t>
+      </w:r>
+      <w:r>
+        <w:t xml:space="preserve"> 26~29 </w:t>
+      </w:r>
+      <w:r>
+        <w:rPr>
+          <w:rFonts w:hint="eastAsia"/>
+        </w:rPr>
+        <w:t xml:space="preserve">万行/s，此时</w:t>
+      </w:r>
+      <w:r>
+        <w:t xml:space="preserve"> CPU </w:t>
+      </w:r>
+      <w:r>
+        <w:rPr>
+          <w:rFonts w:hint="eastAsia"/>
+        </w:rPr>
+        <w:t xml:space="preserve">与磁盘都远未饱和</w:t>
+      </w:r>
+      <w:r>
+        <w:t xml:space="preserve"> —— </w:t>
+      </w:r>
+      <w:r>
+        <w:rPr>
+          <w:rFonts w:hint="eastAsia"/>
+        </w:rPr>
+        <w:t xml:space="preserve">瓶颈是</w:t>
+      </w:r>
+      <w:r>
+        <w:rPr>
+          <w:rFonts w:hint="eastAsia"/>
+          <w:b/>
+          <w:bCs/>
+        </w:rPr>
+        <w:t xml:space="preserve">单条流水线的串行处理能力</w:t>
+      </w:r>
+      <w:r>
+        <w:t xml:space="preserve"> </w:t>
+      </w:r>
+      <w:r>
+        <w:rPr>
+          <w:rFonts w:hint="eastAsia"/>
+        </w:rPr>
+        <w:t xml:space="preserve">（读→处理→写虽已流水化，但单分片只有一条链）。这正是平台提供作业分片能力的原因。</w:t>
+      </w:r>
+    </w:p>
+    <w:p>
+      <w:pPr>
+        <w:pStyle w:val="BodyText"/>
+      </w:pPr>
+      <w:r>
+        <w:rPr>
+          <w:rFonts w:hint="eastAsia"/>
+          <w:b/>
+          <w:bCs/>
+        </w:rPr>
+        <w:t xml:space="preserve">（2）磁盘：全程未饱和（三轮采样一致）</w:t>
+      </w:r>
+    </w:p>
+    <w:tbl>
+      <w:tblPr>
+        <w:tblStyle w:val="Table"/>
+        <w:tblW w:type="pct" w:w="5000"/>
+        <w:tblLayout w:type="fixed"/>
+        <w:tblLook w:firstRow="1" w:lastRow="0" w:firstColumn="0" w:lastColumn="0" w:noHBand="0" w:noVBand="0" w:val="0020"/>
+      </w:tblPr>
+      <w:tblGrid>
+        <w:gridCol w:w="1584"/>
+        <w:gridCol w:w="1584"/>
+        <w:gridCol w:w="1584"/>
+        <w:gridCol w:w="1584"/>
+        <w:gridCol w:w="1584"/>
+      </w:tblGrid>
+      <w:tr>
+        <w:trPr>
+          <w:tblHeader w:val="on"/>
+        </w:trPr>
+        <w:tc>
+          <w:tcPr/>
+          <w:p>
+            <w:pPr>
+              <w:pStyle w:val="Compact"/>
+            </w:pPr>
+            <w:r>
+              <w:rPr>
+                <w:rFonts w:hint="eastAsia"/>
+              </w:rPr>
+              <w:t xml:space="preserve">数据集</w:t>
+            </w:r>
+            <w:r>
+              <w:t xml:space="preserve"> / </w:t>
+            </w:r>
+            <w:r>
+              <w:rPr>
+                <w:rFonts w:hint="eastAsia"/>
+              </w:rPr>
+              <w:t xml:space="preserve">并行度</w:t>
+            </w:r>
+          </w:p>
+        </w:tc>
+        <w:tc>
+          <w:tcPr/>
+          <w:p>
+            <w:pPr>
+              <w:pStyle w:val="Compact"/>
+            </w:pPr>
+            <w:r>
+              <w:rPr>
+                <w:rFonts w:hint="eastAsia"/>
+              </w:rPr>
+              <w:t xml:space="preserve">平均</w:t>
+            </w:r>
+            <w:r>
+              <w:t xml:space="preserve"> </w:t>
+            </w:r>
+            <w:r>
+              <w:rPr>
+                <w:rStyle w:val="VerbatimChar"/>
+              </w:rPr>
+              <w:t xml:space="preserve">%util</w:t>
+            </w:r>
+          </w:p>
+        </w:tc>
+        <w:tc>
+          <w:tcPr/>
+          <w:p>
+            <w:pPr>
+              <w:pStyle w:val="Compact"/>
+            </w:pPr>
+            <w:r>
+              <w:rPr>
+                <w:rFonts w:hint="eastAsia"/>
+              </w:rPr>
+              <w:t xml:space="preserve">峰值</w:t>
+            </w:r>
+            <w:r>
+              <w:t xml:space="preserve"> </w:t>
+            </w:r>
+            <w:r>
+              <w:rPr>
+                <w:rStyle w:val="VerbatimChar"/>
+              </w:rPr>
+              <w:t xml:space="preserve">%util</w:t>
+            </w:r>
+          </w:p>
+        </w:tc>
+        <w:tc>
+          <w:tcPr/>
+          <w:p>
+            <w:pPr>
+              <w:pStyle w:val="Compact"/>
+            </w:pPr>
+            <w:r>
+              <w:rPr>
+                <w:rStyle w:val="VerbatimChar"/>
+              </w:rPr>
+              <w:t xml:space="preserve">w_await</w:t>
+            </w:r>
+            <w:r>
+              <w:t xml:space="preserve"> </w:t>
+            </w:r>
+            <w:r>
+              <w:rPr>
+                <w:rFonts w:hint="eastAsia"/>
+              </w:rPr>
+              <w:t xml:space="preserve">均值</w:t>
+            </w:r>
+          </w:p>
+        </w:tc>
+        <w:tc>
+          <w:tcPr/>
+          <w:p>
+            <w:pPr>
+              <w:pStyle w:val="Compact"/>
+            </w:pPr>
+            <w:r>
+              <w:rPr>
+                <w:rFonts w:hint="eastAsia"/>
+              </w:rPr>
+              <w:t xml:space="preserve">实测写盘</w:t>
+            </w:r>
+          </w:p>
+        </w:tc>
+      </w:tr>
+      <w:tr>
+        <w:tc>
+          <w:tcPr/>
+          <w:p>
+            <w:pPr>
+              <w:pStyle w:val="Compact"/>
+            </w:pPr>
+            <w:r>
+              <w:t xml:space="preserve">L / 1 </w:t>
+            </w:r>
+            <w:r>
+              <w:rPr>
+                <w:rFonts w:hint="eastAsia"/>
+              </w:rPr>
+              <w:t xml:space="preserve">分片</w:t>
+            </w:r>
+          </w:p>
+        </w:tc>
+        <w:tc>
+          <w:tcPr/>
+          <w:p>
+            <w:pPr>
+              <w:pStyle w:val="Compact"/>
+            </w:pPr>
+            <w:r>
+              <w:t xml:space="preserve">5.7%</w:t>
+            </w:r>
+          </w:p>
+        </w:tc>
+        <w:tc>
+          <w:tcPr/>
+          <w:p>
+            <w:pPr>
+              <w:pStyle w:val="Compact"/>
+            </w:pPr>
+            <w:r>
+              <w:t xml:space="preserve">100.3%</w:t>
+            </w:r>
+          </w:p>
+        </w:tc>
+        <w:tc>
+          <w:tcPr/>
+          <w:p>
+            <w:pPr>
+              <w:pStyle w:val="Compact"/>
+            </w:pPr>
+            <w:r>
+              <w:t xml:space="preserve">1.1 ms</w:t>
+            </w:r>
+          </w:p>
+        </w:tc>
+        <w:tc>
+          <w:tcPr/>
+          <w:p>
+            <w:pPr>
+              <w:pStyle w:val="Compact"/>
+            </w:pPr>
+            <w:r>
+              <w:t xml:space="preserve">42.7 MB/s</w:t>
+            </w:r>
+          </w:p>
+        </w:tc>
+      </w:tr>
+      <w:tr>
+        <w:tc>
+          <w:tcPr/>
+          <w:p>
+            <w:pPr>
+              <w:pStyle w:val="Compact"/>
+            </w:pPr>
+            <w:r>
+              <w:t xml:space="preserve">L / 4 </w:t>
+            </w:r>
+            <w:r>
+              <w:rPr>
+                <w:rFonts w:hint="eastAsia"/>
+              </w:rPr>
+              <w:t xml:space="preserve">分片</w:t>
+            </w:r>
+          </w:p>
+        </w:tc>
+        <w:tc>
+          <w:tcPr/>
+          <w:p>
+            <w:pPr>
+              <w:pStyle w:val="Compact"/>
+            </w:pPr>
+            <w:r>
+              <w:t xml:space="preserve">17.1%</w:t>
+            </w:r>
+          </w:p>
+        </w:tc>
+        <w:tc>
+          <w:tcPr/>
+          <w:p>
+            <w:pPr>
+              <w:pStyle w:val="Compact"/>
+            </w:pPr>
+            <w:r>
+              <w:t xml:space="preserve">101.4%</w:t>
+            </w:r>
+          </w:p>
+        </w:tc>
+        <w:tc>
+          <w:tcPr/>
+          <w:p>
+            <w:pPr>
+              <w:pStyle w:val="Compact"/>
+            </w:pPr>
+            <w:r>
+              <w:t xml:space="preserve">6.8 ms</w:t>
+            </w:r>
+          </w:p>
+        </w:tc>
+        <w:tc>
+          <w:tcPr/>
+          <w:p>
+            <w:pPr>
+              <w:pStyle w:val="Compact"/>
+            </w:pPr>
+            <w:r>
+              <w:t xml:space="preserve">79.3 MB/s</w:t>
+            </w:r>
+          </w:p>
+        </w:tc>
+      </w:tr>
+      <w:tr>
+        <w:tc>
+          <w:tcPr/>
+          <w:p>
+            <w:pPr>
+              <w:pStyle w:val="Compact"/>
+            </w:pPr>
+            <w:r>
+              <w:t xml:space="preserve">L / 6 </w:t>
+            </w:r>
+            <w:r>
+              <w:rPr>
+                <w:rFonts w:hint="eastAsia"/>
+              </w:rPr>
+              <w:t xml:space="preserve">分片</w:t>
+            </w:r>
+          </w:p>
+        </w:tc>
+        <w:tc>
+          <w:tcPr/>
+          <w:p>
+            <w:pPr>
+              <w:pStyle w:val="Compact"/>
+            </w:pPr>
+            <w:r>
+              <w:t xml:space="preserve">20.1%</w:t>
+            </w:r>
+          </w:p>
+        </w:tc>
+        <w:tc>
+          <w:tcPr/>
+          <w:p>
+            <w:pPr>
+              <w:pStyle w:val="Compact"/>
+            </w:pPr>
+            <w:r>
+              <w:t xml:space="preserve">101.0%</w:t>
+            </w:r>
+          </w:p>
+        </w:tc>
+        <w:tc>
+          <w:tcPr/>
+          <w:p>
+            <w:pPr>
+              <w:pStyle w:val="Compact"/>
+            </w:pPr>
+            <w:r>
+              <w:t xml:space="preserve">4.8 ms</w:t>
+            </w:r>
+          </w:p>
+        </w:tc>
+        <w:tc>
+          <w:tcPr/>
+          <w:p>
+            <w:pPr>
+              <w:pStyle w:val="Compact"/>
+            </w:pPr>
+            <w:r>
+              <w:t xml:space="preserve">106.6 MB/s</w:t>
+            </w:r>
+          </w:p>
+        </w:tc>
+      </w:tr>
+    </w:tbl>
+    <w:p>
+      <w:pPr>
+        <w:pStyle w:val="FirstParagraph"/>
+      </w:pPr>
+      <w:r>
+        <w:rPr>
+          <w:rFonts w:hint="eastAsia"/>
+        </w:rPr>
+        <w:t xml:space="preserve">平均利用率仅</w:t>
+      </w:r>
+      <w:r>
+        <w:t xml:space="preserve"> </w:t>
+      </w:r>
+      <w:r>
+        <w:rPr>
+          <w:rFonts w:hint="eastAsia"/>
+        </w:rPr>
+        <w:t xml:space="preserve">5.7%~20%，</w:t>
+      </w:r>
+      <w:r>
+        <w:rPr>
+          <w:rFonts w:hint="eastAsia"/>
+          <w:b/>
+          <w:bCs/>
+        </w:rPr>
+        <w:t xml:space="preserve">磁盘不是瓶颈</w:t>
+      </w:r>
+      <w:r>
+        <w:rPr>
+          <w:rFonts w:hint="eastAsia"/>
+        </w:rPr>
+        <w:t xml:space="preserve">。但两点须如实说明：</w:t>
+      </w:r>
+      <w:r>
+        <w:rPr>
+          <w:rFonts w:hint="eastAsia"/>
+          <w:b/>
+          <w:bCs/>
+        </w:rPr>
+        <w:t xml:space="preserve">峰值打到</w:t>
+      </w:r>
+      <w:r>
+        <w:rPr>
+          <w:b/>
+          <w:bCs/>
+        </w:rPr>
+        <w:t xml:space="preserve"> 100%</w:t>
+      </w:r>
+      <w:r>
+        <w:rPr>
+          <w:rFonts w:hint="eastAsia"/>
+        </w:rPr>
+        <w:t xml:space="preserve">（突发写存在</w:t>
+      </w:r>
+      <w:r>
+        <w:t xml:space="preserve"> </w:t>
+      </w:r>
+      <w:r>
+        <w:rPr>
+          <w:rFonts w:hint="eastAsia"/>
+        </w:rPr>
+        <w:t xml:space="preserve">瞬时排队），且</w:t>
+      </w:r>
+      <w:r>
+        <w:t xml:space="preserve"> </w:t>
+      </w:r>
+      <w:r>
+        <w:rPr>
+          <w:rStyle w:val="VerbatimChar"/>
+        </w:rPr>
+        <w:t xml:space="preserve">w_await</w:t>
+      </w:r>
+      <w:r>
+        <w:t xml:space="preserve"> </w:t>
+      </w:r>
+      <w:r>
+        <w:rPr>
+          <w:rFonts w:hint="eastAsia"/>
+        </w:rPr>
+        <w:t xml:space="preserve">由</w:t>
+      </w:r>
+      <w:r>
+        <w:t xml:space="preserve"> 1.1ms </w:t>
+      </w:r>
+      <w:r>
+        <w:rPr>
+          <w:rFonts w:hint="eastAsia"/>
+        </w:rPr>
+        <w:t xml:space="preserve">升至</w:t>
+      </w:r>
+      <w:r>
+        <w:t xml:space="preserve"> </w:t>
+      </w:r>
+      <w:r>
+        <w:rPr>
+          <w:rFonts w:hint="eastAsia"/>
+        </w:rPr>
+        <w:t xml:space="preserve">6.8ms。准确的表述是「</w:t>
+      </w:r>
+      <w:r>
+        <w:rPr>
+          <w:rFonts w:hint="eastAsia"/>
+          <w:b/>
+          <w:bCs/>
+        </w:rPr>
+        <w:t xml:space="preserve">有排队、无饱和</w:t>
+      </w:r>
+      <w:r>
+        <w:rPr>
+          <w:rFonts w:hint="eastAsia"/>
+        </w:rPr>
+        <w:t xml:space="preserve">」，</w:t>
+      </w:r>
+      <w:r>
+        <w:t xml:space="preserve"> </w:t>
+      </w:r>
+      <w:r>
+        <w:rPr>
+          <w:rFonts w:hint="eastAsia"/>
+        </w:rPr>
+        <w:t xml:space="preserve">而非「磁盘毫无压力」。</w:t>
+      </w:r>
+    </w:p>
+    <w:p>
+      <w:pPr>
+        <w:pStyle w:val="BodyText"/>
+      </w:pPr>
+      <w:r>
+        <w:rPr>
+          <w:rFonts w:hint="eastAsia"/>
+          <w:b/>
+          <w:bCs/>
+        </w:rPr>
+        <w:t xml:space="preserve">（3）CPU：并行度超过</w:t>
+      </w:r>
+      <w:r>
+        <w:rPr>
+          <w:b/>
+          <w:bCs/>
+        </w:rPr>
+        <w:t xml:space="preserve"> 4 </w:t>
+      </w:r>
+      <w:r>
+        <w:rPr>
+          <w:rFonts w:hint="eastAsia"/>
+          <w:b/>
+          <w:bCs/>
+        </w:rPr>
+        <w:t xml:space="preserve">之后成为真正的瓶颈</w:t>
+      </w:r>
+    </w:p>
+    <w:tbl>
+      <w:tblPr>
+        <w:tblStyle w:val="Table"/>
+        <w:tblW w:type="pct" w:w="5000"/>
+        <w:tblLayout w:type="fixed"/>
+        <w:tblLook w:firstRow="1" w:lastRow="0" w:firstColumn="0" w:lastColumn="0" w:noHBand="0" w:noVBand="0" w:val="0020"/>
+      </w:tblPr>
+      <w:tblGrid>
+        <w:gridCol w:w="1320"/>
+        <w:gridCol w:w="1320"/>
+        <w:gridCol w:w="1320"/>
+        <w:gridCol w:w="1320"/>
+        <w:gridCol w:w="1320"/>
+        <w:gridCol w:w="1320"/>
+      </w:tblGrid>
+      <w:tr>
+        <w:trPr>
+          <w:tblHeader w:val="on"/>
+        </w:trPr>
+        <w:tc>
+          <w:tcPr/>
+          <w:p>
+            <w:pPr>
+              <w:pStyle w:val="Compact"/>
+            </w:pPr>
+            <w:r>
+              <w:rPr>
+                <w:rFonts w:hint="eastAsia"/>
+              </w:rPr>
+              <w:t xml:space="preserve">数据集</w:t>
+            </w:r>
+            <w:r>
+              <w:t xml:space="preserve"> / </w:t>
+            </w:r>
+            <w:r>
+              <w:rPr>
+                <w:rFonts w:hint="eastAsia"/>
+              </w:rPr>
+              <w:t xml:space="preserve">并行度</w:t>
+            </w:r>
+          </w:p>
+        </w:tc>
+        <w:tc>
+          <w:tcPr/>
+          <w:p>
+            <w:pPr>
+              <w:pStyle w:val="Compact"/>
+            </w:pPr>
+            <w:r>
+              <w:t xml:space="preserve">run-queue </w:t>
+            </w:r>
+            <w:r>
+              <w:rPr>
+                <w:rFonts w:hint="eastAsia"/>
+              </w:rPr>
+              <w:t xml:space="preserve">均值</w:t>
+            </w:r>
+          </w:p>
+        </w:tc>
+        <w:tc>
+          <w:tcPr/>
+          <w:p>
+            <w:pPr>
+              <w:pStyle w:val="Compact"/>
+            </w:pPr>
+            <w:r>
+              <w:rPr>
+                <w:rFonts w:hint="eastAsia"/>
+              </w:rPr>
+              <w:t xml:space="preserve">峰值</w:t>
+            </w:r>
+          </w:p>
+        </w:tc>
+        <w:tc>
+          <w:tcPr/>
+          <w:p>
+            <w:pPr>
+              <w:pStyle w:val="Compact"/>
+            </w:pPr>
+            <w:r>
+              <w:rPr>
+                <w:rFonts w:hint="eastAsia"/>
+              </w:rPr>
+              <w:t xml:space="preserve">超</w:t>
+            </w:r>
+            <w:r>
+              <w:t xml:space="preserve"> 8 </w:t>
+            </w:r>
+            <w:r>
+              <w:rPr>
+                <w:rFonts w:hint="eastAsia"/>
+              </w:rPr>
+              <w:t xml:space="preserve">核的采样占比</w:t>
+            </w:r>
+          </w:p>
+        </w:tc>
+        <w:tc>
+          <w:tcPr/>
+          <w:p>
+            <w:pPr>
+              <w:pStyle w:val="Compact"/>
+            </w:pPr>
+            <w:r>
+              <w:rPr>
+                <w:rFonts w:hint="eastAsia"/>
+              </w:rPr>
+              <w:t xml:space="preserve">用户态</w:t>
+            </w:r>
+            <w:r>
+              <w:t xml:space="preserve"> CPU</w:t>
+            </w:r>
+          </w:p>
+        </w:tc>
+        <w:tc>
+          <w:tcPr/>
+          <w:p>
+            <w:pPr>
+              <w:pStyle w:val="Compact"/>
+            </w:pPr>
+            <w:r>
+              <w:rPr>
+                <w:rFonts w:hint="eastAsia"/>
+              </w:rPr>
+              <w:t xml:space="preserve">空闲</w:t>
+            </w:r>
+          </w:p>
+        </w:tc>
+      </w:tr>
+      <w:tr>
+        <w:tc>
+          <w:tcPr/>
+          <w:p>
+            <w:pPr>
+              <w:pStyle w:val="Compact"/>
+            </w:pPr>
+            <w:r>
+              <w:t xml:space="preserve">M / 2 </w:t>
+            </w:r>
+            <w:r>
+              <w:rPr>
+                <w:rFonts w:hint="eastAsia"/>
+              </w:rPr>
+              <w:t xml:space="preserve">分片</w:t>
+            </w:r>
+          </w:p>
+        </w:tc>
+        <w:tc>
+          <w:tcPr/>
+          <w:p>
+            <w:pPr>
+              <w:pStyle w:val="Compact"/>
+            </w:pPr>
+            <w:r>
+              <w:t xml:space="preserve">4.2</w:t>
+            </w:r>
+          </w:p>
+        </w:tc>
+        <w:tc>
+          <w:tcPr/>
+          <w:p>
+            <w:pPr>
+              <w:pStyle w:val="Compact"/>
+            </w:pPr>
+            <w:r>
+              <w:t xml:space="preserve">13</w:t>
+            </w:r>
+          </w:p>
+        </w:tc>
+        <w:tc>
+          <w:tcPr/>
+          <w:p>
+            <w:pPr>
+              <w:pStyle w:val="Compact"/>
+            </w:pPr>
+            <w:r>
+              <w:t xml:space="preserve">8%</w:t>
+            </w:r>
+          </w:p>
+        </w:tc>
+        <w:tc>
+          <w:tcPr/>
+          <w:p>
+            <w:pPr>
+              <w:pStyle w:val="Compact"/>
+            </w:pPr>
+            <w:r>
+              <w:t xml:space="preserve">22.6%</w:t>
+            </w:r>
+          </w:p>
+        </w:tc>
+        <w:tc>
+          <w:tcPr/>
+          <w:p>
+            <w:pPr>
+              <w:pStyle w:val="Compact"/>
+            </w:pPr>
+            <w:r>
+              <w:t xml:space="preserve">68.8%</w:t>
+            </w:r>
+          </w:p>
+        </w:tc>
+      </w:tr>
+      <w:tr>
+        <w:tc>
+          <w:tcPr/>
+          <w:p>
+            <w:pPr>
+              <w:pStyle w:val="Compact"/>
+            </w:pPr>
+            <w:r>
+              <w:t xml:space="preserve">M / 4 </w:t>
+            </w:r>
+            <w:r>
+              <w:rPr>
+                <w:rFonts w:hint="eastAsia"/>
+              </w:rPr>
+              <w:t xml:space="preserve">分片</w:t>
+            </w:r>
+          </w:p>
+        </w:tc>
+        <w:tc>
+          <w:tcPr/>
+          <w:p>
+            <w:pPr>
+              <w:pStyle w:val="Compact"/>
+            </w:pPr>
+            <w:r>
+              <w:t xml:space="preserve">6.0</w:t>
+            </w:r>
+          </w:p>
+        </w:tc>
+        <w:tc>
+          <w:tcPr/>
+          <w:p>
+            <w:pPr>
+              <w:pStyle w:val="Compact"/>
+            </w:pPr>
+            <w:r>
+              <w:t xml:space="preserve">11</w:t>
+            </w:r>
+          </w:p>
+        </w:tc>
+        <w:tc>
+          <w:tcPr/>
+          <w:p>
+            <w:pPr>
+              <w:pStyle w:val="Compact"/>
+            </w:pPr>
+            <w:r>
+              <w:t xml:space="preserve">13%</w:t>
+            </w:r>
+          </w:p>
+        </w:tc>
+        <w:tc>
+          <w:tcPr/>
+          <w:p>
+            <w:pPr>
+              <w:pStyle w:val="Compact"/>
+            </w:pPr>
+            <w:r>
+              <w:t xml:space="preserve">44.6%</w:t>
+            </w:r>
+          </w:p>
+        </w:tc>
+        <w:tc>
+          <w:tcPr/>
+          <w:p>
+            <w:pPr>
+              <w:pStyle w:val="Compact"/>
+            </w:pPr>
+            <w:r>
+              <w:t xml:space="preserve">45.9%</w:t>
+            </w:r>
+          </w:p>
+        </w:tc>
+      </w:tr>
+      <w:tr>
+        <w:tc>
+          <w:tcPr/>
+          <w:p>
+            <w:pPr>
+              <w:pStyle w:val="Compact"/>
+            </w:pPr>
+            <w:r>
+              <w:t xml:space="preserve">M /</w:t>
+            </w:r>
+            <w:r>
+              <w:t xml:space="preserve"> </w:t>
+            </w:r>
+            <w:r>
+              <w:rPr>
+                <w:b/>
+                <w:bCs/>
+              </w:rPr>
+              <w:t xml:space="preserve">6 </w:t>
+            </w:r>
+            <w:r>
+              <w:rPr>
+                <w:rFonts w:hint="eastAsia"/>
+                <w:b/>
+                <w:bCs/>
+              </w:rPr>
+              <w:t xml:space="preserve">分片</w:t>
+            </w:r>
+          </w:p>
+        </w:tc>
+        <w:tc>
+          <w:tcPr/>
+          <w:p>
+            <w:pPr>
+              <w:pStyle w:val="Compact"/>
+            </w:pPr>
+            <w:r>
+              <w:rPr>
+                <w:b/>
+                <w:bCs/>
+              </w:rPr>
+              <w:t xml:space="preserve">9.4</w:t>
+            </w:r>
+          </w:p>
+        </w:tc>
+        <w:tc>
+          <w:tcPr/>
+          <w:p>
+            <w:pPr>
+              <w:pStyle w:val="Compact"/>
+            </w:pPr>
+            <w:r>
+              <w:rPr>
+                <w:b/>
+                <w:bCs/>
+              </w:rPr>
+              <w:t xml:space="preserve">20</w:t>
+            </w:r>
+          </w:p>
+        </w:tc>
+        <w:tc>
+          <w:tcPr/>
+          <w:p>
+            <w:pPr>
+              <w:pStyle w:val="Compact"/>
+            </w:pPr>
+            <w:r>
+              <w:rPr>
+                <w:b/>
+                <w:bCs/>
+              </w:rPr>
+              <w:t xml:space="preserve">56%</w:t>
+            </w:r>
+          </w:p>
+        </w:tc>
+        <w:tc>
+          <w:tcPr/>
+          <w:p>
+            <w:pPr>
+              <w:pStyle w:val="Compact"/>
+            </w:pPr>
+            <w:r>
+              <w:rPr>
+                <w:b/>
+                <w:bCs/>
+              </w:rPr>
+              <w:t xml:space="preserve">77.5%</w:t>
+            </w:r>
+          </w:p>
+        </w:tc>
+        <w:tc>
+          <w:tcPr/>
+          <w:p>
+            <w:pPr>
+              <w:pStyle w:val="Compact"/>
+            </w:pPr>
+            <w:r>
+              <w:rPr>
+                <w:b/>
+                <w:bCs/>
+              </w:rPr>
+              <w:t xml:space="preserve">16.3%</w:t>
+            </w:r>
+          </w:p>
+        </w:tc>
+      </w:tr>
+    </w:tbl>
+    <w:p>
+      <w:pPr>
+        <w:pStyle w:val="FirstParagraph"/>
+      </w:pPr>
+      <w:r>
+        <w:t xml:space="preserve">6 </w:t>
+      </w:r>
+      <w:r>
+        <w:rPr>
+          <w:rFonts w:hint="eastAsia"/>
+        </w:rPr>
+        <w:t xml:space="preserve">分片时</w:t>
+      </w:r>
+      <w:r>
+        <w:t xml:space="preserve"> run-queue </w:t>
+      </w:r>
+      <w:r>
+        <w:rPr>
+          <w:rFonts w:hint="eastAsia"/>
+        </w:rPr>
+        <w:t xml:space="preserve">平均已</w:t>
+      </w:r>
+      <w:r>
+        <w:rPr>
+          <w:rFonts w:hint="eastAsia"/>
+          <w:b/>
+          <w:bCs/>
+        </w:rPr>
+        <w:t xml:space="preserve">超过本机</w:t>
+      </w:r>
+      <w:r>
+        <w:rPr>
+          <w:b/>
+          <w:bCs/>
+        </w:rPr>
+        <w:t xml:space="preserve"> 8 </w:t>
+      </w:r>
+      <w:r>
+        <w:rPr>
+          <w:rFonts w:hint="eastAsia"/>
+          <w:b/>
+          <w:bCs/>
+        </w:rPr>
+        <w:t xml:space="preserve">个</w:t>
+      </w:r>
+      <w:r>
+        <w:rPr>
+          <w:b/>
+          <w:bCs/>
+        </w:rPr>
+        <w:t xml:space="preserve"> vCPU</w:t>
+      </w:r>
+      <w:r>
+        <w:rPr>
+          <w:rFonts w:hint="eastAsia"/>
+        </w:rPr>
+        <w:t xml:space="preserve">，过半采样点处于超核状态，CPU</w:t>
+      </w:r>
+      <w:r>
+        <w:t xml:space="preserve"> </w:t>
+      </w:r>
+      <w:r>
+        <w:rPr>
+          <w:rFonts w:hint="eastAsia"/>
+        </w:rPr>
+        <w:t xml:space="preserve">空闲只剩</w:t>
+      </w:r>
+      <w:r>
+        <w:t xml:space="preserve"> 16.3%。</w:t>
+      </w:r>
+      <w:r>
+        <w:t xml:space="preserve"> </w:t>
+      </w:r>
+      <w:r>
+        <w:rPr>
+          <w:rFonts w:hint="eastAsia"/>
+        </w:rPr>
+        <w:t xml:space="preserve">此时继续增加分片，收益会被调度与上下文切换吃掉</w:t>
+      </w:r>
+      <w:r>
+        <w:t xml:space="preserve"> —— </w:t>
+      </w:r>
+      <w:r>
+        <w:rPr>
+          <w:rFonts w:hint="eastAsia"/>
+        </w:rPr>
+        <w:t xml:space="preserve">这就是</w:t>
+      </w:r>
+      <w:r>
+        <w:t xml:space="preserve"> §4.2 </w:t>
+      </w:r>
+      <w:r>
+        <w:rPr>
+          <w:rFonts w:hint="eastAsia"/>
+        </w:rPr>
+        <w:t xml:space="preserve">中</w:t>
+      </w:r>
+      <w:r>
+        <w:t xml:space="preserve"> M </w:t>
+      </w:r>
+      <w:r>
+        <w:rPr>
+          <w:rFonts w:hint="eastAsia"/>
+        </w:rPr>
+        <w:t xml:space="preserve">档</w:t>
+      </w:r>
+      <w:r>
+        <w:t xml:space="preserve"> 4 </w:t>
+      </w:r>
+      <w:r>
+        <w:rPr>
+          <w:rFonts w:hint="eastAsia"/>
+        </w:rPr>
+        <w:t xml:space="preserve">分片后见顶的直接原因。</w:t>
+      </w:r>
+      <w:r>
+        <w:t xml:space="preserve"> </w:t>
+      </w:r>
+      <w:r>
+        <w:rPr>
+          <w:rFonts w:hint="eastAsia"/>
+        </w:rPr>
+        <w:t xml:space="preserve">（该证据跨批次一致，属</w:t>
+      </w:r>
+      <w:r>
+        <w:t xml:space="preserve"> §3.3 </w:t>
+      </w:r>
+      <w:r>
+        <w:rPr>
+          <w:rFonts w:hint="eastAsia"/>
+        </w:rPr>
+        <w:t xml:space="preserve">允许引用的范畴。）</w:t>
+      </w:r>
+    </w:p>
+    <w:p>
+      <w:pPr>
+        <w:pStyle w:val="BodyText"/>
+      </w:pPr>
       <w:r>
         <w:rPr>
           <w:rFonts w:hint="eastAsia"/>
@@ -3991,16 +6252,90 @@
               <w:rPr>
                 <w:rFonts w:hint="eastAsia"/>
               </w:rPr>
-              <w:t xml:space="preserve">单分片能力到顶后按分片数横向扩展；扩展上限由环境磁盘带宽决定（本环境实测峰值写盘</w:t>
+              <w:t xml:space="preserve">单分片能力到顶后按分片数横向扩展；扩展上限由</w:t>
+            </w:r>
+            <w:r>
+              <w:rPr>
+                <w:rFonts w:hint="eastAsia"/>
+                <w:b/>
+                <w:bCs/>
+              </w:rPr>
+              <w:t xml:space="preserve">环境资源</w:t>
+            </w:r>
+            <w:r>
+              <w:rPr>
+                <w:rFonts w:hint="eastAsia"/>
+              </w:rPr>
+              <w:t xml:space="preserve">决定——本环境实测磁盘始终未饱和（平均</w:t>
             </w:r>
             <w:r>
               <w:t xml:space="preserve"> </w:t>
             </w:r>
             <w:r>
               <w:rPr>
-                <w:rFonts w:hint="eastAsia"/>
-              </w:rPr>
-              <w:t xml:space="preserve">81.7MB/s，尚未触及该上限）</w:t>
+                <w:rStyle w:val="VerbatimChar"/>
+              </w:rPr>
+              <w:t xml:space="preserve">%util</w:t>
+            </w:r>
+            <w:r>
+              <w:t xml:space="preserve"> </w:t>
+            </w:r>
+            <w:r>
+              <w:rPr>
+                <w:rFonts w:hint="eastAsia"/>
+              </w:rPr>
+              <w:t xml:space="preserve">≤20%），</w:t>
+            </w:r>
+            <w:r>
+              <w:rPr>
+                <w:rFonts w:hint="eastAsia"/>
+                <w:b/>
+                <w:bCs/>
+              </w:rPr>
+              <w:t xml:space="preserve">先到上限的是</w:t>
+            </w:r>
+            <w:r>
+              <w:rPr>
+                <w:b/>
+                <w:bCs/>
+              </w:rPr>
+              <w:t xml:space="preserve"> CPU</w:t>
+            </w:r>
+            <w:r>
+              <w:rPr>
+                <w:rFonts w:hint="eastAsia"/>
+              </w:rPr>
+              <w:t xml:space="preserve">（6</w:t>
+            </w:r>
+            <w:r>
+              <w:t xml:space="preserve"> </w:t>
+            </w:r>
+            <w:r>
+              <w:rPr>
+                <w:rFonts w:hint="eastAsia"/>
+              </w:rPr>
+              <w:t xml:space="preserve">分片时</w:t>
+            </w:r>
+            <w:r>
+              <w:t xml:space="preserve"> run-queue </w:t>
+            </w:r>
+            <w:r>
+              <w:rPr>
+                <w:rFonts w:hint="eastAsia"/>
+              </w:rPr>
+              <w:t xml:space="preserve">超过</w:t>
+            </w:r>
+            <w:r>
+              <w:t xml:space="preserve"> 8 </w:t>
+            </w:r>
+            <w:r>
+              <w:rPr>
+                <w:rFonts w:hint="eastAsia"/>
+              </w:rPr>
+              <w:t xml:space="preserve">vCPU），见</w:t>
+            </w:r>
+            <w:r>
+              <w:t xml:space="preserve"> §4.3</w:t>
             </w:r>
           </w:p>
         </w:tc>
@@ -4022,22 +6357,100 @@
           <w:b/>
           <w:bCs/>
         </w:rPr>
-        <w:t xml:space="preserve">单分片吞吐由单条流水线的串行处理能力决定，引擎本身不构成瓶颈</w:t>
-      </w:r>
-      <w:r>
-        <w:rPr>
-          <w:rFonts w:hint="eastAsia"/>
-        </w:rPr>
-        <w:t xml:space="preserve">；横向扩展的净收益</w:t>
-      </w:r>
-      <w:r>
-        <w:t xml:space="preserve"> </w:t>
-      </w:r>
-      <w:r>
-        <w:rPr>
-          <w:rFonts w:hint="eastAsia"/>
-        </w:rPr>
-        <w:t xml:space="preserve">取决于「并行收益」与「分片固定开销」的比值（§4.2），并最终受部署环境的磁盘带宽约束。</w:t>
+        <w:t xml:space="preserve">引擎本身不构成瓶颈</w:t>
+      </w:r>
+      <w:r>
+        <w:t xml:space="preserve"> </w:t>
+      </w:r>
+      <w:r>
+        <w:t xml:space="preserve">—— </w:t>
+      </w:r>
+      <w:r>
+        <w:rPr>
+          <w:rFonts w:hint="eastAsia"/>
+        </w:rPr>
+        <w:t xml:space="preserve">单分片吞吐由单条流水线的串行处理能力决定，横向扩展的净收益</w:t>
+      </w:r>
+      <w:r>
+        <w:t xml:space="preserve"> </w:t>
+      </w:r>
+      <w:r>
+        <w:rPr>
+          <w:rFonts w:hint="eastAsia"/>
+        </w:rPr>
+        <w:t xml:space="preserve">取决于「并行收益」与「CPU</w:t>
+      </w:r>
+      <w:r>
+        <w:t xml:space="preserve"> / </w:t>
+      </w:r>
+      <w:r>
+        <w:rPr>
+          <w:rFonts w:hint="eastAsia"/>
+        </w:rPr>
+        <w:t xml:space="preserve">调度开销」的比值（§4.2）。本环境下</w:t>
+      </w:r>
+      <w:r>
+        <w:rPr>
+          <w:rFonts w:hint="eastAsia"/>
+          <w:b/>
+          <w:bCs/>
+        </w:rPr>
+        <w:t xml:space="preserve">磁盘始终未饱和，</w:t>
+      </w:r>
+      <w:r>
+        <w:rPr>
+          <w:b/>
+          <w:bCs/>
+        </w:rPr>
+        <w:t xml:space="preserve"> </w:t>
+      </w:r>
+      <w:r>
+        <w:rPr>
+          <w:rFonts w:hint="eastAsia"/>
+          <w:b/>
+          <w:bCs/>
+        </w:rPr>
+        <w:t xml:space="preserve">先到达上限的是</w:t>
+      </w:r>
+      <w:r>
+        <w:rPr>
+          <w:b/>
+          <w:bCs/>
+        </w:rPr>
+        <w:t xml:space="preserve"> CPU</w:t>
+      </w:r>
+      <w:r>
+        <w:rPr>
+          <w:rFonts w:hint="eastAsia"/>
+        </w:rPr>
+        <w:t xml:space="preserve">（6</w:t>
+      </w:r>
+      <w:r>
+        <w:t xml:space="preserve"> </w:t>
+      </w:r>
+      <w:r>
+        <w:rPr>
+          <w:rFonts w:hint="eastAsia"/>
+        </w:rPr>
+        <w:t xml:space="preserve">分片时</w:t>
+      </w:r>
+      <w:r>
+        <w:t xml:space="preserve"> run-queue </w:t>
+      </w:r>
+      <w:r>
+        <w:rPr>
+          <w:rFonts w:hint="eastAsia"/>
+        </w:rPr>
+        <w:t xml:space="preserve">超过核数）；部署到核数更多或跨物理机的环境时，</w:t>
+      </w:r>
+      <w:r>
+        <w:t xml:space="preserve"> </w:t>
+      </w:r>
+      <w:r>
+        <w:rPr>
+          <w:rFonts w:hint="eastAsia"/>
+        </w:rPr>
+        <w:t xml:space="preserve">上限才会转移到磁盘带宽。</w:t>
       </w:r>
     </w:p>
     <w:bookmarkEnd w:id="23"/>
@@ -4434,7 +6847,7 @@
         <w:pStyle w:val="Compact"/>
         <w:numPr>
           <w:ilvl w:val="0"/>
-          <w:numId w:val="1005"/>
+          <w:numId w:val="1006"/>
         </w:numPr>
       </w:pPr>
       <w:r>
@@ -4477,259 +6890,6 @@
           <w:rFonts w:hint="eastAsia"/>
         </w:rPr>
         <w:t xml:space="preserve">Worker；</w:t>
-      </w:r>
-    </w:p>
-    <w:p>
-      <w:pPr>
-        <w:pStyle w:val="Compact"/>
-        <w:numPr>
-          <w:ilvl w:val="0"/>
-          <w:numId w:val="1005"/>
-        </w:numPr>
-      </w:pPr>
-      <w:r>
-        <w:rPr>
-          <w:rFonts w:hint="eastAsia"/>
-          <w:b/>
-          <w:bCs/>
-        </w:rPr>
-        <w:t xml:space="preserve">文件字节切片</w:t>
-      </w:r>
-      <w:r>
-        <w:rPr>
-          <w:rFonts w:hint="eastAsia"/>
-        </w:rPr>
-        <w:t xml:space="preserve">：csv/hdfs</w:t>
-      </w:r>
-      <w:r>
-        <w:t xml:space="preserve"> </w:t>
-      </w:r>
-      <w:r>
-        <w:rPr>
-          <w:rFonts w:hint="eastAsia"/>
-        </w:rPr>
-        <w:t xml:space="preserve">输入按字节区间切分（行边界对齐），多</w:t>
-      </w:r>
-      <w:r>
-        <w:t xml:space="preserve"> Worker </w:t>
-      </w:r>
-      <w:r>
-        <w:rPr>
-          <w:rFonts w:hint="eastAsia"/>
-        </w:rPr>
-        <w:t xml:space="preserve">并行读同一文件的</w:t>
-      </w:r>
-      <w:r>
-        <w:t xml:space="preserve"> </w:t>
-      </w:r>
-      <w:r>
-        <w:rPr>
-          <w:rFonts w:hint="eastAsia"/>
-        </w:rPr>
-        <w:t xml:space="preserve">不同区段，实测</w:t>
-      </w:r>
-      <w:r>
-        <w:t xml:space="preserve"> 100 </w:t>
-      </w:r>
-      <w:r>
-        <w:rPr>
-          <w:rFonts w:hint="eastAsia"/>
-        </w:rPr>
-        <w:t xml:space="preserve">万行</w:t>
-      </w:r>
-      <w:r>
-        <w:t xml:space="preserve"> 4 </w:t>
-      </w:r>
-      <w:r>
-        <w:rPr>
-          <w:rFonts w:hint="eastAsia"/>
-        </w:rPr>
-        <w:t xml:space="preserve">分片行号级校验无重复无丢失；</w:t>
-      </w:r>
-    </w:p>
-    <w:p>
-      <w:pPr>
-        <w:pStyle w:val="Compact"/>
-        <w:numPr>
-          <w:ilvl w:val="0"/>
-          <w:numId w:val="1005"/>
-        </w:numPr>
-      </w:pPr>
-      <w:r>
-        <w:rPr>
-          <w:b/>
-          <w:bCs/>
-        </w:rPr>
-        <w:t xml:space="preserve">Kafka </w:t>
-      </w:r>
-      <w:r>
-        <w:rPr>
-          <w:rFonts w:hint="eastAsia"/>
-          <w:b/>
-          <w:bCs/>
-        </w:rPr>
-        <w:t xml:space="preserve">分区消费</w:t>
-      </w:r>
-      <w:r>
-        <w:rPr>
-          <w:rFonts w:hint="eastAsia"/>
-        </w:rPr>
-        <w:t xml:space="preserve">：分片与</w:t>
-      </w:r>
-      <w:r>
-        <w:t xml:space="preserve"> topic </w:t>
-      </w:r>
-      <w:r>
-        <w:rPr>
-          <w:rFonts w:hint="eastAsia"/>
-        </w:rPr>
-        <w:t xml:space="preserve">分区一一对应，吞吐随分区数增长（并行度不宜超过分区数，否则空转）；</w:t>
-      </w:r>
-    </w:p>
-    <w:p>
-      <w:pPr>
-        <w:pStyle w:val="Compact"/>
-        <w:numPr>
-          <w:ilvl w:val="0"/>
-          <w:numId w:val="1005"/>
-        </w:numPr>
-      </w:pPr>
-      <w:r>
-        <w:rPr>
-          <w:rFonts w:hint="eastAsia"/>
-          <w:b/>
-          <w:bCs/>
-        </w:rPr>
-        <w:t xml:space="preserve">故障自愈</w:t>
-      </w:r>
-      <w:r>
-        <w:rPr>
-          <w:rFonts w:hint="eastAsia"/>
-        </w:rPr>
-        <w:t xml:space="preserve">：Worker</w:t>
-      </w:r>
-      <w:r>
-        <w:t xml:space="preserve"> </w:t>
-      </w:r>
-      <w:r>
-        <w:rPr>
-          <w:rFonts w:hint="eastAsia"/>
-        </w:rPr>
-        <w:t xml:space="preserve">心跳超时</w:t>
-      </w:r>
-      <w:r>
-        <w:t xml:space="preserve"> </w:t>
-      </w:r>
-      <w:r>
-        <w:rPr>
-          <w:rFonts w:hint="eastAsia"/>
-        </w:rPr>
-        <w:t xml:space="preserve">30s，其分片自动重置并重新派发；fencing</w:t>
-      </w:r>
-      <w:r>
-        <w:t xml:space="preserve"> token </w:t>
-      </w:r>
-      <w:r>
-        <w:rPr>
-          <w:rFonts w:hint="eastAsia"/>
-        </w:rPr>
-        <w:t xml:space="preserve">防止旧</w:t>
-      </w:r>
-      <w:r>
-        <w:t xml:space="preserve"> Worker</w:t>
-      </w:r>
-      <w:r>
-        <w:t xml:space="preserve"> </w:t>
-      </w:r>
-      <w:r>
-        <w:rPr>
-          <w:rFonts w:hint="eastAsia"/>
-        </w:rPr>
-        <w:t xml:space="preserve">复活后重复提交；</w:t>
-      </w:r>
-    </w:p>
-    <w:p>
-      <w:pPr>
-        <w:pStyle w:val="Compact"/>
-        <w:numPr>
-          <w:ilvl w:val="0"/>
-          <w:numId w:val="1005"/>
-        </w:numPr>
-      </w:pPr>
-      <w:r>
-        <w:rPr>
-          <w:rFonts w:hint="eastAsia"/>
-          <w:b/>
-          <w:bCs/>
-        </w:rPr>
-        <w:t xml:space="preserve">断点续传</w:t>
-      </w:r>
-      <w:r>
-        <w:rPr>
-          <w:rFonts w:hint="eastAsia"/>
-        </w:rPr>
-        <w:t xml:space="preserve">：分片进度（progress）定期落库，Worker</w:t>
-      </w:r>
-      <w:r>
-        <w:t xml:space="preserve"> </w:t>
-      </w:r>
-      <w:r>
-        <w:rPr>
-          <w:rFonts w:hint="eastAsia"/>
-        </w:rPr>
-        <w:t xml:space="preserve">重启后从断点继续，at-least-once</w:t>
-      </w:r>
-      <w:r>
-        <w:t xml:space="preserve"> </w:t>
-      </w:r>
-      <w:r>
-        <w:rPr>
-          <w:rFonts w:hint="eastAsia"/>
-        </w:rPr>
-        <w:t xml:space="preserve">语义（各源的断点支持差异见《概要设计》§7.1；本报告基准场景为</w:t>
-      </w:r>
-      <w:r>
-        <w:t xml:space="preserve"> CSV </w:t>
-      </w:r>
-      <w:r>
-        <w:rPr>
-          <w:rFonts w:hint="eastAsia"/>
-        </w:rPr>
-        <w:t xml:space="preserve">链路，全程支持）</w:t>
-      </w:r>
-      <w:r>
-        <w:t xml:space="preserve"> </w:t>
-      </w:r>
-      <w:r>
-        <w:rPr>
-          <w:rFonts w:hint="eastAsia"/>
-        </w:rPr>
-        <w:t xml:space="preserve">配合幂等</w:t>
-      </w:r>
-      <w:r>
-        <w:t xml:space="preserve"> Sink </w:t>
-      </w:r>
-      <w:r>
-        <w:rPr>
-          <w:rFonts w:hint="eastAsia"/>
-        </w:rPr>
-        <w:t xml:space="preserve">保证结果正确。</w:t>
-      </w:r>
-    </w:p>
-    <w:bookmarkEnd w:id="26"/>
-    <w:bookmarkStart w:id="27" w:name="_结论"/>
-    <w:p>
-      <w:pPr>
-        <w:pStyle w:val="Heading2"/>
-      </w:pPr>
-      <w:r>
-        <w:t xml:space="preserve">6. </w:t>
-      </w:r>
-      <w:r>
-        <w:rPr>
-          <w:rFonts w:hint="eastAsia"/>
-        </w:rPr>
-        <w:t xml:space="preserve">结论</w:t>
       </w:r>
     </w:p>
     <w:p>
@@ -4743,101 +6903,61 @@
       <w:r>
         <w:rPr>
           <w:rFonts w:hint="eastAsia"/>
-        </w:rPr>
-        <w:t xml:space="preserve">正式基准环境（8vCPU/24GB</w:t>
-      </w:r>
-      <w:r>
-        <w:t xml:space="preserve"> </w:t>
-      </w:r>
-      <w:r>
-        <w:rPr>
-          <w:rFonts w:hint="eastAsia"/>
-        </w:rPr>
-        <w:t xml:space="preserve">虚拟机，全容器化部署）实测：5000</w:t>
-      </w:r>
-      <w:r>
-        <w:t xml:space="preserve"> </w:t>
-      </w:r>
-      <w:r>
-        <w:rPr>
-          <w:rFonts w:hint="eastAsia"/>
-        </w:rPr>
-        <w:t xml:space="preserve">万行（5.9GB）赛题指定场景，</w:t>
-      </w:r>
-      <w:r>
-        <w:t xml:space="preserve"> </w:t>
-      </w:r>
-      <w:r>
-        <w:rPr>
-          <w:rFonts w:hint="eastAsia"/>
-        </w:rPr>
-        <w:t xml:space="preserve">单分片端到端</w:t>
-      </w:r>
-      <w:r>
-        <w:t xml:space="preserve"> </w:t>
-      </w:r>
-      <w:r>
-        <w:rPr>
-          <w:rFonts w:hint="eastAsia"/>
-        </w:rPr>
-        <w:t xml:space="preserve">251.5s；6</w:t>
-      </w:r>
-      <w:r>
-        <w:t xml:space="preserve"> </w:t>
-      </w:r>
-      <w:r>
-        <w:rPr>
-          <w:rFonts w:hint="eastAsia"/>
-        </w:rPr>
-        <w:t xml:space="preserve">分片</w:t>
-      </w:r>
-      <w:r>
-        <w:t xml:space="preserve"> 3 Worker </w:t>
-      </w:r>
-      <w:r>
-        <w:rPr>
-          <w:rFonts w:hint="eastAsia"/>
-        </w:rPr>
-        <w:t xml:space="preserve">横向扩展后</w:t>
-      </w:r>
-      <w:r>
-        <w:t xml:space="preserve"> </w:t>
-      </w:r>
-      <w:r>
-        <w:rPr>
-          <w:rFonts w:hint="eastAsia"/>
-          <w:b/>
-          <w:bCs/>
-        </w:rPr>
-        <w:t xml:space="preserve">90.0s，吞吐</w:t>
-      </w:r>
-      <w:r>
-        <w:rPr>
-          <w:b/>
-          <w:bCs/>
-        </w:rPr>
-        <w:t xml:space="preserve"> 55.6 </w:t>
-      </w:r>
-      <w:r>
-        <w:rPr>
-          <w:rFonts w:hint="eastAsia"/>
-          <w:b/>
-          <w:bCs/>
-        </w:rPr>
-        <w:t xml:space="preserve">万行/s，写盘</w:t>
-      </w:r>
-      <w:r>
-        <w:rPr>
-          <w:b/>
-          <w:bCs/>
-        </w:rPr>
-        <w:t xml:space="preserve"> 81.7MB/s</w:t>
-      </w:r>
-      <w:r>
-        <w:rPr>
-          <w:rFonts w:hint="eastAsia"/>
-        </w:rPr>
-        <w:t xml:space="preserve">；</w:t>
+          <w:b/>
+          <w:bCs/>
+        </w:rPr>
+        <w:t xml:space="preserve">文件字节切片</w:t>
+      </w:r>
+      <w:r>
+        <w:rPr>
+          <w:rFonts w:hint="eastAsia"/>
+        </w:rPr>
+        <w:t xml:space="preserve">：csv/hdfs</w:t>
+      </w:r>
+      <w:r>
+        <w:t xml:space="preserve"> </w:t>
+      </w:r>
+      <w:r>
+        <w:rPr>
+          <w:rFonts w:hint="eastAsia"/>
+        </w:rPr>
+        <w:t xml:space="preserve">输入按字节区间切分（行边界对齐），多</w:t>
+      </w:r>
+      <w:r>
+        <w:t xml:space="preserve"> Worker </w:t>
+      </w:r>
+      <w:r>
+        <w:rPr>
+          <w:rFonts w:hint="eastAsia"/>
+        </w:rPr>
+        <w:t xml:space="preserve">并行读同一文件的</w:t>
+      </w:r>
+      <w:r>
+        <w:t xml:space="preserve"> </w:t>
+      </w:r>
+      <w:r>
+        <w:rPr>
+          <w:rFonts w:hint="eastAsia"/>
+        </w:rPr>
+        <w:t xml:space="preserve">不同区段，实测</w:t>
+      </w:r>
+      <w:r>
+        <w:t xml:space="preserve"> 100 </w:t>
+      </w:r>
+      <w:r>
+        <w:rPr>
+          <w:rFonts w:hint="eastAsia"/>
+        </w:rPr>
+        <w:t xml:space="preserve">万行</w:t>
+      </w:r>
+      <w:r>
+        <w:t xml:space="preserve"> 4 </w:t>
+      </w:r>
+      <w:r>
+        <w:rPr>
+          <w:rFonts w:hint="eastAsia"/>
+        </w:rPr>
+        <w:t xml:space="preserve">分片行号级校验无重复无丢失；</w:t>
       </w:r>
     </w:p>
     <w:p>
@@ -4850,185 +6970,33 @@
       </w:pPr>
       <w:r>
         <w:rPr>
-          <w:rFonts w:hint="eastAsia"/>
-        </w:rPr>
-        <w:t xml:space="preserve">引擎采用流水线</w:t>
-      </w:r>
-      <w:r>
-        <w:t xml:space="preserve"> + </w:t>
-      </w:r>
-      <w:r>
-        <w:rPr>
-          <w:rFonts w:hint="eastAsia"/>
-        </w:rPr>
-        <w:t xml:space="preserve">批处理</w:t>
-      </w:r>
-      <w:r>
-        <w:t xml:space="preserve"> + </w:t>
-      </w:r>
-      <w:r>
-        <w:rPr>
-          <w:rFonts w:hint="eastAsia"/>
-        </w:rPr>
-        <w:t xml:space="preserve">大块缓冲</w:t>
-      </w:r>
-      <w:r>
-        <w:t xml:space="preserve"> I/O </w:t>
-      </w:r>
-      <w:r>
-        <w:rPr>
-          <w:rFonts w:hint="eastAsia"/>
-        </w:rPr>
-        <w:t xml:space="preserve">设计，单分片能力受单条流水线与磁盘带宽共同约束：</w:t>
-      </w:r>
-      <w:r>
-        <w:t xml:space="preserve"> </w:t>
-      </w:r>
-      <w:r>
-        <w:rPr>
-          <w:rFonts w:hint="eastAsia"/>
-        </w:rPr>
-        <w:t xml:space="preserve">本环境实测</w:t>
-      </w:r>
-      <w:r>
-        <w:t xml:space="preserve"> 1000 </w:t>
-      </w:r>
-      <w:r>
-        <w:rPr>
-          <w:rFonts w:hint="eastAsia"/>
-        </w:rPr>
-        <w:t xml:space="preserve">万行档</w:t>
-      </w:r>
-      <w:r>
-        <w:t xml:space="preserve"> 4 </w:t>
-      </w:r>
-      <w:r>
-        <w:rPr>
-          <w:rFonts w:hint="eastAsia"/>
-        </w:rPr>
-        <w:t xml:space="preserve">分片相对单分片加速</w:t>
-      </w:r>
-      <w:r>
-        <w:t xml:space="preserve"> 1.7 </w:t>
-      </w:r>
-      <w:r>
-        <w:rPr>
-          <w:rFonts w:hint="eastAsia"/>
-        </w:rPr>
-        <w:t xml:space="preserve">倍（49.0s</w:t>
-      </w:r>
-      <w:r>
-        <w:t xml:space="preserve"> → </w:t>
-      </w:r>
-      <w:r>
-        <w:rPr>
-          <w:rFonts w:hint="eastAsia"/>
-        </w:rPr>
-        <w:t xml:space="preserve">28.5s），5000</w:t>
-      </w:r>
-      <w:r>
-        <w:t xml:space="preserve"> </w:t>
-      </w:r>
-      <w:r>
-        <w:rPr>
-          <w:rFonts w:hint="eastAsia"/>
-        </w:rPr>
-        <w:t xml:space="preserve">万行档</w:t>
-      </w:r>
-      <w:r>
-        <w:t xml:space="preserve"> 6 </w:t>
-      </w:r>
-      <w:r>
-        <w:rPr>
-          <w:rFonts w:hint="eastAsia"/>
-        </w:rPr>
-        <w:t xml:space="preserve">分片</w:t>
-      </w:r>
-      <w:r>
-        <w:t xml:space="preserve"> </w:t>
-      </w:r>
-      <w:r>
-        <w:t xml:space="preserve">3 </w:t>
-      </w:r>
-      <w:r>
-        <w:rPr>
-          <w:rFonts w:hint="eastAsia"/>
-        </w:rPr>
-        <w:t xml:space="preserve">节点加速</w:t>
-      </w:r>
-      <w:r>
-        <w:t xml:space="preserve"> 2.8 </w:t>
-      </w:r>
-      <w:r>
-        <w:rPr>
-          <w:rFonts w:hint="eastAsia"/>
-        </w:rPr>
-        <w:t xml:space="preserve">倍（251.5s</w:t>
-      </w:r>
-      <w:r>
-        <w:t xml:space="preserve"> → </w:t>
-      </w:r>
-      <w:r>
-        <w:rPr>
-          <w:rFonts w:hint="eastAsia"/>
-        </w:rPr>
-        <w:t xml:space="preserve">90.0s）；M</w:t>
-      </w:r>
-      <w:r>
-        <w:t xml:space="preserve"> </w:t>
-      </w:r>
-      <w:r>
-        <w:rPr>
-          <w:rFonts w:hint="eastAsia"/>
-        </w:rPr>
-        <w:t xml:space="preserve">档再增到</w:t>
-      </w:r>
-      <w:r>
-        <w:t xml:space="preserve"> 6 </w:t>
-      </w:r>
-      <w:r>
-        <w:rPr>
-          <w:rFonts w:hint="eastAsia"/>
-        </w:rPr>
-        <w:t xml:space="preserve">分片无额外收益，原因是</w:t>
-      </w:r>
-      <w:r>
-        <w:rPr>
-          <w:rFonts w:hint="eastAsia"/>
-          <w:b/>
-          <w:bCs/>
-        </w:rPr>
-        <w:t xml:space="preserve">分片粒度已到</w:t>
-      </w:r>
-      <w:r>
-        <w:rPr>
-          <w:b/>
-          <w:bCs/>
-        </w:rPr>
-        <w:t xml:space="preserve"> </w:t>
-      </w:r>
-      <w:r>
-        <w:rPr>
-          <w:rFonts w:hint="eastAsia"/>
-          <w:b/>
-          <w:bCs/>
-        </w:rPr>
-        <w:t xml:space="preserve">边际</w:t>
-      </w:r>
-      <w:r>
-        <w:rPr>
-          <w:rFonts w:hint="eastAsia"/>
-        </w:rPr>
-        <w:t xml:space="preserve">（每分片仅约</w:t>
-      </w:r>
-      <w:r>
-        <w:t xml:space="preserve"> 167 </w:t>
-      </w:r>
-      <w:r>
-        <w:rPr>
-          <w:rFonts w:hint="eastAsia"/>
-        </w:rPr>
-        <w:t xml:space="preserve">万行，调度与启停固定开销占比升高），而非磁盘饱和；</w:t>
+          <w:b/>
+          <w:bCs/>
+        </w:rPr>
+        <w:t xml:space="preserve">Kafka </w:t>
+      </w:r>
+      <w:r>
+        <w:rPr>
+          <w:rFonts w:hint="eastAsia"/>
+          <w:b/>
+          <w:bCs/>
+        </w:rPr>
+        <w:t xml:space="preserve">分区消费</w:t>
+      </w:r>
+      <w:r>
+        <w:rPr>
+          <w:rFonts w:hint="eastAsia"/>
+        </w:rPr>
+        <w:t xml:space="preserve">：分片与</w:t>
+      </w:r>
+      <w:r>
+        <w:t xml:space="preserve"> topic </w:t>
+      </w:r>
+      <w:r>
+        <w:rPr>
+          <w:rFonts w:hint="eastAsia"/>
+        </w:rPr>
+        <w:t xml:space="preserve">分区一一对应，吞吐随分区数增长（并行度不宜超过分区数，否则空转）；</w:t>
       </w:r>
     </w:p>
     <w:p>
@@ -5040,22 +7008,57 @@
         </w:numPr>
       </w:pPr>
       <w:r>
-        <w:t xml:space="preserve">Kafka </w:t>
-      </w:r>
-      <w:r>
-        <w:rPr>
-          <w:rFonts w:hint="eastAsia"/>
-        </w:rPr>
-        <w:t xml:space="preserve">读写、Redis</w:t>
-      </w:r>
-      <w:r>
-        <w:t xml:space="preserve"> </w:t>
-      </w:r>
-      <w:r>
-        <w:rPr>
-          <w:rFonts w:hint="eastAsia"/>
-        </w:rPr>
-        <w:t xml:space="preserve">补数在真实中间件环境全部验证通过，输出字节级核对无误；</w:t>
+        <w:rPr>
+          <w:rFonts w:hint="eastAsia"/>
+          <w:b/>
+          <w:bCs/>
+        </w:rPr>
+        <w:t xml:space="preserve">故障自愈</w:t>
+      </w:r>
+      <w:r>
+        <w:rPr>
+          <w:rFonts w:hint="eastAsia"/>
+        </w:rPr>
+        <w:t xml:space="preserve">：Worker</w:t>
+      </w:r>
+      <w:r>
+        <w:t xml:space="preserve"> </w:t>
+      </w:r>
+      <w:r>
+        <w:rPr>
+          <w:rFonts w:hint="eastAsia"/>
+        </w:rPr>
+        <w:t xml:space="preserve">心跳超时</w:t>
+      </w:r>
+      <w:r>
+        <w:t xml:space="preserve"> </w:t>
+      </w:r>
+      <w:r>
+        <w:rPr>
+          <w:rFonts w:hint="eastAsia"/>
+        </w:rPr>
+        <w:t xml:space="preserve">30s，其分片自动重置并重新派发；fencing</w:t>
+      </w:r>
+      <w:r>
+        <w:t xml:space="preserve"> token </w:t>
+      </w:r>
+      <w:r>
+        <w:rPr>
+          <w:rFonts w:hint="eastAsia"/>
+        </w:rPr>
+        <w:t xml:space="preserve">防止旧</w:t>
+      </w:r>
+      <w:r>
+        <w:t xml:space="preserve"> Worker</w:t>
+      </w:r>
+      <w:r>
+        <w:t xml:space="preserve"> </w:t>
+      </w:r>
+      <w:r>
+        <w:rPr>
+          <w:rFonts w:hint="eastAsia"/>
+        </w:rPr>
+        <w:t xml:space="preserve">复活后重复提交；</w:t>
       </w:r>
     </w:p>
     <w:p>
@@ -5069,8 +7072,699 @@
       <w:r>
         <w:rPr>
           <w:rFonts w:hint="eastAsia"/>
-        </w:rPr>
-        <w:t xml:space="preserve">按赛题建议的机械盘环境折算，磁盘带宽（顺序</w:t>
+          <w:b/>
+          <w:bCs/>
+        </w:rPr>
+        <w:t xml:space="preserve">断点续传</w:t>
+      </w:r>
+      <w:r>
+        <w:rPr>
+          <w:rFonts w:hint="eastAsia"/>
+        </w:rPr>
+        <w:t xml:space="preserve">：分片进度（progress）定期落库，Worker</w:t>
+      </w:r>
+      <w:r>
+        <w:t xml:space="preserve"> </w:t>
+      </w:r>
+      <w:r>
+        <w:rPr>
+          <w:rFonts w:hint="eastAsia"/>
+        </w:rPr>
+        <w:t xml:space="preserve">重启后从断点继续，at-least-once</w:t>
+      </w:r>
+      <w:r>
+        <w:t xml:space="preserve"> </w:t>
+      </w:r>
+      <w:r>
+        <w:rPr>
+          <w:rFonts w:hint="eastAsia"/>
+        </w:rPr>
+        <w:t xml:space="preserve">语义（各源的断点支持差异见《概要设计》§7.1；本报告基准场景为</w:t>
+      </w:r>
+      <w:r>
+        <w:t xml:space="preserve"> CSV </w:t>
+      </w:r>
+      <w:r>
+        <w:rPr>
+          <w:rFonts w:hint="eastAsia"/>
+        </w:rPr>
+        <w:t xml:space="preserve">链路，全程支持）</w:t>
+      </w:r>
+      <w:r>
+        <w:t xml:space="preserve"> </w:t>
+      </w:r>
+      <w:r>
+        <w:rPr>
+          <w:rFonts w:hint="eastAsia"/>
+        </w:rPr>
+        <w:t xml:space="preserve">配合幂等</w:t>
+      </w:r>
+      <w:r>
+        <w:t xml:space="preserve"> Sink </w:t>
+      </w:r>
+      <w:r>
+        <w:rPr>
+          <w:rFonts w:hint="eastAsia"/>
+        </w:rPr>
+        <w:t xml:space="preserve">保证结果正确。</w:t>
+      </w:r>
+    </w:p>
+    <w:bookmarkEnd w:id="26"/>
+    <w:bookmarkStart w:id="27" w:name="_结论"/>
+    <w:p>
+      <w:pPr>
+        <w:pStyle w:val="Heading2"/>
+      </w:pPr>
+      <w:r>
+        <w:t xml:space="preserve">6. </w:t>
+      </w:r>
+      <w:r>
+        <w:rPr>
+          <w:rFonts w:hint="eastAsia"/>
+        </w:rPr>
+        <w:t xml:space="preserve">结论</w:t>
+      </w:r>
+    </w:p>
+    <w:p>
+      <w:pPr>
+        <w:pStyle w:val="Compact"/>
+        <w:numPr>
+          <w:ilvl w:val="0"/>
+          <w:numId w:val="1007"/>
+        </w:numPr>
+      </w:pPr>
+      <w:r>
+        <w:rPr>
+          <w:rFonts w:hint="eastAsia"/>
+        </w:rPr>
+        <w:t xml:space="preserve">正式基准环境（测试机</w:t>
+      </w:r>
+      <w:r>
+        <w:t xml:space="preserve"> </w:t>
+      </w:r>
+      <w:r>
+        <w:rPr>
+          <w:rFonts w:hint="eastAsia"/>
+        </w:rPr>
+        <w:t xml:space="preserve">A，全容器化部署）实测赛题指定场景（csv-source</w:t>
+      </w:r>
+      <w:r>
+        <w:t xml:space="preserve"> → </w:t>
+      </w:r>
+      <w:r>
+        <w:rPr>
+          <w:rFonts w:hint="eastAsia"/>
+        </w:rPr>
+        <w:t xml:space="preserve">字段拼接</w:t>
+      </w:r>
+      <w:r>
+        <w:t xml:space="preserve"> → </w:t>
+      </w:r>
+      <w:r>
+        <w:rPr>
+          <w:rFonts w:hint="eastAsia"/>
+        </w:rPr>
+        <w:t xml:space="preserve">csv-sink）：</w:t>
+      </w:r>
+      <w:r>
+        <w:t xml:space="preserve"> </w:t>
+      </w:r>
+      <w:r>
+        <w:t xml:space="preserve">5000 </w:t>
+      </w:r>
+      <w:r>
+        <w:rPr>
+          <w:rFonts w:hint="eastAsia"/>
+        </w:rPr>
+        <w:t xml:space="preserve">万行（5.9GB）单分片端到端</w:t>
+      </w:r>
+      <w:r>
+        <w:t xml:space="preserve"> </w:t>
+      </w:r>
+      <w:r>
+        <w:rPr>
+          <w:b/>
+          <w:bCs/>
+        </w:rPr>
+        <w:t xml:space="preserve">169.8s</w:t>
+      </w:r>
+      <w:r>
+        <w:rPr>
+          <w:rFonts w:hint="eastAsia"/>
+        </w:rPr>
+        <w:t xml:space="preserve">；6</w:t>
+      </w:r>
+      <w:r>
+        <w:t xml:space="preserve"> </w:t>
+      </w:r>
+      <w:r>
+        <w:rPr>
+          <w:rFonts w:hint="eastAsia"/>
+        </w:rPr>
+        <w:t xml:space="preserve">分片</w:t>
+      </w:r>
+      <w:r>
+        <w:t xml:space="preserve"> 3 Worker </w:t>
+      </w:r>
+      <w:r>
+        <w:rPr>
+          <w:rFonts w:hint="eastAsia"/>
+        </w:rPr>
+        <w:t xml:space="preserve">横向扩展后</w:t>
+      </w:r>
+      <w:r>
+        <w:t xml:space="preserve"> </w:t>
+      </w:r>
+      <w:r>
+        <w:rPr>
+          <w:rFonts w:hint="eastAsia"/>
+          <w:b/>
+          <w:bCs/>
+        </w:rPr>
+        <w:t xml:space="preserve">50.8s、吞吐</w:t>
+      </w:r>
+      <w:r>
+        <w:rPr>
+          <w:b/>
+          <w:bCs/>
+        </w:rPr>
+        <w:t xml:space="preserve"> 98.4 </w:t>
+      </w:r>
+      <w:r>
+        <w:rPr>
+          <w:rFonts w:hint="eastAsia"/>
+          <w:b/>
+          <w:bCs/>
+        </w:rPr>
+        <w:t xml:space="preserve">万行/s、写盘</w:t>
+      </w:r>
+      <w:r>
+        <w:rPr>
+          <w:b/>
+          <w:bCs/>
+        </w:rPr>
+        <w:t xml:space="preserve"> </w:t>
+      </w:r>
+      <w:r>
+        <w:rPr>
+          <w:rFonts w:hint="eastAsia"/>
+          <w:b/>
+          <w:bCs/>
+        </w:rPr>
+        <w:t xml:space="preserve">144.7MB/s，加速</w:t>
+      </w:r>
+      <w:r>
+        <w:rPr>
+          <w:b/>
+          <w:bCs/>
+        </w:rPr>
+        <w:t xml:space="preserve"> 3.3 </w:t>
+      </w:r>
+      <w:r>
+        <w:rPr>
+          <w:rFonts w:hint="eastAsia"/>
+          <w:b/>
+          <w:bCs/>
+        </w:rPr>
+        <w:t xml:space="preserve">倍</w:t>
+      </w:r>
+      <w:r>
+        <w:rPr>
+          <w:rFonts w:hint="eastAsia"/>
+        </w:rPr>
+        <w:t xml:space="preserve">；</w:t>
+      </w:r>
+    </w:p>
+    <w:p>
+      <w:pPr>
+        <w:pStyle w:val="Compact"/>
+        <w:numPr>
+          <w:ilvl w:val="0"/>
+          <w:numId w:val="1007"/>
+        </w:numPr>
+      </w:pPr>
+      <w:r>
+        <w:t xml:space="preserve">1000 </w:t>
+      </w:r>
+      <w:r>
+        <w:rPr>
+          <w:rFonts w:hint="eastAsia"/>
+        </w:rPr>
+        <w:t xml:space="preserve">万行档</w:t>
+      </w:r>
+      <w:r>
+        <w:t xml:space="preserve"> 4 </w:t>
+      </w:r>
+      <w:r>
+        <w:rPr>
+          <w:rFonts w:hint="eastAsia"/>
+        </w:rPr>
+        <w:t xml:space="preserve">分片相对单分片加速</w:t>
+      </w:r>
+      <w:r>
+        <w:t xml:space="preserve"> </w:t>
+      </w:r>
+      <w:r>
+        <w:rPr>
+          <w:b/>
+          <w:bCs/>
+        </w:rPr>
+        <w:t xml:space="preserve">2.4 </w:t>
+      </w:r>
+      <w:r>
+        <w:rPr>
+          <w:rFonts w:hint="eastAsia"/>
+          <w:b/>
+          <w:bCs/>
+        </w:rPr>
+        <w:t xml:space="preserve">倍</w:t>
+      </w:r>
+      <w:r>
+        <w:rPr>
+          <w:rFonts w:hint="eastAsia"/>
+        </w:rPr>
+        <w:t xml:space="preserve">（38.5s</w:t>
+      </w:r>
+      <w:r>
+        <w:t xml:space="preserve"> → </w:t>
+      </w:r>
+      <w:r>
+        <w:rPr>
+          <w:rFonts w:hint="eastAsia"/>
+        </w:rPr>
+        <w:t xml:space="preserve">16.2s）。</w:t>
+      </w:r>
+      <w:r>
+        <w:rPr>
+          <w:rFonts w:hint="eastAsia"/>
+          <w:b/>
+          <w:bCs/>
+        </w:rPr>
+        <w:t xml:space="preserve">并行度并非越高越好</w:t>
+      </w:r>
+      <w:r>
+        <w:rPr>
+          <w:rFonts w:hint="eastAsia"/>
+        </w:rPr>
+        <w:t xml:space="preserve">：</w:t>
+      </w:r>
+      <w:r>
+        <w:t xml:space="preserve"> </w:t>
+      </w:r>
+      <w:r>
+        <w:rPr>
+          <w:rFonts w:hint="eastAsia"/>
+        </w:rPr>
+        <w:t xml:space="preserve">再提高到</w:t>
+      </w:r>
+      <w:r>
+        <w:t xml:space="preserve"> 6 </w:t>
+      </w:r>
+      <w:r>
+        <w:rPr>
+          <w:rFonts w:hint="eastAsia"/>
+        </w:rPr>
+        <w:t xml:space="preserve">分片没有额外收益，直接原因是</w:t>
+      </w:r>
+      <w:r>
+        <w:t xml:space="preserve"> </w:t>
+      </w:r>
+      <w:r>
+        <w:rPr>
+          <w:b/>
+          <w:bCs/>
+        </w:rPr>
+        <w:t xml:space="preserve">CPU </w:t>
+      </w:r>
+      <w:r>
+        <w:rPr>
+          <w:rFonts w:hint="eastAsia"/>
+          <w:b/>
+          <w:bCs/>
+        </w:rPr>
+        <w:t xml:space="preserve">先到达上限</w:t>
+      </w:r>
+      <w:r>
+        <w:rPr>
+          <w:rFonts w:hint="eastAsia"/>
+        </w:rPr>
+        <w:t xml:space="preserve">（6</w:t>
+      </w:r>
+      <w:r>
+        <w:t xml:space="preserve"> </w:t>
+      </w:r>
+      <w:r>
+        <w:rPr>
+          <w:rFonts w:hint="eastAsia"/>
+        </w:rPr>
+        <w:t xml:space="preserve">分片时</w:t>
+      </w:r>
+      <w:r>
+        <w:t xml:space="preserve"> run-queue </w:t>
+      </w:r>
+      <w:r>
+        <w:rPr>
+          <w:rFonts w:hint="eastAsia"/>
+        </w:rPr>
+        <w:t xml:space="preserve">均值</w:t>
+      </w:r>
+      <w:r>
+        <w:t xml:space="preserve"> </w:t>
+      </w:r>
+      <w:r>
+        <w:rPr>
+          <w:rFonts w:hint="eastAsia"/>
+        </w:rPr>
+        <w:t xml:space="preserve">9.4，</w:t>
+      </w:r>
+      <w:r>
+        <w:t xml:space="preserve"> </w:t>
+      </w:r>
+      <w:r>
+        <w:rPr>
+          <w:rFonts w:hint="eastAsia"/>
+        </w:rPr>
+        <w:t xml:space="preserve">已超过本机</w:t>
+      </w:r>
+      <w:r>
+        <w:t xml:space="preserve"> 8 </w:t>
+      </w:r>
+      <w:r>
+        <w:rPr>
+          <w:rFonts w:hint="eastAsia"/>
+        </w:rPr>
+        <w:t xml:space="preserve">vCPU；CPU</w:t>
+      </w:r>
+      <w:r>
+        <w:t xml:space="preserve"> </w:t>
+      </w:r>
+      <w:r>
+        <w:rPr>
+          <w:rFonts w:hint="eastAsia"/>
+        </w:rPr>
+        <w:t xml:space="preserve">空闲仅剩</w:t>
+      </w:r>
+      <w:r>
+        <w:t xml:space="preserve"> </w:t>
+      </w:r>
+      <w:r>
+        <w:rPr>
+          <w:rFonts w:hint="eastAsia"/>
+        </w:rPr>
+        <w:t xml:space="preserve">16.3%），而</w:t>
+      </w:r>
+      <w:r>
+        <w:rPr>
+          <w:rFonts w:hint="eastAsia"/>
+          <w:b/>
+          <w:bCs/>
+        </w:rPr>
+        <w:t xml:space="preserve">不是磁盘饱和</w:t>
+      </w:r>
+      <w:r>
+        <w:rPr>
+          <w:rFonts w:hint="eastAsia"/>
+        </w:rPr>
+        <w:t xml:space="preserve">（全程实测平均</w:t>
+      </w:r>
+      <w:r>
+        <w:t xml:space="preserve"> </w:t>
+      </w:r>
+      <w:r>
+        <w:rPr>
+          <w:rStyle w:val="VerbatimChar"/>
+        </w:rPr>
+        <w:t xml:space="preserve">%util</w:t>
+      </w:r>
+      <w:r>
+        <w:t xml:space="preserve"> </w:t>
+      </w:r>
+      <w:r>
+        <w:rPr>
+          <w:rFonts w:hint="eastAsia"/>
+        </w:rPr>
+        <w:t xml:space="preserve">仅</w:t>
+      </w:r>
+      <w:r>
+        <w:t xml:space="preserve"> </w:t>
+      </w:r>
+      <w:r>
+        <w:rPr>
+          <w:rFonts w:hint="eastAsia"/>
+        </w:rPr>
+        <w:t xml:space="preserve">5.7%~20%）；</w:t>
+      </w:r>
+    </w:p>
+    <w:p>
+      <w:pPr>
+        <w:pStyle w:val="Compact"/>
+        <w:numPr>
+          <w:ilvl w:val="0"/>
+          <w:numId w:val="1007"/>
+        </w:numPr>
+      </w:pPr>
+      <w:r>
+        <w:rPr>
+          <w:rFonts w:hint="eastAsia"/>
+        </w:rPr>
+        <w:t xml:space="preserve">每档按「1</w:t>
+      </w:r>
+      <w:r>
+        <w:t xml:space="preserve"> </w:t>
+      </w:r>
+      <w:r>
+        <w:rPr>
+          <w:rFonts w:hint="eastAsia"/>
+        </w:rPr>
+        <w:t xml:space="preserve">次预热</w:t>
+      </w:r>
+      <w:r>
+        <w:t xml:space="preserve"> + 3 </w:t>
+      </w:r>
+      <w:r>
+        <w:rPr>
+          <w:rFonts w:hint="eastAsia"/>
+        </w:rPr>
+        <w:t xml:space="preserve">次正式运行取中位数」测量并给出极差。需如实说明：基准环境是跑在</w:t>
+      </w:r>
+      <w:r>
+        <w:t xml:space="preserve"> </w:t>
+      </w:r>
+      <w:r>
+        <w:rPr>
+          <w:rFonts w:hint="eastAsia"/>
+        </w:rPr>
+        <w:t xml:space="preserve">笔记本电脑上的虚拟机，</w:t>
+      </w:r>
+      <w:r>
+        <w:rPr>
+          <w:rFonts w:hint="eastAsia"/>
+          <w:b/>
+          <w:bCs/>
+        </w:rPr>
+        <w:t xml:space="preserve">批次内</w:t>
+      </w:r>
+      <w:r>
+        <w:rPr>
+          <w:rFonts w:hint="eastAsia"/>
+        </w:rPr>
+        <w:t xml:space="preserve">复现性良好（极差</w:t>
+      </w:r>
+      <w:r>
+        <w:t xml:space="preserve"> </w:t>
+      </w:r>
+      <w:r>
+        <w:rPr>
+          <w:rFonts w:hint="eastAsia"/>
+        </w:rPr>
+        <w:t xml:space="preserve">0.4%~32%），</w:t>
+      </w:r>
+      <w:r>
+        <w:rPr>
+          <w:rFonts w:hint="eastAsia"/>
+          <w:b/>
+          <w:bCs/>
+        </w:rPr>
+        <w:t xml:space="preserve">跨批次</w:t>
+      </w:r>
+      <w:r>
+        <w:rPr>
+          <w:rFonts w:hint="eastAsia"/>
+        </w:rPr>
+        <w:t xml:space="preserve">绝对耗时漂移可达</w:t>
+      </w:r>
+      <w:r>
+        <w:t xml:space="preserve"> </w:t>
+      </w:r>
+      <w:r>
+        <w:rPr>
+          <w:rFonts w:hint="eastAsia"/>
+        </w:rPr>
+        <w:t xml:space="preserve">63%，</w:t>
+      </w:r>
+      <w:r>
+        <w:t xml:space="preserve"> </w:t>
+      </w:r>
+      <w:r>
+        <w:rPr>
+          <w:rFonts w:hint="eastAsia"/>
+        </w:rPr>
+        <w:t xml:space="preserve">故本报告的引用依据限于</w:t>
+      </w:r>
+      <w:r>
+        <w:rPr>
+          <w:rFonts w:hint="eastAsia"/>
+          <w:b/>
+          <w:bCs/>
+        </w:rPr>
+        <w:t xml:space="preserve">同一批次内的横向对比</w:t>
+      </w:r>
+      <w:r>
+        <w:rPr>
+          <w:rFonts w:hint="eastAsia"/>
+        </w:rPr>
+        <w:t xml:space="preserve">与</w:t>
+      </w:r>
+      <w:r>
+        <w:rPr>
+          <w:rFonts w:hint="eastAsia"/>
+          <w:b/>
+          <w:bCs/>
+        </w:rPr>
+        <w:t xml:space="preserve">跨批次一致的资源证据</w:t>
+      </w:r>
+      <w:r>
+        <w:rPr>
+          <w:rFonts w:hint="eastAsia"/>
+        </w:rPr>
+        <w:t xml:space="preserve">（详见</w:t>
+      </w:r>
+      <w:r>
+        <w:t xml:space="preserve"> </w:t>
+      </w:r>
+      <w:r>
+        <w:rPr>
+          <w:rFonts w:hint="eastAsia"/>
+        </w:rPr>
+        <w:t xml:space="preserve">§3.3、§4.3）；</w:t>
+      </w:r>
+    </w:p>
+    <w:p>
+      <w:pPr>
+        <w:pStyle w:val="Compact"/>
+        <w:numPr>
+          <w:ilvl w:val="0"/>
+          <w:numId w:val="1007"/>
+        </w:numPr>
+      </w:pPr>
+      <w:r>
+        <w:t xml:space="preserve">Kafka </w:t>
+      </w:r>
+      <w:r>
+        <w:rPr>
+          <w:rFonts w:hint="eastAsia"/>
+        </w:rPr>
+        <w:t xml:space="preserve">读写、Redis</w:t>
+      </w:r>
+      <w:r>
+        <w:t xml:space="preserve"> </w:t>
+      </w:r>
+      <w:r>
+        <w:rPr>
+          <w:rFonts w:hint="eastAsia"/>
+        </w:rPr>
+        <w:t xml:space="preserve">补数在真实中间件环境全部验证通过，输出字节级核对无误；</w:t>
+      </w:r>
+    </w:p>
+    <w:p>
+      <w:pPr>
+        <w:pStyle w:val="Compact"/>
+        <w:numPr>
+          <w:ilvl w:val="0"/>
+          <w:numId w:val="1007"/>
+        </w:numPr>
+      </w:pPr>
+      <w:r>
+        <w:rPr>
+          <w:rFonts w:hint="eastAsia"/>
+        </w:rPr>
+        <w:t xml:space="preserve">关于赛题建议基准（8vCPU</w:t>
+      </w:r>
+      <w:r>
+        <w:t xml:space="preserve"> / 32GB / </w:t>
+      </w:r>
+      <w:r>
+        <w:rPr>
+          <w:rFonts w:hint="eastAsia"/>
+        </w:rPr>
+        <w:t xml:space="preserve">机械硬盘）：测试机</w:t>
+      </w:r>
+      <w:r>
+        <w:t xml:space="preserve"> A </w:t>
+      </w:r>
+      <w:r>
+        <w:rPr>
+          <w:rFonts w:hint="eastAsia"/>
+        </w:rPr>
+        <w:t xml:space="preserve">为虚拟磁盘，测试机</w:t>
+      </w:r>
+      <w:r>
+        <w:t xml:space="preserve"> B </w:t>
+      </w:r>
+      <w:r>
+        <w:rPr>
+          <w:rFonts w:hint="eastAsia"/>
+        </w:rPr>
+        <w:t xml:space="preserve">虽为机械盘但</w:t>
+      </w:r>
+      <w:r>
+        <w:t xml:space="preserve"> </w:t>
+      </w:r>
+      <w:r>
+        <w:rPr>
+          <w:rFonts w:hint="eastAsia"/>
+          <w:b/>
+          <w:bCs/>
+        </w:rPr>
+        <w:t xml:space="preserve">未做同口径基准测试</w:t>
+      </w:r>
+      <w:r>
+        <w:rPr>
+          <w:rFonts w:hint="eastAsia"/>
+        </w:rPr>
+        <w:t xml:space="preserve">，故本报告</w:t>
+      </w:r>
+      <w:r>
+        <w:rPr>
+          <w:rFonts w:hint="eastAsia"/>
+          <w:b/>
+          <w:bCs/>
+        </w:rPr>
+        <w:t xml:space="preserve">不对机械盘环境下的绝对吞吐做折算推断</w:t>
+      </w:r>
+      <w:r>
+        <w:rPr>
+          <w:rFonts w:hint="eastAsia"/>
+        </w:rPr>
+        <w:t xml:space="preserve">。可给出的定性判断是：</w:t>
+      </w:r>
+      <w:r>
+        <w:t xml:space="preserve"> </w:t>
+      </w:r>
+      <w:r>
+        <w:rPr>
+          <w:rFonts w:hint="eastAsia"/>
+        </w:rPr>
+        <w:t xml:space="preserve">本环境瓶颈在</w:t>
+      </w:r>
+      <w:r>
+        <w:t xml:space="preserve"> </w:t>
+      </w:r>
+      <w:r>
+        <w:rPr>
+          <w:rFonts w:hint="eastAsia"/>
+        </w:rPr>
+        <w:t xml:space="preserve">CPU（§4.3），机械盘顺序</w:t>
       </w:r>
       <w:r>
         <w:t xml:space="preserve"> I/O </w:t>
@@ -5079,25 +7773,129 @@
         <w:rPr>
           <w:rFonts w:hint="eastAsia"/>
         </w:rPr>
-        <w:t xml:space="preserve">经验值约</w:t>
-      </w:r>
-      <w:r>
-        <w:t xml:space="preserve"> </w:t>
-      </w:r>
-      <w:r>
-        <w:rPr>
-          <w:rFonts w:hint="eastAsia"/>
-        </w:rPr>
-        <w:t xml:space="preserve">100~150MB/s）仍高于实测写盘速率峰值</w:t>
-      </w:r>
-      <w:r>
-        <w:t xml:space="preserve"> </w:t>
-      </w:r>
-      <w:r>
-        <w:rPr>
-          <w:rFonts w:hint="eastAsia"/>
-        </w:rPr>
-        <w:t xml:space="preserve">（81.7MB/s），本报告结论在赛题基准环境下成立。</w:t>
+        <w:t xml:space="preserve">带宽亦低于虚拟磁盘，因此</w:t>
+      </w:r>
+      <w:r>
+        <w:rPr>
+          <w:rFonts w:hint="eastAsia"/>
+          <w:b/>
+          <w:bCs/>
+        </w:rPr>
+        <w:t xml:space="preserve">「分片有效、并行度存在</w:t>
+      </w:r>
+      <w:r>
+        <w:rPr>
+          <w:b/>
+          <w:bCs/>
+        </w:rPr>
+        <w:t xml:space="preserve"> </w:t>
+      </w:r>
+      <w:r>
+        <w:rPr>
+          <w:rFonts w:hint="eastAsia"/>
+          <w:b/>
+          <w:bCs/>
+        </w:rPr>
+        <w:t xml:space="preserve">上限」这一结论方向不变，但绝对耗时会上升</w:t>
+      </w:r>
+      <w:r>
+        <w:rPr>
+          <w:rFonts w:hint="eastAsia"/>
+        </w:rPr>
+        <w:t xml:space="preserve">，需在目标环境重新实测；</w:t>
+      </w:r>
+    </w:p>
+    <w:p>
+      <w:pPr>
+        <w:pStyle w:val="Compact"/>
+        <w:numPr>
+          <w:ilvl w:val="0"/>
+          <w:numId w:val="1007"/>
+        </w:numPr>
+      </w:pPr>
+      <w:r>
+        <w:rPr>
+          <w:rFonts w:hint="eastAsia"/>
+        </w:rPr>
+        <w:t xml:space="preserve">本轮全部原始数据（逐次终端日志、</w:t>
+      </w:r>
+      <w:r>
+        <w:rPr>
+          <w:rStyle w:val="VerbatimChar"/>
+        </w:rPr>
+        <w:t xml:space="preserve">iostat</w:t>
+      </w:r>
+      <w:r>
+        <w:t xml:space="preserve"> </w:t>
+      </w:r>
+      <w:r>
+        <w:t xml:space="preserve">/</w:t>
+      </w:r>
+      <w:r>
+        <w:t xml:space="preserve"> </w:t>
+      </w:r>
+      <w:r>
+        <w:rPr>
+          <w:rStyle w:val="VerbatimChar"/>
+        </w:rPr>
+        <w:t xml:space="preserve">vmstat</w:t>
+      </w:r>
+      <w:r>
+        <w:t xml:space="preserve"> </w:t>
+      </w:r>
+      <w:r>
+        <w:rPr>
+          <w:rFonts w:hint="eastAsia"/>
+        </w:rPr>
+        <w:t xml:space="preserve">采样、环境采集输出）留存于</w:t>
+      </w:r>
+      <w:r>
+        <w:t xml:space="preserve"> </w:t>
+      </w:r>
+      <w:r>
+        <w:rPr>
+          <w:rStyle w:val="VerbatimChar"/>
+        </w:rPr>
+        <w:t xml:space="preserve">stream-platform/bench-results/</w:t>
+      </w:r>
+      <w:r>
+        <w:rPr>
+          <w:rFonts w:hint="eastAsia"/>
+        </w:rPr>
+        <w:t xml:space="preserve">，可用</w:t>
+      </w:r>
+      <w:r>
+        <w:t xml:space="preserve"> </w:t>
+      </w:r>
+      <w:r>
+        <w:rPr>
+          <w:rStyle w:val="VerbatimChar"/>
+        </w:rPr>
+        <w:t xml:space="preserve">scripts/bench.sh</w:t>
+      </w:r>
+      <w:r>
+        <w:rPr>
+          <w:rFonts w:hint="eastAsia"/>
+        </w:rPr>
+        <w:t xml:space="preserve">（单格）与</w:t>
+      </w:r>
+      <w:r>
+        <w:t xml:space="preserve"> </w:t>
+      </w:r>
+      <w:r>
+        <w:rPr>
+          <w:rStyle w:val="VerbatimChar"/>
+        </w:rPr>
+        <w:t xml:space="preserve">scripts/t4-matrix.sh</w:t>
+      </w:r>
+      <w:r>
+        <w:t xml:space="preserve"> </w:t>
+      </w:r>
+      <w:r>
+        <w:rPr>
+          <w:rFonts w:hint="eastAsia"/>
+        </w:rPr>
+        <w:t xml:space="preserve">（全矩阵）在同规格环境复现。</w:t>
       </w:r>
     </w:p>
     <w:bookmarkEnd w:id="27"/>
@@ -5792,31 +8590,70 @@
         <w:t xml:space="preserve">虚拟化）单分片约</w:t>
       </w:r>
       <w:r>
-        <w:t xml:space="preserve"> 20 </w:t>
-      </w:r>
-      <w:r>
-        <w:rPr>
-          <w:rFonts w:hint="eastAsia"/>
-        </w:rPr>
-        <w:t xml:space="preserve">万行/s。两者均验证了”瓶颈在</w:t>
-      </w:r>
-      <w:r>
-        <w:t xml:space="preserve"> I/O </w:t>
-      </w:r>
-      <w:r>
-        <w:rPr>
-          <w:rFonts w:hint="eastAsia"/>
-        </w:rPr>
-        <w:t xml:space="preserve">与单流水线串行度，</w:t>
-      </w:r>
-      <w:r>
-        <w:t xml:space="preserve"> </w:t>
-      </w:r>
-      <w:r>
-        <w:rPr>
-          <w:rFonts w:hint="eastAsia"/>
-        </w:rPr>
-        <w:t xml:space="preserve">引擎可通过分片横向扩展”的同一结论。</w:t>
+        <w:t xml:space="preserve"> 26~29 </w:t>
+      </w:r>
+      <w:r>
+        <w:rPr>
+          <w:rFonts w:hint="eastAsia"/>
+        </w:rPr>
+        <w:t xml:space="preserve">万行/s。两者均验证了「瓶颈在单条流水线的串行度、</w:t>
+      </w:r>
+      <w:r>
+        <w:t xml:space="preserve"> </w:t>
+      </w:r>
+      <w:r>
+        <w:rPr>
+          <w:rFonts w:hint="eastAsia"/>
+        </w:rPr>
+        <w:t xml:space="preserve">引擎本身不构成瓶颈、可通过分片横向扩展」的同一结论。</w:t>
+      </w:r>
+    </w:p>
+    <w:p>
+      <w:pPr>
+        <w:pStyle w:val="BlockText"/>
+      </w:pPr>
+      <w:r>
+        <w:rPr>
+          <w:rFonts w:hint="eastAsia"/>
+        </w:rPr>
+        <w:t xml:space="preserve">本附录数据为</w:t>
+      </w:r>
+      <w:r>
+        <w:rPr>
+          <w:rFonts w:hint="eastAsia"/>
+          <w:b/>
+          <w:bCs/>
+        </w:rPr>
+        <w:t xml:space="preserve">开发笔记本上的方法验证</w:t>
+      </w:r>
+      <w:r>
+        <w:rPr>
+          <w:rFonts w:hint="eastAsia"/>
+        </w:rPr>
+        <w:t xml:space="preserve">，非验收环境，</w:t>
+      </w:r>
+      <w:r>
+        <w:rPr>
+          <w:rFonts w:hint="eastAsia"/>
+          <w:b/>
+          <w:bCs/>
+        </w:rPr>
+        <w:t xml:space="preserve">不作性能结论引用</w:t>
+      </w:r>
+      <w:r>
+        <w:rPr>
+          <w:rFonts w:hint="eastAsia"/>
+        </w:rPr>
+        <w:t xml:space="preserve">（引用见</w:t>
+      </w:r>
+      <w:r>
+        <w:t xml:space="preserve"> </w:t>
+      </w:r>
+      <w:r>
+        <w:rPr>
+          <w:rFonts w:hint="eastAsia"/>
+        </w:rPr>
+        <w:t xml:space="preserve">§4）。</w:t>
       </w:r>
     </w:p>
     <w:bookmarkEnd w:id="29"/>
@@ -6219,6 +9056,9 @@
     <w:abstractNumId w:val="991"/>
   </w:num>
   <w:num w:numId="1006">
+    <w:abstractNumId w:val="991"/>
+  </w:num>
+  <w:num w:numId="1007">
     <w:abstractNumId w:val="99411"/>
     <w:lvlOverride w:ilvl="0">
       <w:startOverride w:val="1"/>

--- a/deliverables/性能测试报告.docx
+++ b/deliverables/性能测试报告.docx
@@ -3675,7 +3675,7 @@
               <w:pStyle w:val="Compact"/>
             </w:pPr>
             <w:r>
-              <w:t xml:space="preserve">35.6s †</w:t>
+              <w:t xml:space="preserve">35.6s ※</w:t>
             </w:r>
           </w:p>
         </w:tc>
@@ -3725,7 +3725,7 @@
               <w:pStyle w:val="Compact"/>
             </w:pPr>
             <w:r>
-              <w:t xml:space="preserve">1.1 †</w:t>
+              <w:t xml:space="preserve">1.1 ※</w:t>
             </w:r>
           </w:p>
         </w:tc>
@@ -4042,7 +4042,7 @@
         <w:pStyle w:val="BlockText"/>
       </w:pPr>
       <w:r>
-        <w:t xml:space="preserve">†</w:t>
+        <w:t xml:space="preserve">※</w:t>
       </w:r>
       <w:r>
         <w:t xml:space="preserve"> </w:t>

--- a/deliverables/性能测试报告.docx
+++ b/deliverables/性能测试报告.docx
@@ -1747,16 +1747,24 @@
       </w:r>
       <w:r>
         <w:rPr>
-          <w:b/>
-          <w:bCs/>
-        </w:rPr>
-        <w:t xml:space="preserve">8~13s</w:t>
-      </w:r>
-      <w:r>
-        <w:rPr>
-          <w:rFonts w:hint="eastAsia"/>
-        </w:rPr>
-        <w:t xml:space="preserve">（见</w:t>
+          <w:rFonts w:hint="eastAsia"/>
+          <w:b/>
+          <w:bCs/>
+        </w:rPr>
+        <w:t xml:space="preserve">8~13s，其中位推值约</w:t>
+      </w:r>
+      <w:r>
+        <w:rPr>
+          <w:b/>
+          <w:bCs/>
+        </w:rPr>
+        <w:t xml:space="preserve"> 10.5s</w:t>
+      </w:r>
+      <w:r>
+        <w:rPr>
+          <w:rFonts w:hint="eastAsia"/>
+        </w:rPr>
+        <w:t xml:space="preserve">（推导见</w:t>
       </w:r>
       <w:r>
         <w:t xml:space="preserve"> </w:t>
@@ -1766,6 +1774,33 @@
           <w:rFonts w:hint="eastAsia"/>
         </w:rPr>
         <w:t xml:space="preserve">§4.1）。</w:t>
+      </w:r>
+      <w:r>
+        <w:t xml:space="preserve"> </w:t>
+      </w:r>
+      <w:r>
+        <w:rPr>
+          <w:rFonts w:hint="eastAsia"/>
+        </w:rPr>
+        <w:t xml:space="preserve">（全文统一采用这一口径，§3.4</w:t>
+      </w:r>
+      <w:r>
+        <w:t xml:space="preserve"> </w:t>
+      </w:r>
+      <w:r>
+        <w:rPr>
+          <w:rFonts w:hint="eastAsia"/>
+        </w:rPr>
+        <w:t xml:space="preserve">与</w:t>
+      </w:r>
+      <w:r>
+        <w:t xml:space="preserve"> §4.1 </w:t>
+      </w:r>
+      <w:r>
+        <w:rPr>
+          <w:rFonts w:hint="eastAsia"/>
+        </w:rPr>
+        <w:t xml:space="preserve">不再各写一个数。）</w:t>
       </w:r>
     </w:p>
     <w:p>
@@ -2294,7 +2329,8 @@
     <w:tbl>
       <w:tblPr>
         <w:tblStyle w:val="Table"/>
-        <w:tblW w:type="auto" w:w="0"/>
+        <w:tblW w:type="pct" w:w="5000"/>
+        <w:tblLayout w:type="fixed"/>
         <w:tblLook w:firstRow="1" w:lastRow="0" w:firstColumn="0" w:lastColumn="0" w:noHBand="0" w:noVBand="0" w:val="0020"/>
       </w:tblPr>
       <w:tblGrid>
@@ -2386,7 +2422,16 @@
               <w:rPr>
                 <w:rFonts w:hint="eastAsia"/>
               </w:rPr>
-              <w:t xml:space="preserve">8~10s）</w:t>
+              <w:t xml:space="preserve">8~13s，见</w:t>
+            </w:r>
+            <w:r>
+              <w:t xml:space="preserve"> </w:t>
+            </w:r>
+            <w:r>
+              <w:rPr>
+                <w:rFonts w:hint="eastAsia"/>
+              </w:rPr>
+              <w:t xml:space="preserve">§3.3）</w:t>
             </w:r>
           </w:p>
         </w:tc>
@@ -3081,7 +3126,7 @@
         <w:rPr>
           <w:rFonts w:hint="eastAsia"/>
         </w:rPr>
-        <w:t xml:space="preserve">的纯处理时间），与</w:t>
+        <w:t xml:space="preserve">的纯处理时间）。这是</w:t>
       </w:r>
       <w:r>
         <w:t xml:space="preserve"> §3.3 </w:t>
@@ -3093,13 +3138,32 @@
         <w:t xml:space="preserve">所述</w:t>
       </w:r>
       <w:r>
-        <w:t xml:space="preserve"> 8~13s </w:t>
-      </w:r>
-      <w:r>
-        <w:rPr>
-          <w:rFonts w:hint="eastAsia"/>
-        </w:rPr>
-        <w:t xml:space="preserve">的量级一致。</w:t>
+        <w:t xml:space="preserve"> </w:t>
+      </w:r>
+      <w:r>
+        <w:rPr>
+          <w:b/>
+          <w:bCs/>
+        </w:rPr>
+        <w:t xml:space="preserve">8~13s</w:t>
+      </w:r>
+      <w:r>
+        <w:t xml:space="preserve"> </w:t>
+      </w:r>
+      <w:r>
+        <w:rPr>
+          <w:rFonts w:hint="eastAsia"/>
+        </w:rPr>
+        <w:t xml:space="preserve">区间的中位推值，</w:t>
+      </w:r>
+      <w:r>
+        <w:t xml:space="preserve"> </w:t>
+      </w:r>
+      <w:r>
+        <w:rPr>
+          <w:rFonts w:hint="eastAsia"/>
+        </w:rPr>
+        <w:t xml:space="preserve">两处口径一致。</w:t>
       </w:r>
     </w:p>
     <w:p>

--- a/deliverables/性能测试报告.docx
+++ b/deliverables/性能测试报告.docx
@@ -3551,7 +3551,7 @@
               <w:pStyle w:val="Compact"/>
             </w:pPr>
             <w:r>
-              <w:t xml:space="preserve">28.7 </w:t>
+              <w:t xml:space="preserve">37.9 </w:t>
             </w:r>
             <w:r>
               <w:rPr>
@@ -3568,7 +3568,7 @@
               <w:pStyle w:val="Compact"/>
             </w:pPr>
             <w:r>
-              <w:t xml:space="preserve">39.1 MB/s</w:t>
+              <w:t xml:space="preserve">51.5 MB/s</w:t>
             </w:r>
           </w:p>
         </w:tc>
@@ -3953,7 +3953,7 @@
               <w:pStyle w:val="Compact"/>
             </w:pPr>
             <w:r>
-              <w:t xml:space="preserve">74.6 </w:t>
+              <w:t xml:space="preserve">82.2 </w:t>
             </w:r>
             <w:r>
               <w:rPr>
@@ -3970,7 +3970,7 @@
               <w:pStyle w:val="Compact"/>
             </w:pPr>
             <w:r>
-              <w:t xml:space="preserve">109.7 MB/s</w:t>
+              <w:t xml:space="preserve">120.9 MB/s</w:t>
             </w:r>
           </w:p>
         </w:tc>
@@ -4113,6 +4113,75 @@
       </w:r>
       <w:r>
         <w:rPr>
+          <w:rFonts w:hint="eastAsia"/>
+          <w:b/>
+          <w:bCs/>
+        </w:rPr>
+        <w:t xml:space="preserve">同格同源</w:t>
+      </w:r>
+      <w:r>
+        <w:rPr>
+          <w:rFonts w:hint="eastAsia"/>
+        </w:rPr>
+        <w:t xml:space="preserve">：表内「端到端耗时」为三次运行的中位数，「吞吐」与「写盘速率」取自</w:t>
+      </w:r>
+      <w:r>
+        <w:t xml:space="preserve"> </w:t>
+      </w:r>
+      <w:r>
+        <w:rPr>
+          <w:rFonts w:hint="eastAsia"/>
+          <w:b/>
+          <w:bCs/>
+        </w:rPr>
+        <w:t xml:space="preserve">与中位数同一次</w:t>
+      </w:r>
+      <w:r>
+        <w:rPr>
+          <w:rFonts w:hint="eastAsia"/>
+        </w:rPr>
+        <w:t xml:space="preserve">的运行。因此「行数</w:t>
+      </w:r>
+      <w:r>
+        <w:t xml:space="preserve"> ÷ </w:t>
+      </w:r>
+      <w:r>
+        <w:rPr>
+          <w:rFonts w:hint="eastAsia"/>
+        </w:rPr>
+        <w:t xml:space="preserve">耗时」与「输出字节数</w:t>
+      </w:r>
+      <w:r>
+        <w:t xml:space="preserve"> ÷ </w:t>
+      </w:r>
+      <w:r>
+        <w:rPr>
+          <w:rFonts w:hint="eastAsia"/>
+        </w:rPr>
+        <w:t xml:space="preserve">耗时」可与表中数值逐字对上，</w:t>
+      </w:r>
+      <w:r>
+        <w:t xml:space="preserve"> </w:t>
+      </w:r>
+      <w:r>
+        <w:rPr>
+          <w:rFonts w:hint="eastAsia"/>
+        </w:rPr>
+        <w:t xml:space="preserve">便于自行复算。</w:t>
+      </w:r>
+    </w:p>
+    <w:p>
+      <w:pPr>
+        <w:pStyle w:val="BlockText"/>
+      </w:pPr>
+      <w:r>
+        <w:t xml:space="preserve">※</w:t>
+      </w:r>
+      <w:r>
+        <w:t xml:space="preserve"> </w:t>
+      </w:r>
+      <w:r>
+        <w:rPr>
           <w:b/>
           <w:bCs/>
         </w:rPr>
@@ -4184,13 +4253,55 @@
         <w:t xml:space="preserve">与本批次的</w:t>
       </w:r>
       <w:r>
+        <w:t xml:space="preserve"> </w:t>
+      </w:r>
+      <w:r>
+        <w:rPr>
+          <w:b/>
+          <w:bCs/>
+        </w:rPr>
+        <w:t xml:space="preserve">2 </w:t>
+      </w:r>
+      <w:r>
+        <w:rPr>
+          <w:rFonts w:hint="eastAsia"/>
+          <w:b/>
+          <w:bCs/>
+        </w:rPr>
+        <w:t xml:space="preserve">分片</w:t>
+      </w:r>
+      <w:r>
+        <w:rPr>
+          <w:rFonts w:hint="eastAsia"/>
+        </w:rPr>
+        <w:t xml:space="preserve">（26.4s）持平（本批次</w:t>
+      </w:r>
+      <w:r>
         <w:t xml:space="preserve"> 4 </w:t>
       </w:r>
       <w:r>
         <w:rPr>
           <w:rFonts w:hint="eastAsia"/>
         </w:rPr>
-        <w:t xml:space="preserve">分片持平。因此</w:t>
+        <w:t xml:space="preserve">分片为</w:t>
+      </w:r>
+      <w:r>
+        <w:t xml:space="preserve"> </w:t>
+      </w:r>
+      <w:r>
+        <w:rPr>
+          <w:rFonts w:hint="eastAsia"/>
+        </w:rPr>
+        <w:t xml:space="preserve">16.2s，并不持平）。</w:t>
+      </w:r>
+      <w:r>
+        <w:t xml:space="preserve"> </w:t>
+      </w:r>
+      <w:r>
+        <w:rPr>
+          <w:rFonts w:hint="eastAsia"/>
+        </w:rPr>
+        <w:t xml:space="preserve">因此</w:t>
       </w:r>
       <w:r>
         <w:rPr>
